--- a/docs/report_gen_word.docx
+++ b/docs/report_gen_word.docx
@@ -2956,2843 +2956,785 @@
               <w:t xml:space="preserve">Table 1: Ijtimoiy reestrga kiritilgan oilalar uchun ta’lim sohasidagi imtiyozlar</w:t>
             </w:r>
           </w:p>
-          <w:tbl xmlns:w="http://schemas.openxmlformats.org/wordprocessingml/2006/main" xmlns:r="http://schemas.openxmlformats.org/officeDocument/2006/relationships" xmlns:w14="http://schemas.microsoft.com/office/word/2010/wordml" xmlns:wp="http://schemas.openxmlformats.org/drawingml/2006/wordprocessingDrawing" xmlns:a="http://schemas.openxmlformats.org/drawingml/2006/main" xmlns:pic="http://schemas.openxmlformats.org/drawingml/2006/picture">
+          <w:tbl>
             <w:tblPr>
-              <w:tblLayout w:type="autofit"/>
-              <w:jc w:val="center"/>
-              <w:tblW w:type="pct" w:w="0"/>
-              <w:tblLook w:firstRow="1" w:lastRow="0" w:firstColumn="0" w:lastColumn="0" w:noHBand="0" w:noVBand="1"/>
+              <w:tblStyle w:val="Table"/>
+              <w:tblW w:type="pct" w:w="5000"/>
+              <w:tblLayout w:type="fixed"/>
+              <w:tblLook w:firstRow="1" w:lastRow="0" w:firstColumn="0" w:lastColumn="0" w:noHBand="0" w:noVBand="0" w:val="0020"/>
             </w:tblPr>
+            <w:tblGrid>
+              <w:gridCol w:w="70"/>
+              <w:gridCol w:w="1378"/>
+              <w:gridCol w:w="6097"/>
+              <w:gridCol w:w="373"/>
+            </w:tblGrid>
             <w:tr>
               <w:trPr>
-                <w:trHeight w:val="360" w:hRule="auto"/>
-                <w:tblHeader/>
+                <w:tblHeader w:val="on"/>
               </w:trPr>
-              header 1
-              <w:tc>
-                <w:tcPr>
-                  <w:tcBorders>
-                    <w:bottom w:val="single" w:sz="12" w:space="0" w:color="666666"/>
-                    <w:top w:val="single" w:sz="12" w:space="0" w:color="666666"/>
-                    <w:left w:val="none" w:sz="0" w:space="0" w:color="000000"/>
-                    <w:right w:val="none" w:sz="0" w:space="0" w:color="000000"/>
-                  </w:tcBorders>
-                  <w:shd w:val="clear" w:color="auto" w:fill="FFFFFF"/>
-                  <w:tcMar>
-                    <w:top w:w="0" w:type="dxa"/>
-                    <w:bottom w:w="0" w:type="dxa"/>
-                    <w:left w:w="0" w:type="dxa"/>
-                    <w:right w:w="0" w:type="dxa"/>
-                  </w:tcMar>
-                  <w:vAlign w:val="center"/>
-                </w:tcPr>
-                <w:p>
-                  <w:pPr>
-                    <w:pStyle w:pstlname="Normal"/>
-                    <w:jc w:val="center"/>
-                    <w:pBdr>
-                      <w:bottom w:val="none" w:sz="0" w:space="0" w:color="000000"/>
-                      <w:top w:val="none" w:sz="0" w:space="0" w:color="000000"/>
-                      <w:left w:val="none" w:sz="0" w:space="0" w:color="000000"/>
-                      <w:right w:val="none" w:sz="0" w:space="0" w:color="000000"/>
-                    </w:pBdr>
-                    <w:spacing w:after="100" w:before="100" w:line="240"/>
-                    <w:ind w:left="100" w:right="100" w:firstLine="0" w:firstLineChars="0"/>
-                    <w:rPr>
-                      <w:rFonts w:ascii="Arial" w:hAnsi="Arial" w:eastAsia="Arial" w:cs="Arial"/>
-                      <w:i w:val="false"/>
-                      <w:b w:val="true"/>
-                      <w:u w:val="none"/>
-                      <w:sz w:val="18"/>
-                      <w:szCs w:val="18"/>
-                      <w:color w:val="000000"/>
-                    </w:rPr>
-                  </w:pPr>
-                  <w:r xmlns:w="http://schemas.openxmlformats.org/wordprocessingml/2006/main" xmlns:wp="http://schemas.openxmlformats.org/drawingml/2006/wordprocessingDrawing" xmlns:r="http://schemas.openxmlformats.org/officeDocument/2006/relationships" xmlns:w14="http://schemas.microsoft.com/office/word/2010/wordml">
-                    <w:rPr>
-                      <w:rFonts w:ascii="Arial" w:hAnsi="Arial" w:eastAsia="Arial" w:cs="Arial"/>
-                      <w:i w:val="false"/>
-                      <w:b w:val="true"/>
-                      <w:u w:val="none"/>
-                      <w:sz w:val="18"/>
-                      <w:szCs w:val="18"/>
-                      <w:color w:val="000000"/>
-                    </w:rPr>
+              <w:tc>
+                <w:tcPr/>
+                <w:p>
+                  <w:pPr>
+                    <w:pStyle w:val="Compact"/>
+                    <w:jc w:val="right"/>
+                    <w:jc w:val="center"/>
+                  </w:pPr>
+                  <w:r>
                     <w:t xml:space="preserve">№</w:t>
                   </w:r>
                 </w:p>
               </w:tc>
               <w:tc>
-                <w:tcPr>
-                  <w:tcBorders>
-                    <w:bottom w:val="single" w:sz="12" w:space="0" w:color="666666"/>
-                    <w:top w:val="single" w:sz="12" w:space="0" w:color="666666"/>
-                    <w:left w:val="none" w:sz="0" w:space="0" w:color="000000"/>
-                    <w:right w:val="none" w:sz="0" w:space="0" w:color="000000"/>
-                  </w:tcBorders>
-                  <w:shd w:val="clear" w:color="auto" w:fill="FFFFFF"/>
-                  <w:tcMar>
-                    <w:top w:w="0" w:type="dxa"/>
-                    <w:bottom w:w="0" w:type="dxa"/>
-                    <w:left w:w="0" w:type="dxa"/>
-                    <w:right w:w="0" w:type="dxa"/>
-                  </w:tcMar>
-                  <w:vAlign w:val="center"/>
-                </w:tcPr>
-                <w:p>
-                  <w:pPr>
-                    <w:pStyle w:pstlname="Normal"/>
-                    <w:jc w:val="center"/>
-                    <w:pBdr>
-                      <w:bottom w:val="none" w:sz="0" w:space="0" w:color="000000"/>
-                      <w:top w:val="none" w:sz="0" w:space="0" w:color="000000"/>
-                      <w:left w:val="none" w:sz="0" w:space="0" w:color="000000"/>
-                      <w:right w:val="none" w:sz="0" w:space="0" w:color="000000"/>
-                    </w:pBdr>
-                    <w:spacing w:after="100" w:before="100" w:line="240"/>
-                    <w:ind w:left="100" w:right="100" w:firstLine="0" w:firstLineChars="0"/>
-                    <w:rPr>
-                      <w:rFonts w:ascii="Arial" w:hAnsi="Arial" w:eastAsia="Arial" w:cs="Arial"/>
-                      <w:i w:val="false"/>
-                      <w:b w:val="true"/>
-                      <w:u w:val="none"/>
-                      <w:sz w:val="18"/>
-                      <w:szCs w:val="18"/>
-                      <w:color w:val="000000"/>
-                    </w:rPr>
-                  </w:pPr>
-                  <w:r xmlns:w="http://schemas.openxmlformats.org/wordprocessingml/2006/main" xmlns:wp="http://schemas.openxmlformats.org/drawingml/2006/wordprocessingDrawing" xmlns:r="http://schemas.openxmlformats.org/officeDocument/2006/relationships" xmlns:w14="http://schemas.microsoft.com/office/word/2010/wordml">
-                    <w:rPr>
-                      <w:rFonts w:ascii="Arial" w:hAnsi="Arial" w:eastAsia="Arial" w:cs="Arial"/>
-                      <w:i w:val="false"/>
-                      <w:b w:val="true"/>
-                      <w:u w:val="none"/>
-                      <w:sz w:val="18"/>
-                      <w:szCs w:val="18"/>
-                      <w:color w:val="000000"/>
-                    </w:rPr>
+                <w:tcPr/>
+                <w:p>
+                  <w:pPr>
+                    <w:pStyle w:val="Compact"/>
+                    <w:jc w:val="left"/>
+                    <w:jc w:val="center"/>
+                  </w:pPr>
+                  <w:r>
                     <w:t xml:space="preserve">Imtiyoz turi</w:t>
                   </w:r>
                 </w:p>
               </w:tc>
               <w:tc>
-                <w:tcPr>
-                  <w:tcBorders>
-                    <w:bottom w:val="single" w:sz="12" w:space="0" w:color="666666"/>
-                    <w:top w:val="single" w:sz="12" w:space="0" w:color="666666"/>
-                    <w:left w:val="none" w:sz="0" w:space="0" w:color="000000"/>
-                    <w:right w:val="none" w:sz="0" w:space="0" w:color="000000"/>
-                  </w:tcBorders>
-                  <w:shd w:val="clear" w:color="auto" w:fill="FFFFFF"/>
-                  <w:tcMar>
-                    <w:top w:w="0" w:type="dxa"/>
-                    <w:bottom w:w="0" w:type="dxa"/>
-                    <w:left w:w="0" w:type="dxa"/>
-                    <w:right w:w="0" w:type="dxa"/>
-                  </w:tcMar>
-                  <w:vAlign w:val="center"/>
-                </w:tcPr>
-                <w:p>
-                  <w:pPr>
-                    <w:pStyle w:pstlname="Normal"/>
-                    <w:jc w:val="center"/>
-                    <w:pBdr>
-                      <w:bottom w:val="none" w:sz="0" w:space="0" w:color="000000"/>
-                      <w:top w:val="none" w:sz="0" w:space="0" w:color="000000"/>
-                      <w:left w:val="none" w:sz="0" w:space="0" w:color="000000"/>
-                      <w:right w:val="none" w:sz="0" w:space="0" w:color="000000"/>
-                    </w:pBdr>
-                    <w:spacing w:after="100" w:before="100" w:line="240"/>
-                    <w:ind w:left="100" w:right="100" w:firstLine="0" w:firstLineChars="0"/>
-                    <w:rPr>
-                      <w:rFonts w:ascii="Arial" w:hAnsi="Arial" w:eastAsia="Arial" w:cs="Arial"/>
-                      <w:i w:val="false"/>
-                      <w:b w:val="true"/>
-                      <w:u w:val="none"/>
-                      <w:sz w:val="18"/>
-                      <w:szCs w:val="18"/>
-                      <w:color w:val="000000"/>
-                    </w:rPr>
-                  </w:pPr>
-                  <w:r xmlns:w="http://schemas.openxmlformats.org/wordprocessingml/2006/main" xmlns:wp="http://schemas.openxmlformats.org/drawingml/2006/wordprocessingDrawing" xmlns:r="http://schemas.openxmlformats.org/officeDocument/2006/relationships" xmlns:w14="http://schemas.microsoft.com/office/word/2010/wordml">
-                    <w:rPr>
-                      <w:rFonts w:ascii="Arial" w:hAnsi="Arial" w:eastAsia="Arial" w:cs="Arial"/>
-                      <w:i w:val="false"/>
-                      <w:b w:val="true"/>
-                      <w:u w:val="none"/>
-                      <w:sz w:val="18"/>
-                      <w:szCs w:val="18"/>
-                      <w:color w:val="000000"/>
-                    </w:rPr>
+                <w:tcPr/>
+                <w:p>
+                  <w:pPr>
+                    <w:pStyle w:val="Compact"/>
+                    <w:jc w:val="left"/>
+                    <w:jc w:val="center"/>
+                  </w:pPr>
+                  <w:r>
                     <w:t xml:space="preserve">Tavsifi</w:t>
                   </w:r>
                 </w:p>
               </w:tc>
               <w:tc>
-                <w:tcPr>
-                  <w:tcBorders>
-                    <w:bottom w:val="single" w:sz="12" w:space="0" w:color="666666"/>
-                    <w:top w:val="single" w:sz="12" w:space="0" w:color="666666"/>
-                    <w:left w:val="none" w:sz="0" w:space="0" w:color="000000"/>
-                    <w:right w:val="none" w:sz="0" w:space="0" w:color="000000"/>
-                  </w:tcBorders>
-                  <w:shd w:val="clear" w:color="auto" w:fill="FFFFFF"/>
-                  <w:tcMar>
-                    <w:top w:w="0" w:type="dxa"/>
-                    <w:bottom w:w="0" w:type="dxa"/>
-                    <w:left w:w="0" w:type="dxa"/>
-                    <w:right w:w="0" w:type="dxa"/>
-                  </w:tcMar>
-                  <w:vAlign w:val="center"/>
-                </w:tcPr>
-                <w:p>
-                  <w:pPr>
-                    <w:pStyle w:pstlname="Normal"/>
-                    <w:jc w:val="center"/>
-                    <w:pBdr>
-                      <w:bottom w:val="none" w:sz="0" w:space="0" w:color="000000"/>
-                      <w:top w:val="none" w:sz="0" w:space="0" w:color="000000"/>
-                      <w:left w:val="none" w:sz="0" w:space="0" w:color="000000"/>
-                      <w:right w:val="none" w:sz="0" w:space="0" w:color="000000"/>
-                    </w:pBdr>
-                    <w:spacing w:after="100" w:before="100" w:line="240"/>
-                    <w:ind w:left="100" w:right="100" w:firstLine="0" w:firstLineChars="0"/>
-                    <w:rPr>
-                      <w:rFonts w:ascii="Arial" w:hAnsi="Arial" w:eastAsia="Arial" w:cs="Arial"/>
-                      <w:i w:val="false"/>
-                      <w:b w:val="true"/>
-                      <w:u w:val="none"/>
-                      <w:sz w:val="18"/>
-                      <w:szCs w:val="18"/>
-                      <w:color w:val="000000"/>
-                    </w:rPr>
-                  </w:pPr>
-                  <w:r xmlns:w="http://schemas.openxmlformats.org/wordprocessingml/2006/main" xmlns:wp="http://schemas.openxmlformats.org/drawingml/2006/wordprocessingDrawing" xmlns:r="http://schemas.openxmlformats.org/officeDocument/2006/relationships" xmlns:w14="http://schemas.microsoft.com/office/word/2010/wordml">
-                    <w:rPr>
-                      <w:rFonts w:ascii="Arial" w:hAnsi="Arial" w:eastAsia="Arial" w:cs="Arial"/>
-                      <w:i w:val="false"/>
-                      <w:b w:val="true"/>
-                      <w:u w:val="none"/>
-                      <w:sz w:val="18"/>
-                      <w:szCs w:val="18"/>
-                      <w:color w:val="000000"/>
-                    </w:rPr>
+                <w:tcPr/>
+                <w:p>
+                  <w:pPr>
+                    <w:pStyle w:val="Compact"/>
+                    <w:jc w:val="left"/>
+                    <w:jc w:val="center"/>
+                  </w:pPr>
+                  <w:r>
                     <w:t xml:space="preserve">Huquqiy asosi</w:t>
                   </w:r>
                 </w:p>
               </w:tc>
             </w:tr>
             <w:tr>
-              <w:trPr>
-                <w:trHeight w:val="360" w:hRule="auto"/>
-              </w:trPr>
-              body 1
-              <w:tc>
-                <w:tcPr>
-                  <w:tcBorders>
-                    <w:bottom w:val="none" w:sz="0" w:space="0" w:color="000000"/>
-                    <w:top w:val="single" w:sz="12" w:space="0" w:color="666666"/>
-                    <w:left w:val="none" w:sz="0" w:space="0" w:color="000000"/>
-                    <w:right w:val="none" w:sz="0" w:space="0" w:color="000000"/>
-                  </w:tcBorders>
-                  <w:shd w:val="clear" w:color="auto" w:fill="FFFFFF"/>
-                  <w:tcMar>
-                    <w:top w:w="0" w:type="dxa"/>
-                    <w:bottom w:w="0" w:type="dxa"/>
-                    <w:left w:w="0" w:type="dxa"/>
-                    <w:right w:w="0" w:type="dxa"/>
-                  </w:tcMar>
-                  <w:vAlign w:val="center"/>
-                </w:tcPr>
-                <w:p>
-                  <w:pPr>
-                    <w:pStyle w:pstlname="Normal"/>
-                    <w:jc w:val="center"/>
-                    <w:pBdr>
-                      <w:bottom w:val="none" w:sz="0" w:space="0" w:color="000000"/>
-                      <w:top w:val="none" w:sz="0" w:space="0" w:color="000000"/>
-                      <w:left w:val="none" w:sz="0" w:space="0" w:color="000000"/>
-                      <w:right w:val="none" w:sz="0" w:space="0" w:color="000000"/>
-                    </w:pBdr>
-                    <w:spacing w:after="100" w:before="100" w:line="240"/>
-                    <w:ind w:left="100" w:right="100" w:firstLine="0" w:firstLineChars="0"/>
-                    <w:rPr>
-                      <w:rFonts w:ascii="Arial" w:hAnsi="Arial" w:eastAsia="Arial" w:cs="Arial"/>
-                      <w:i w:val="false"/>
-                      <w:b w:val="false"/>
-                      <w:u w:val="none"/>
-                      <w:sz w:val="18"/>
-                      <w:szCs w:val="18"/>
-                      <w:color w:val="000000"/>
-                    </w:rPr>
-                  </w:pPr>
-                  <w:r xmlns:w="http://schemas.openxmlformats.org/wordprocessingml/2006/main" xmlns:wp="http://schemas.openxmlformats.org/drawingml/2006/wordprocessingDrawing" xmlns:r="http://schemas.openxmlformats.org/officeDocument/2006/relationships" xmlns:w14="http://schemas.microsoft.com/office/word/2010/wordml">
-                    <w:rPr>
-                      <w:rFonts w:ascii="Arial" w:hAnsi="Arial" w:eastAsia="Arial" w:cs="Arial"/>
-                      <w:i w:val="false"/>
-                      <w:b w:val="false"/>
-                      <w:u w:val="none"/>
-                      <w:sz w:val="18"/>
-                      <w:szCs w:val="18"/>
-                      <w:color w:val="000000"/>
-                    </w:rPr>
+              <w:tc>
+                <w:tcPr/>
+                <w:p>
+                  <w:pPr>
+                    <w:pStyle w:val="Compact"/>
+                    <w:jc w:val="right"/>
+                    <w:jc w:val="center"/>
+                  </w:pPr>
+                  <w:r>
                     <w:t xml:space="preserve">1</w:t>
                   </w:r>
                 </w:p>
               </w:tc>
               <w:tc>
-                <w:tcPr>
-                  <w:tcBorders>
-                    <w:bottom w:val="none" w:sz="0" w:space="0" w:color="000000"/>
-                    <w:top w:val="single" w:sz="12" w:space="0" w:color="666666"/>
-                    <w:left w:val="none" w:sz="0" w:space="0" w:color="000000"/>
-                    <w:right w:val="none" w:sz="0" w:space="0" w:color="000000"/>
-                  </w:tcBorders>
-                  <w:shd w:val="clear" w:color="auto" w:fill="FFFFFF"/>
-                  <w:tcMar>
-                    <w:top w:w="0" w:type="dxa"/>
-                    <w:bottom w:w="0" w:type="dxa"/>
-                    <w:left w:w="0" w:type="dxa"/>
-                    <w:right w:w="0" w:type="dxa"/>
-                  </w:tcMar>
-                  <w:vAlign w:val="center"/>
-                </w:tcPr>
-                <w:p>
-                  <w:pPr>
-                    <w:pStyle w:pstlname="Normal"/>
+                <w:tcPr/>
+                <w:p>
+                  <w:pPr>
+                    <w:pStyle w:val="Compact"/>
                     <w:jc w:val="left"/>
-                    <w:pBdr>
-                      <w:bottom w:val="none" w:sz="0" w:space="0" w:color="000000"/>
-                      <w:top w:val="none" w:sz="0" w:space="0" w:color="000000"/>
-                      <w:left w:val="none" w:sz="0" w:space="0" w:color="000000"/>
-                      <w:right w:val="none" w:sz="0" w:space="0" w:color="000000"/>
-                    </w:pBdr>
-                    <w:spacing w:after="100" w:before="100" w:line="240"/>
-                    <w:ind w:left="100" w:right="100" w:firstLine="0" w:firstLineChars="0"/>
-                    <w:rPr>
-                      <w:rFonts w:ascii="Arial" w:hAnsi="Arial" w:eastAsia="Arial" w:cs="Arial"/>
-                      <w:i w:val="false"/>
-                      <w:b w:val="false"/>
-                      <w:u w:val="none"/>
-                      <w:sz w:val="18"/>
-                      <w:szCs w:val="18"/>
-                      <w:color w:val="000000"/>
-                    </w:rPr>
-                  </w:pPr>
-                  <w:r xmlns:w="http://schemas.openxmlformats.org/wordprocessingml/2006/main" xmlns:wp="http://schemas.openxmlformats.org/drawingml/2006/wordprocessingDrawing" xmlns:r="http://schemas.openxmlformats.org/officeDocument/2006/relationships" xmlns:w14="http://schemas.microsoft.com/office/word/2010/wordml">
-                    <w:rPr>
-                      <w:rFonts w:ascii="Arial" w:hAnsi="Arial" w:eastAsia="Arial" w:cs="Arial"/>
-                      <w:i w:val="false"/>
-                      <w:b w:val="false"/>
-                      <w:u w:val="none"/>
-                      <w:sz w:val="18"/>
-                      <w:szCs w:val="18"/>
-                      <w:color w:val="000000"/>
-                    </w:rPr>
-                    <w:t xml:space="preserve">Maktabgacha ta'lim tashkilotlariga imtiyozli qabul</w:t>
-                  </w:r>
-                </w:p>
-              </w:tc>
-              <w:tc>
-                <w:tcPr>
-                  <w:tcBorders>
-                    <w:bottom w:val="none" w:sz="0" w:space="0" w:color="000000"/>
-                    <w:top w:val="single" w:sz="12" w:space="0" w:color="666666"/>
-                    <w:left w:val="none" w:sz="0" w:space="0" w:color="000000"/>
-                    <w:right w:val="none" w:sz="0" w:space="0" w:color="000000"/>
-                  </w:tcBorders>
-                  <w:shd w:val="clear" w:color="auto" w:fill="FFFFFF"/>
-                  <w:tcMar>
-                    <w:top w:w="0" w:type="dxa"/>
-                    <w:bottom w:w="0" w:type="dxa"/>
-                    <w:left w:w="0" w:type="dxa"/>
-                    <w:right w:w="0" w:type="dxa"/>
-                  </w:tcMar>
-                  <w:vAlign w:val="center"/>
-                </w:tcPr>
-                <w:p>
-                  <w:pPr>
-                    <w:pStyle w:pstlname="Normal"/>
+                    <w:jc w:val="center"/>
+                  </w:pPr>
+                  <w:r>
+                    <w:t xml:space="preserve">Maktabgacha ta’lim tashkilotlariga imtiyozli qabul</w:t>
+                  </w:r>
+                </w:p>
+              </w:tc>
+              <w:tc>
+                <w:tcPr/>
+                <w:p>
+                  <w:pPr>
+                    <w:pStyle w:val="Compact"/>
                     <w:jc w:val="left"/>
-                    <w:pBdr>
-                      <w:bottom w:val="none" w:sz="0" w:space="0" w:color="000000"/>
-                      <w:top w:val="none" w:sz="0" w:space="0" w:color="000000"/>
-                      <w:left w:val="none" w:sz="0" w:space="0" w:color="000000"/>
-                      <w:right w:val="none" w:sz="0" w:space="0" w:color="000000"/>
-                    </w:pBdr>
-                    <w:spacing w:after="100" w:before="100" w:line="240"/>
-                    <w:ind w:left="100" w:right="100" w:firstLine="0" w:firstLineChars="0"/>
-                    <w:rPr>
-                      <w:rFonts w:ascii="Arial" w:hAnsi="Arial" w:eastAsia="Arial" w:cs="Arial"/>
-                      <w:i w:val="false"/>
-                      <w:b w:val="false"/>
-                      <w:u w:val="none"/>
-                      <w:sz w:val="18"/>
-                      <w:szCs w:val="18"/>
-                      <w:color w:val="000000"/>
-                    </w:rPr>
-                  </w:pPr>
-                  <w:r xmlns:w="http://schemas.openxmlformats.org/wordprocessingml/2006/main" xmlns:wp="http://schemas.openxmlformats.org/drawingml/2006/wordprocessingDrawing" xmlns:r="http://schemas.openxmlformats.org/officeDocument/2006/relationships" xmlns:w14="http://schemas.microsoft.com/office/word/2010/wordml">
-                    <w:rPr>
-                      <w:rFonts w:ascii="Arial" w:hAnsi="Arial" w:eastAsia="Arial" w:cs="Arial"/>
-                      <w:i w:val="false"/>
-                      <w:b w:val="false"/>
-                      <w:u w:val="none"/>
-                      <w:sz w:val="18"/>
-                      <w:szCs w:val="18"/>
-                      <w:color w:val="000000"/>
-                    </w:rPr>
-                    <w:t xml:space="preserve">Ijtimoiy reestrga kiritilgan oilalar farzandlari davlat maktabgacha ta'lim tashkilotlariga imtiyozli asosda qabul qilinadi</w:t>
-                  </w:r>
-                </w:p>
-              </w:tc>
-              <w:tc>
-                <w:tcPr>
-                  <w:tcBorders>
-                    <w:bottom w:val="none" w:sz="0" w:space="0" w:color="000000"/>
-                    <w:top w:val="single" w:sz="12" w:space="0" w:color="666666"/>
-                    <w:left w:val="none" w:sz="0" w:space="0" w:color="000000"/>
-                    <w:right w:val="none" w:sz="0" w:space="0" w:color="000000"/>
-                  </w:tcBorders>
-                  <w:shd w:val="clear" w:color="auto" w:fill="FFFFFF"/>
-                  <w:tcMar>
-                    <w:top w:w="0" w:type="dxa"/>
-                    <w:bottom w:w="0" w:type="dxa"/>
-                    <w:left w:w="0" w:type="dxa"/>
-                    <w:right w:w="0" w:type="dxa"/>
-                  </w:tcMar>
-                  <w:vAlign w:val="center"/>
-                </w:tcPr>
-                <w:p>
-                  <w:pPr>
-                    <w:pStyle w:pstlname="Normal"/>
+                    <w:jc w:val="center"/>
+                  </w:pPr>
+                  <w:r>
+                    <w:t xml:space="preserve">Ijtimoiy reestrga kiritilgan oilalar farzandlari davlat maktabgacha ta’lim tashkilotlariga imtiyozli asosda qabul qilinadi</w:t>
+                  </w:r>
+                </w:p>
+              </w:tc>
+              <w:tc>
+                <w:tcPr/>
+                <w:p>
+                  <w:pPr>
+                    <w:pStyle w:val="Compact"/>
                     <w:jc w:val="left"/>
-                    <w:pBdr>
-                      <w:bottom w:val="none" w:sz="0" w:space="0" w:color="000000"/>
-                      <w:top w:val="none" w:sz="0" w:space="0" w:color="000000"/>
-                      <w:left w:val="none" w:sz="0" w:space="0" w:color="000000"/>
-                      <w:right w:val="none" w:sz="0" w:space="0" w:color="000000"/>
-                    </w:pBdr>
-                    <w:spacing w:after="100" w:before="100" w:line="240"/>
-                    <w:ind w:left="100" w:right="100" w:firstLine="0" w:firstLineChars="0"/>
-                    <w:rPr>
-                      <w:rFonts w:ascii="Arial" w:hAnsi="Arial" w:eastAsia="Arial" w:cs="Arial"/>
-                      <w:i w:val="false"/>
-                      <w:b w:val="false"/>
-                      <w:u w:val="none"/>
-                      <w:sz w:val="18"/>
-                      <w:szCs w:val="18"/>
-                      <w:color w:val="000000"/>
-                    </w:rPr>
-                  </w:pPr>
-                  <w:r xmlns:w="http://schemas.openxmlformats.org/wordprocessingml/2006/main" xmlns:wp="http://schemas.openxmlformats.org/drawingml/2006/wordprocessingDrawing" xmlns:r="http://schemas.openxmlformats.org/officeDocument/2006/relationships" xmlns:w14="http://schemas.microsoft.com/office/word/2010/wordml">
-                    <w:rPr>
-                      <w:rFonts w:ascii="Arial" w:hAnsi="Arial" w:eastAsia="Arial" w:cs="Arial"/>
-                      <w:i w:val="false"/>
-                      <w:b w:val="false"/>
-                      <w:u w:val="none"/>
-                      <w:sz w:val="18"/>
-                      <w:szCs w:val="18"/>
-                      <w:color w:val="000000"/>
-                    </w:rPr>
+                    <w:jc w:val="center"/>
+                  </w:pPr>
+                  <w:r>
                     <w:t xml:space="preserve">PQ-330, 9-band</w:t>
                   </w:r>
                 </w:p>
               </w:tc>
             </w:tr>
             <w:tr>
-              <w:trPr>
-                <w:trHeight w:val="360" w:hRule="auto"/>
-              </w:trPr>
-              body 2
-              <w:tc>
-                <w:tcPr>
-                  <w:tcBorders>
-                    <w:bottom w:val="none" w:sz="0" w:space="0" w:color="000000"/>
-                    <w:top w:val="none" w:sz="0" w:space="0" w:color="000000"/>
-                    <w:left w:val="none" w:sz="0" w:space="0" w:color="000000"/>
-                    <w:right w:val="none" w:sz="0" w:space="0" w:color="000000"/>
-                  </w:tcBorders>
-                  <w:shd w:val="clear" w:color="auto" w:fill="FFFFFF"/>
-                  <w:tcMar>
-                    <w:top w:w="0" w:type="dxa"/>
-                    <w:bottom w:w="0" w:type="dxa"/>
-                    <w:left w:w="0" w:type="dxa"/>
-                    <w:right w:w="0" w:type="dxa"/>
-                  </w:tcMar>
-                  <w:vAlign w:val="center"/>
-                </w:tcPr>
-                <w:p>
-                  <w:pPr>
-                    <w:pStyle w:pstlname="Normal"/>
-                    <w:jc w:val="center"/>
-                    <w:pBdr>
-                      <w:bottom w:val="none" w:sz="0" w:space="0" w:color="000000"/>
-                      <w:top w:val="none" w:sz="0" w:space="0" w:color="000000"/>
-                      <w:left w:val="none" w:sz="0" w:space="0" w:color="000000"/>
-                      <w:right w:val="none" w:sz="0" w:space="0" w:color="000000"/>
-                    </w:pBdr>
-                    <w:spacing w:after="100" w:before="100" w:line="240"/>
-                    <w:ind w:left="100" w:right="100" w:firstLine="0" w:firstLineChars="0"/>
-                    <w:rPr>
-                      <w:rFonts w:ascii="Arial" w:hAnsi="Arial" w:eastAsia="Arial" w:cs="Arial"/>
-                      <w:i w:val="false"/>
-                      <w:b w:val="false"/>
-                      <w:u w:val="none"/>
-                      <w:sz w:val="18"/>
-                      <w:szCs w:val="18"/>
-                      <w:color w:val="000000"/>
-                    </w:rPr>
-                  </w:pPr>
-                  <w:r xmlns:w="http://schemas.openxmlformats.org/wordprocessingml/2006/main" xmlns:wp="http://schemas.openxmlformats.org/drawingml/2006/wordprocessingDrawing" xmlns:r="http://schemas.openxmlformats.org/officeDocument/2006/relationships" xmlns:w14="http://schemas.microsoft.com/office/word/2010/wordml">
-                    <w:rPr>
-                      <w:rFonts w:ascii="Arial" w:hAnsi="Arial" w:eastAsia="Arial" w:cs="Arial"/>
-                      <w:i w:val="false"/>
-                      <w:b w:val="false"/>
-                      <w:u w:val="none"/>
-                      <w:sz w:val="18"/>
-                      <w:szCs w:val="18"/>
-                      <w:color w:val="000000"/>
-                    </w:rPr>
+              <w:tc>
+                <w:tcPr/>
+                <w:p>
+                  <w:pPr>
+                    <w:pStyle w:val="Compact"/>
+                    <w:jc w:val="right"/>
+                    <w:jc w:val="center"/>
+                  </w:pPr>
+                  <w:r>
                     <w:t xml:space="preserve">2</w:t>
                   </w:r>
                 </w:p>
               </w:tc>
               <w:tc>
-                <w:tcPr>
-                  <w:tcBorders>
-                    <w:bottom w:val="none" w:sz="0" w:space="0" w:color="000000"/>
-                    <w:top w:val="none" w:sz="0" w:space="0" w:color="000000"/>
-                    <w:left w:val="none" w:sz="0" w:space="0" w:color="000000"/>
-                    <w:right w:val="none" w:sz="0" w:space="0" w:color="000000"/>
-                  </w:tcBorders>
-                  <w:shd w:val="clear" w:color="auto" w:fill="FFFFFF"/>
-                  <w:tcMar>
-                    <w:top w:w="0" w:type="dxa"/>
-                    <w:bottom w:w="0" w:type="dxa"/>
-                    <w:left w:w="0" w:type="dxa"/>
-                    <w:right w:w="0" w:type="dxa"/>
-                  </w:tcMar>
-                  <w:vAlign w:val="center"/>
-                </w:tcPr>
-                <w:p>
-                  <w:pPr>
-                    <w:pStyle w:pstlname="Normal"/>
+                <w:tcPr/>
+                <w:p>
+                  <w:pPr>
+                    <w:pStyle w:val="Compact"/>
                     <w:jc w:val="left"/>
-                    <w:pBdr>
-                      <w:bottom w:val="none" w:sz="0" w:space="0" w:color="000000"/>
-                      <w:top w:val="none" w:sz="0" w:space="0" w:color="000000"/>
-                      <w:left w:val="none" w:sz="0" w:space="0" w:color="000000"/>
-                      <w:right w:val="none" w:sz="0" w:space="0" w:color="000000"/>
-                    </w:pBdr>
-                    <w:spacing w:after="100" w:before="100" w:line="240"/>
-                    <w:ind w:left="100" w:right="100" w:firstLine="0" w:firstLineChars="0"/>
-                    <w:rPr>
-                      <w:rFonts w:ascii="Arial" w:hAnsi="Arial" w:eastAsia="Arial" w:cs="Arial"/>
-                      <w:i w:val="false"/>
-                      <w:b w:val="false"/>
-                      <w:u w:val="none"/>
-                      <w:sz w:val="18"/>
-                      <w:szCs w:val="18"/>
-                      <w:color w:val="000000"/>
-                    </w:rPr>
-                  </w:pPr>
-                  <w:r xmlns:w="http://schemas.openxmlformats.org/wordprocessingml/2006/main" xmlns:wp="http://schemas.openxmlformats.org/drawingml/2006/wordprocessingDrawing" xmlns:r="http://schemas.openxmlformats.org/officeDocument/2006/relationships" xmlns:w14="http://schemas.microsoft.com/office/word/2010/wordml">
-                    <w:rPr>
-                      <w:rFonts w:ascii="Arial" w:hAnsi="Arial" w:eastAsia="Arial" w:cs="Arial"/>
-                      <w:i w:val="false"/>
-                      <w:b w:val="false"/>
-                      <w:u w:val="none"/>
-                      <w:sz w:val="18"/>
-                      <w:szCs w:val="18"/>
-                      <w:color w:val="000000"/>
-                    </w:rPr>
-                    <w:t xml:space="preserve">Oliy ta'lim kirish test sinovlari to'lovidan ozod etish</w:t>
-                  </w:r>
-                </w:p>
-              </w:tc>
-              <w:tc>
-                <w:tcPr>
-                  <w:tcBorders>
-                    <w:bottom w:val="none" w:sz="0" w:space="0" w:color="000000"/>
-                    <w:top w:val="none" w:sz="0" w:space="0" w:color="000000"/>
-                    <w:left w:val="none" w:sz="0" w:space="0" w:color="000000"/>
-                    <w:right w:val="none" w:sz="0" w:space="0" w:color="000000"/>
-                  </w:tcBorders>
-                  <w:shd w:val="clear" w:color="auto" w:fill="FFFFFF"/>
-                  <w:tcMar>
-                    <w:top w:w="0" w:type="dxa"/>
-                    <w:bottom w:w="0" w:type="dxa"/>
-                    <w:left w:w="0" w:type="dxa"/>
-                    <w:right w:w="0" w:type="dxa"/>
-                  </w:tcMar>
-                  <w:vAlign w:val="center"/>
-                </w:tcPr>
-                <w:p>
-                  <w:pPr>
-                    <w:pStyle w:pstlname="Normal"/>
+                    <w:jc w:val="center"/>
+                  </w:pPr>
+                  <w:r>
+                    <w:t xml:space="preserve">Oliy ta’lim kirish test sinovlari to’lovidan ozod etish</w:t>
+                  </w:r>
+                </w:p>
+              </w:tc>
+              <w:tc>
+                <w:tcPr/>
+                <w:p>
+                  <w:pPr>
+                    <w:pStyle w:val="Compact"/>
                     <w:jc w:val="left"/>
-                    <w:pBdr>
-                      <w:bottom w:val="none" w:sz="0" w:space="0" w:color="000000"/>
-                      <w:top w:val="none" w:sz="0" w:space="0" w:color="000000"/>
-                      <w:left w:val="none" w:sz="0" w:space="0" w:color="000000"/>
-                      <w:right w:val="none" w:sz="0" w:space="0" w:color="000000"/>
-                    </w:pBdr>
-                    <w:spacing w:after="100" w:before="100" w:line="240"/>
-                    <w:ind w:left="100" w:right="100" w:firstLine="0" w:firstLineChars="0"/>
-                    <w:rPr>
-                      <w:rFonts w:ascii="Arial" w:hAnsi="Arial" w:eastAsia="Arial" w:cs="Arial"/>
-                      <w:i w:val="false"/>
-                      <w:b w:val="false"/>
-                      <w:u w:val="none"/>
-                      <w:sz w:val="18"/>
-                      <w:szCs w:val="18"/>
-                      <w:color w:val="000000"/>
-                    </w:rPr>
-                  </w:pPr>
-                  <w:r xmlns:w="http://schemas.openxmlformats.org/wordprocessingml/2006/main" xmlns:wp="http://schemas.openxmlformats.org/drawingml/2006/wordprocessingDrawing" xmlns:r="http://schemas.openxmlformats.org/officeDocument/2006/relationships" xmlns:w14="http://schemas.microsoft.com/office/word/2010/wordml">
-                    <w:rPr>
-                      <w:rFonts w:ascii="Arial" w:hAnsi="Arial" w:eastAsia="Arial" w:cs="Arial"/>
-                      <w:i w:val="false"/>
-                      <w:b w:val="false"/>
-                      <w:u w:val="none"/>
-                      <w:sz w:val="18"/>
-                      <w:szCs w:val="18"/>
-                      <w:color w:val="000000"/>
-                    </w:rPr>
-                    <w:t xml:space="preserve">Ijtimoiy reestrga kiritilgan oilalar a'zolari oliy ta'lim muassasalariga o'qishga qabul qilishda o'tkaziladigan kirish test sinovlarida ishtirok etish uchun undiriladigan to'lovlardan ozod etiladi</w:t>
-                  </w:r>
-                </w:p>
-              </w:tc>
-              <w:tc>
-                <w:tcPr>
-                  <w:tcBorders>
-                    <w:bottom w:val="none" w:sz="0" w:space="0" w:color="000000"/>
-                    <w:top w:val="none" w:sz="0" w:space="0" w:color="000000"/>
-                    <w:left w:val="none" w:sz="0" w:space="0" w:color="000000"/>
-                    <w:right w:val="none" w:sz="0" w:space="0" w:color="000000"/>
-                  </w:tcBorders>
-                  <w:shd w:val="clear" w:color="auto" w:fill="FFFFFF"/>
-                  <w:tcMar>
-                    <w:top w:w="0" w:type="dxa"/>
-                    <w:bottom w:w="0" w:type="dxa"/>
-                    <w:left w:w="0" w:type="dxa"/>
-                    <w:right w:w="0" w:type="dxa"/>
-                  </w:tcMar>
-                  <w:vAlign w:val="center"/>
-                </w:tcPr>
-                <w:p>
-                  <w:pPr>
-                    <w:pStyle w:pstlname="Normal"/>
+                    <w:jc w:val="center"/>
+                  </w:pPr>
+                  <w:r>
+                    <w:t xml:space="preserve">Ijtimoiy reestrga kiritilgan oilalar a’zolari oliy ta’lim muassasalariga o’qishga qabul qilishda o’tkaziladigan kirish test sinovlarida ishtirok etish uchun undiriladigan to’lovlardan ozod etiladi</w:t>
+                  </w:r>
+                </w:p>
+              </w:tc>
+              <w:tc>
+                <w:tcPr/>
+                <w:p>
+                  <w:pPr>
+                    <w:pStyle w:val="Compact"/>
                     <w:jc w:val="left"/>
-                    <w:pBdr>
-                      <w:bottom w:val="none" w:sz="0" w:space="0" w:color="000000"/>
-                      <w:top w:val="none" w:sz="0" w:space="0" w:color="000000"/>
-                      <w:left w:val="none" w:sz="0" w:space="0" w:color="000000"/>
-                      <w:right w:val="none" w:sz="0" w:space="0" w:color="000000"/>
-                    </w:pBdr>
-                    <w:spacing w:after="100" w:before="100" w:line="240"/>
-                    <w:ind w:left="100" w:right="100" w:firstLine="0" w:firstLineChars="0"/>
-                    <w:rPr>
-                      <w:rFonts w:ascii="Arial" w:hAnsi="Arial" w:eastAsia="Arial" w:cs="Arial"/>
-                      <w:i w:val="false"/>
-                      <w:b w:val="false"/>
-                      <w:u w:val="none"/>
-                      <w:sz w:val="18"/>
-                      <w:szCs w:val="18"/>
-                      <w:color w:val="000000"/>
-                    </w:rPr>
-                  </w:pPr>
-                  <w:r xmlns:w="http://schemas.openxmlformats.org/wordprocessingml/2006/main" xmlns:wp="http://schemas.openxmlformats.org/drawingml/2006/wordprocessingDrawing" xmlns:r="http://schemas.openxmlformats.org/officeDocument/2006/relationships" xmlns:w14="http://schemas.microsoft.com/office/word/2010/wordml">
-                    <w:rPr>
-                      <w:rFonts w:ascii="Arial" w:hAnsi="Arial" w:eastAsia="Arial" w:cs="Arial"/>
-                      <w:i w:val="false"/>
-                      <w:b w:val="false"/>
-                      <w:u w:val="none"/>
-                      <w:sz w:val="18"/>
-                      <w:szCs w:val="18"/>
-                      <w:color w:val="000000"/>
-                    </w:rPr>
+                    <w:jc w:val="center"/>
+                  </w:pPr>
+                  <w:r>
                     <w:t xml:space="preserve">PF-113, 9-band</w:t>
                   </w:r>
                 </w:p>
               </w:tc>
             </w:tr>
             <w:tr>
-              <w:trPr>
-                <w:trHeight w:val="360" w:hRule="auto"/>
-              </w:trPr>
-              body 3
-              <w:tc>
-                <w:tcPr>
-                  <w:tcBorders>
-                    <w:bottom w:val="none" w:sz="0" w:space="0" w:color="000000"/>
-                    <w:top w:val="none" w:sz="0" w:space="0" w:color="000000"/>
-                    <w:left w:val="none" w:sz="0" w:space="0" w:color="000000"/>
-                    <w:right w:val="none" w:sz="0" w:space="0" w:color="000000"/>
-                  </w:tcBorders>
-                  <w:shd w:val="clear" w:color="auto" w:fill="FFFFFF"/>
-                  <w:tcMar>
-                    <w:top w:w="0" w:type="dxa"/>
-                    <w:bottom w:w="0" w:type="dxa"/>
-                    <w:left w:w="0" w:type="dxa"/>
-                    <w:right w:w="0" w:type="dxa"/>
-                  </w:tcMar>
-                  <w:vAlign w:val="center"/>
-                </w:tcPr>
-                <w:p>
-                  <w:pPr>
-                    <w:pStyle w:pstlname="Normal"/>
-                    <w:jc w:val="center"/>
-                    <w:pBdr>
-                      <w:bottom w:val="none" w:sz="0" w:space="0" w:color="000000"/>
-                      <w:top w:val="none" w:sz="0" w:space="0" w:color="000000"/>
-                      <w:left w:val="none" w:sz="0" w:space="0" w:color="000000"/>
-                      <w:right w:val="none" w:sz="0" w:space="0" w:color="000000"/>
-                    </w:pBdr>
-                    <w:spacing w:after="100" w:before="100" w:line="240"/>
-                    <w:ind w:left="100" w:right="100" w:firstLine="0" w:firstLineChars="0"/>
-                    <w:rPr>
-                      <w:rFonts w:ascii="Arial" w:hAnsi="Arial" w:eastAsia="Arial" w:cs="Arial"/>
-                      <w:i w:val="false"/>
-                      <w:b w:val="false"/>
-                      <w:u w:val="none"/>
-                      <w:sz w:val="18"/>
-                      <w:szCs w:val="18"/>
-                      <w:color w:val="000000"/>
-                    </w:rPr>
-                  </w:pPr>
-                  <w:r xmlns:w="http://schemas.openxmlformats.org/wordprocessingml/2006/main" xmlns:wp="http://schemas.openxmlformats.org/drawingml/2006/wordprocessingDrawing" xmlns:r="http://schemas.openxmlformats.org/officeDocument/2006/relationships" xmlns:w14="http://schemas.microsoft.com/office/word/2010/wordml">
-                    <w:rPr>
-                      <w:rFonts w:ascii="Arial" w:hAnsi="Arial" w:eastAsia="Arial" w:cs="Arial"/>
-                      <w:i w:val="false"/>
-                      <w:b w:val="false"/>
-                      <w:u w:val="none"/>
-                      <w:sz w:val="18"/>
-                      <w:szCs w:val="18"/>
-                      <w:color w:val="000000"/>
-                    </w:rPr>
+              <w:tc>
+                <w:tcPr/>
+                <w:p>
+                  <w:pPr>
+                    <w:pStyle w:val="Compact"/>
+                    <w:jc w:val="right"/>
+                    <w:jc w:val="center"/>
+                  </w:pPr>
+                  <w:r>
                     <w:t xml:space="preserve">3</w:t>
                   </w:r>
                 </w:p>
               </w:tc>
               <w:tc>
-                <w:tcPr>
-                  <w:tcBorders>
-                    <w:bottom w:val="none" w:sz="0" w:space="0" w:color="000000"/>
-                    <w:top w:val="none" w:sz="0" w:space="0" w:color="000000"/>
-                    <w:left w:val="none" w:sz="0" w:space="0" w:color="000000"/>
-                    <w:right w:val="none" w:sz="0" w:space="0" w:color="000000"/>
-                  </w:tcBorders>
-                  <w:shd w:val="clear" w:color="auto" w:fill="FFFFFF"/>
-                  <w:tcMar>
-                    <w:top w:w="0" w:type="dxa"/>
-                    <w:bottom w:w="0" w:type="dxa"/>
-                    <w:left w:w="0" w:type="dxa"/>
-                    <w:right w:w="0" w:type="dxa"/>
-                  </w:tcMar>
-                  <w:vAlign w:val="center"/>
-                </w:tcPr>
-                <w:p>
-                  <w:pPr>
-                    <w:pStyle w:pstlname="Normal"/>
+                <w:tcPr/>
+                <w:p>
+                  <w:pPr>
+                    <w:pStyle w:val="Compact"/>
                     <w:jc w:val="left"/>
-                    <w:pBdr>
-                      <w:bottom w:val="none" w:sz="0" w:space="0" w:color="000000"/>
-                      <w:top w:val="none" w:sz="0" w:space="0" w:color="000000"/>
-                      <w:left w:val="none" w:sz="0" w:space="0" w:color="000000"/>
-                      <w:right w:val="none" w:sz="0" w:space="0" w:color="000000"/>
-                    </w:pBdr>
-                    <w:spacing w:after="100" w:before="100" w:line="240"/>
-                    <w:ind w:left="100" w:right="100" w:firstLine="0" w:firstLineChars="0"/>
-                    <w:rPr>
-                      <w:rFonts w:ascii="Arial" w:hAnsi="Arial" w:eastAsia="Arial" w:cs="Arial"/>
-                      <w:i w:val="false"/>
-                      <w:b w:val="false"/>
-                      <w:u w:val="none"/>
-                      <w:sz w:val="18"/>
-                      <w:szCs w:val="18"/>
-                      <w:color w:val="000000"/>
-                    </w:rPr>
-                  </w:pPr>
-                  <w:r xmlns:w="http://schemas.openxmlformats.org/wordprocessingml/2006/main" xmlns:wp="http://schemas.openxmlformats.org/drawingml/2006/wordprocessingDrawing" xmlns:r="http://schemas.openxmlformats.org/officeDocument/2006/relationships" xmlns:w14="http://schemas.microsoft.com/office/word/2010/wordml">
-                    <w:rPr>
-                      <w:rFonts w:ascii="Arial" w:hAnsi="Arial" w:eastAsia="Arial" w:cs="Arial"/>
-                      <w:i w:val="false"/>
-                      <w:b w:val="false"/>
-                      <w:u w:val="none"/>
-                      <w:sz w:val="18"/>
-                      <w:szCs w:val="18"/>
-                      <w:color w:val="000000"/>
-                    </w:rPr>
-                    <w:t xml:space="preserve">Ta'lim kreditini garov va kafilliksiz olish</w:t>
-                  </w:r>
-                </w:p>
-              </w:tc>
-              <w:tc>
-                <w:tcPr>
-                  <w:tcBorders>
-                    <w:bottom w:val="none" w:sz="0" w:space="0" w:color="000000"/>
-                    <w:top w:val="none" w:sz="0" w:space="0" w:color="000000"/>
-                    <w:left w:val="none" w:sz="0" w:space="0" w:color="000000"/>
-                    <w:right w:val="none" w:sz="0" w:space="0" w:color="000000"/>
-                  </w:tcBorders>
-                  <w:shd w:val="clear" w:color="auto" w:fill="FFFFFF"/>
-                  <w:tcMar>
-                    <w:top w:w="0" w:type="dxa"/>
-                    <w:bottom w:w="0" w:type="dxa"/>
-                    <w:left w:w="0" w:type="dxa"/>
-                    <w:right w:w="0" w:type="dxa"/>
-                  </w:tcMar>
-                  <w:vAlign w:val="center"/>
-                </w:tcPr>
-                <w:p>
-                  <w:pPr>
-                    <w:pStyle w:pstlname="Normal"/>
+                    <w:jc w:val="center"/>
+                  </w:pPr>
+                  <w:r>
+                    <w:t xml:space="preserve">Ta’lim kreditini garov va kafilliksiz olish</w:t>
+                  </w:r>
+                </w:p>
+              </w:tc>
+              <w:tc>
+                <w:tcPr/>
+                <w:p>
+                  <w:pPr>
+                    <w:pStyle w:val="Compact"/>
                     <w:jc w:val="left"/>
-                    <w:pBdr>
-                      <w:bottom w:val="none" w:sz="0" w:space="0" w:color="000000"/>
-                      <w:top w:val="none" w:sz="0" w:space="0" w:color="000000"/>
-                      <w:left w:val="none" w:sz="0" w:space="0" w:color="000000"/>
-                      <w:right w:val="none" w:sz="0" w:space="0" w:color="000000"/>
-                    </w:pBdr>
-                    <w:spacing w:after="100" w:before="100" w:line="240"/>
-                    <w:ind w:left="100" w:right="100" w:firstLine="0" w:firstLineChars="0"/>
-                    <w:rPr>
-                      <w:rFonts w:ascii="Arial" w:hAnsi="Arial" w:eastAsia="Arial" w:cs="Arial"/>
-                      <w:i w:val="false"/>
-                      <w:b w:val="false"/>
-                      <w:u w:val="none"/>
-                      <w:sz w:val="18"/>
-                      <w:szCs w:val="18"/>
-                      <w:color w:val="000000"/>
-                    </w:rPr>
-                  </w:pPr>
-                  <w:r xmlns:w="http://schemas.openxmlformats.org/wordprocessingml/2006/main" xmlns:wp="http://schemas.openxmlformats.org/drawingml/2006/wordprocessingDrawing" xmlns:r="http://schemas.openxmlformats.org/officeDocument/2006/relationships" xmlns:w14="http://schemas.microsoft.com/office/word/2010/wordml">
-                    <w:rPr>
-                      <w:rFonts w:ascii="Arial" w:hAnsi="Arial" w:eastAsia="Arial" w:cs="Arial"/>
-                      <w:i w:val="false"/>
-                      <w:b w:val="false"/>
-                      <w:u w:val="none"/>
-                      <w:sz w:val="18"/>
-                      <w:szCs w:val="18"/>
-                      <w:color w:val="000000"/>
-                    </w:rPr>
-                    <w:t xml:space="preserve">Ijtimoiy reestrga kiritilgan oilalar farzandlaridan ta'lim krediti uchun garov va kafilliklar talab etilmaydi. "3" va undan yuqori o'zlashtirish bahosi bo'lganda kredit to'lov-kontrakt summasi miqdorida ajratiladi</w:t>
-                  </w:r>
-                </w:p>
-              </w:tc>
-              <w:tc>
-                <w:tcPr>
-                  <w:tcBorders>
-                    <w:bottom w:val="none" w:sz="0" w:space="0" w:color="000000"/>
-                    <w:top w:val="none" w:sz="0" w:space="0" w:color="000000"/>
-                    <w:left w:val="none" w:sz="0" w:space="0" w:color="000000"/>
-                    <w:right w:val="none" w:sz="0" w:space="0" w:color="000000"/>
-                  </w:tcBorders>
-                  <w:shd w:val="clear" w:color="auto" w:fill="FFFFFF"/>
-                  <w:tcMar>
-                    <w:top w:w="0" w:type="dxa"/>
-                    <w:bottom w:w="0" w:type="dxa"/>
-                    <w:left w:w="0" w:type="dxa"/>
-                    <w:right w:w="0" w:type="dxa"/>
-                  </w:tcMar>
-                  <w:vAlign w:val="center"/>
-                </w:tcPr>
-                <w:p>
-                  <w:pPr>
-                    <w:pStyle w:pstlname="Normal"/>
+                    <w:jc w:val="center"/>
+                  </w:pPr>
+                  <w:r>
+                    <w:t xml:space="preserve">Ijtimoiy reestrga kiritilgan oilalar farzandlaridan ta’lim krediti uchun garov va kafilliklar talab etilmaydi.</w:t>
+                  </w:r>
+                  <w:r>
+                    <w:t xml:space="preserve"> </w:t>
+                  </w:r>
+                  <w:r>
+                    <w:t xml:space="preserve">“3”</w:t>
+                  </w:r>
+                  <w:r>
+                    <w:t xml:space="preserve"> </w:t>
+                  </w:r>
+                  <w:r>
+                    <w:t xml:space="preserve">va undan yuqori o’zlashtirish bahosi bo’lganda kredit to’lov-kontrakt summasi miqdorida ajratiladi</w:t>
+                  </w:r>
+                </w:p>
+              </w:tc>
+              <w:tc>
+                <w:tcPr/>
+                <w:p>
+                  <w:pPr>
+                    <w:pStyle w:val="Compact"/>
                     <w:jc w:val="left"/>
-                    <w:pBdr>
-                      <w:bottom w:val="none" w:sz="0" w:space="0" w:color="000000"/>
-                      <w:top w:val="none" w:sz="0" w:space="0" w:color="000000"/>
-                      <w:left w:val="none" w:sz="0" w:space="0" w:color="000000"/>
-                      <w:right w:val="none" w:sz="0" w:space="0" w:color="000000"/>
-                    </w:pBdr>
-                    <w:spacing w:after="100" w:before="100" w:line="240"/>
-                    <w:ind w:left="100" w:right="100" w:firstLine="0" w:firstLineChars="0"/>
-                    <w:rPr>
-                      <w:rFonts w:ascii="Arial" w:hAnsi="Arial" w:eastAsia="Arial" w:cs="Arial"/>
-                      <w:i w:val="false"/>
-                      <w:b w:val="false"/>
-                      <w:u w:val="none"/>
-                      <w:sz w:val="18"/>
-                      <w:szCs w:val="18"/>
-                      <w:color w:val="000000"/>
-                    </w:rPr>
-                  </w:pPr>
-                  <w:r xmlns:w="http://schemas.openxmlformats.org/wordprocessingml/2006/main" xmlns:wp="http://schemas.openxmlformats.org/drawingml/2006/wordprocessingDrawing" xmlns:r="http://schemas.openxmlformats.org/officeDocument/2006/relationships" xmlns:w14="http://schemas.microsoft.com/office/word/2010/wordml">
-                    <w:rPr>
-                      <w:rFonts w:ascii="Arial" w:hAnsi="Arial" w:eastAsia="Arial" w:cs="Arial"/>
-                      <w:i w:val="false"/>
-                      <w:b w:val="false"/>
-                      <w:u w:val="none"/>
-                      <w:sz w:val="18"/>
-                      <w:szCs w:val="18"/>
-                      <w:color w:val="000000"/>
-                    </w:rPr>
+                    <w:jc w:val="center"/>
+                  </w:pPr>
+                  <w:r>
                     <w:t xml:space="preserve">PQ-5203, 1-band</w:t>
                   </w:r>
                 </w:p>
               </w:tc>
             </w:tr>
             <w:tr>
-              <w:trPr>
-                <w:trHeight w:val="360" w:hRule="auto"/>
-              </w:trPr>
-              body 4
-              <w:tc>
-                <w:tcPr>
-                  <w:tcBorders>
-                    <w:bottom w:val="none" w:sz="0" w:space="0" w:color="000000"/>
-                    <w:top w:val="none" w:sz="0" w:space="0" w:color="000000"/>
-                    <w:left w:val="none" w:sz="0" w:space="0" w:color="000000"/>
-                    <w:right w:val="none" w:sz="0" w:space="0" w:color="000000"/>
-                  </w:tcBorders>
-                  <w:shd w:val="clear" w:color="auto" w:fill="FFFFFF"/>
-                  <w:tcMar>
-                    <w:top w:w="0" w:type="dxa"/>
-                    <w:bottom w:w="0" w:type="dxa"/>
-                    <w:left w:w="0" w:type="dxa"/>
-                    <w:right w:w="0" w:type="dxa"/>
-                  </w:tcMar>
-                  <w:vAlign w:val="center"/>
-                </w:tcPr>
-                <w:p>
-                  <w:pPr>
-                    <w:pStyle w:pstlname="Normal"/>
-                    <w:jc w:val="center"/>
-                    <w:pBdr>
-                      <w:bottom w:val="none" w:sz="0" w:space="0" w:color="000000"/>
-                      <w:top w:val="none" w:sz="0" w:space="0" w:color="000000"/>
-                      <w:left w:val="none" w:sz="0" w:space="0" w:color="000000"/>
-                      <w:right w:val="none" w:sz="0" w:space="0" w:color="000000"/>
-                    </w:pBdr>
-                    <w:spacing w:after="100" w:before="100" w:line="240"/>
-                    <w:ind w:left="100" w:right="100" w:firstLine="0" w:firstLineChars="0"/>
-                    <w:rPr>
-                      <w:rFonts w:ascii="Arial" w:hAnsi="Arial" w:eastAsia="Arial" w:cs="Arial"/>
-                      <w:i w:val="false"/>
-                      <w:b w:val="false"/>
-                      <w:u w:val="none"/>
-                      <w:sz w:val="18"/>
-                      <w:szCs w:val="18"/>
-                      <w:color w:val="000000"/>
-                    </w:rPr>
-                  </w:pPr>
-                  <w:r xmlns:w="http://schemas.openxmlformats.org/wordprocessingml/2006/main" xmlns:wp="http://schemas.openxmlformats.org/drawingml/2006/wordprocessingDrawing" xmlns:r="http://schemas.openxmlformats.org/officeDocument/2006/relationships" xmlns:w14="http://schemas.microsoft.com/office/word/2010/wordml">
-                    <w:rPr>
-                      <w:rFonts w:ascii="Arial" w:hAnsi="Arial" w:eastAsia="Arial" w:cs="Arial"/>
-                      <w:i w:val="false"/>
-                      <w:b w:val="false"/>
-                      <w:u w:val="none"/>
-                      <w:sz w:val="18"/>
-                      <w:szCs w:val="18"/>
-                      <w:color w:val="000000"/>
-                    </w:rPr>
+              <w:tc>
+                <w:tcPr/>
+                <w:p>
+                  <w:pPr>
+                    <w:pStyle w:val="Compact"/>
+                    <w:jc w:val="right"/>
+                    <w:jc w:val="center"/>
+                  </w:pPr>
+                  <w:r>
                     <w:t xml:space="preserve">4</w:t>
                   </w:r>
                 </w:p>
               </w:tc>
               <w:tc>
-                <w:tcPr>
-                  <w:tcBorders>
-                    <w:bottom w:val="none" w:sz="0" w:space="0" w:color="000000"/>
-                    <w:top w:val="none" w:sz="0" w:space="0" w:color="000000"/>
-                    <w:left w:val="none" w:sz="0" w:space="0" w:color="000000"/>
-                    <w:right w:val="none" w:sz="0" w:space="0" w:color="000000"/>
-                  </w:tcBorders>
-                  <w:shd w:val="clear" w:color="auto" w:fill="FFFFFF"/>
-                  <w:tcMar>
-                    <w:top w:w="0" w:type="dxa"/>
-                    <w:bottom w:w="0" w:type="dxa"/>
-                    <w:left w:w="0" w:type="dxa"/>
-                    <w:right w:w="0" w:type="dxa"/>
-                  </w:tcMar>
-                  <w:vAlign w:val="center"/>
-                </w:tcPr>
-                <w:p>
-                  <w:pPr>
-                    <w:pStyle w:pstlname="Normal"/>
+                <w:tcPr/>
+                <w:p>
+                  <w:pPr>
+                    <w:pStyle w:val="Compact"/>
                     <w:jc w:val="left"/>
-                    <w:pBdr>
-                      <w:bottom w:val="none" w:sz="0" w:space="0" w:color="000000"/>
-                      <w:top w:val="none" w:sz="0" w:space="0" w:color="000000"/>
-                      <w:left w:val="none" w:sz="0" w:space="0" w:color="000000"/>
-                      <w:right w:val="none" w:sz="0" w:space="0" w:color="000000"/>
-                    </w:pBdr>
-                    <w:spacing w:after="100" w:before="100" w:line="240"/>
-                    <w:ind w:left="100" w:right="100" w:firstLine="0" w:firstLineChars="0"/>
-                    <w:rPr>
-                      <w:rFonts w:ascii="Arial" w:hAnsi="Arial" w:eastAsia="Arial" w:cs="Arial"/>
-                      <w:i w:val="false"/>
-                      <w:b w:val="false"/>
-                      <w:u w:val="none"/>
-                      <w:sz w:val="18"/>
-                      <w:szCs w:val="18"/>
-                      <w:color w:val="000000"/>
-                    </w:rPr>
-                  </w:pPr>
-                  <w:r xmlns:w="http://schemas.openxmlformats.org/wordprocessingml/2006/main" xmlns:wp="http://schemas.openxmlformats.org/drawingml/2006/wordprocessingDrawing" xmlns:r="http://schemas.openxmlformats.org/officeDocument/2006/relationships" xmlns:w14="http://schemas.microsoft.com/office/word/2010/wordml">
-                    <w:rPr>
-                      <w:rFonts w:ascii="Arial" w:hAnsi="Arial" w:eastAsia="Arial" w:cs="Arial"/>
-                      <w:i w:val="false"/>
-                      <w:b w:val="false"/>
-                      <w:u w:val="none"/>
-                      <w:sz w:val="18"/>
-                      <w:szCs w:val="18"/>
-                      <w:color w:val="000000"/>
-                    </w:rPr>
+                    <w:jc w:val="center"/>
+                  </w:pPr>
+                  <w:r>
                     <w:t xml:space="preserve">Talabalar turar joyi xarajatlarini qoplash</w:t>
                   </w:r>
                 </w:p>
               </w:tc>
               <w:tc>
-                <w:tcPr>
-                  <w:tcBorders>
-                    <w:bottom w:val="none" w:sz="0" w:space="0" w:color="000000"/>
-                    <w:top w:val="none" w:sz="0" w:space="0" w:color="000000"/>
-                    <w:left w:val="none" w:sz="0" w:space="0" w:color="000000"/>
-                    <w:right w:val="none" w:sz="0" w:space="0" w:color="000000"/>
-                  </w:tcBorders>
-                  <w:shd w:val="clear" w:color="auto" w:fill="FFFFFF"/>
-                  <w:tcMar>
-                    <w:top w:w="0" w:type="dxa"/>
-                    <w:bottom w:w="0" w:type="dxa"/>
-                    <w:left w:w="0" w:type="dxa"/>
-                    <w:right w:w="0" w:type="dxa"/>
-                  </w:tcMar>
-                  <w:vAlign w:val="center"/>
-                </w:tcPr>
-                <w:p>
-                  <w:pPr>
-                    <w:pStyle w:pstlname="Normal"/>
+                <w:tcPr/>
+                <w:p>
+                  <w:pPr>
+                    <w:pStyle w:val="Compact"/>
                     <w:jc w:val="left"/>
-                    <w:pBdr>
-                      <w:bottom w:val="none" w:sz="0" w:space="0" w:color="000000"/>
-                      <w:top w:val="none" w:sz="0" w:space="0" w:color="000000"/>
-                      <w:left w:val="none" w:sz="0" w:space="0" w:color="000000"/>
-                      <w:right w:val="none" w:sz="0" w:space="0" w:color="000000"/>
-                    </w:pBdr>
-                    <w:spacing w:after="100" w:before="100" w:line="240"/>
-                    <w:ind w:left="100" w:right="100" w:firstLine="0" w:firstLineChars="0"/>
-                    <w:rPr>
-                      <w:rFonts w:ascii="Arial" w:hAnsi="Arial" w:eastAsia="Arial" w:cs="Arial"/>
-                      <w:i w:val="false"/>
-                      <w:b w:val="false"/>
-                      <w:u w:val="none"/>
-                      <w:sz w:val="18"/>
-                      <w:szCs w:val="18"/>
-                      <w:color w:val="000000"/>
-                    </w:rPr>
-                  </w:pPr>
-                  <w:r xmlns:w="http://schemas.openxmlformats.org/wordprocessingml/2006/main" xmlns:wp="http://schemas.openxmlformats.org/drawingml/2006/wordprocessingDrawing" xmlns:r="http://schemas.openxmlformats.org/officeDocument/2006/relationships" xmlns:w14="http://schemas.microsoft.com/office/word/2010/wordml">
-                    <w:rPr>
-                      <w:rFonts w:ascii="Arial" w:hAnsi="Arial" w:eastAsia="Arial" w:cs="Arial"/>
-                      <w:i w:val="false"/>
-                      <w:b w:val="false"/>
-                      <w:u w:val="none"/>
-                      <w:sz w:val="18"/>
-                      <w:szCs w:val="18"/>
-                      <w:color w:val="000000"/>
-                    </w:rPr>
-                    <w:t xml:space="preserve">2025/2026 o'quv yilidan boshlab Ijtimoiy reestrga kiritilgan oilalar farzandlarining davlat oliy ta'lim muassasalari talabalar turar joylaridagi yashash xarajatlari Davlat byudjeti hisobidan qoplab beriladi</w:t>
-                  </w:r>
-                </w:p>
-              </w:tc>
-              <w:tc>
-                <w:tcPr>
-                  <w:tcBorders>
-                    <w:bottom w:val="none" w:sz="0" w:space="0" w:color="000000"/>
-                    <w:top w:val="none" w:sz="0" w:space="0" w:color="000000"/>
-                    <w:left w:val="none" w:sz="0" w:space="0" w:color="000000"/>
-                    <w:right w:val="none" w:sz="0" w:space="0" w:color="000000"/>
-                  </w:tcBorders>
-                  <w:shd w:val="clear" w:color="auto" w:fill="FFFFFF"/>
-                  <w:tcMar>
-                    <w:top w:w="0" w:type="dxa"/>
-                    <w:bottom w:w="0" w:type="dxa"/>
-                    <w:left w:w="0" w:type="dxa"/>
-                    <w:right w:w="0" w:type="dxa"/>
-                  </w:tcMar>
-                  <w:vAlign w:val="center"/>
-                </w:tcPr>
-                <w:p>
-                  <w:pPr>
-                    <w:pStyle w:pstlname="Normal"/>
+                    <w:jc w:val="center"/>
+                  </w:pPr>
+                  <w:r>
+                    <w:t xml:space="preserve">2025/2026 o’quv yilidan boshlab Ijtimoiy reestrga kiritilgan oilalar farzandlarining davlat oliy ta’lim muassasalari talabalar turar joylaridagi yashash xarajatlari Davlat byudjeti hisobidan qoplab beriladi</w:t>
+                  </w:r>
+                </w:p>
+              </w:tc>
+              <w:tc>
+                <w:tcPr/>
+                <w:p>
+                  <w:pPr>
+                    <w:pStyle w:val="Compact"/>
                     <w:jc w:val="left"/>
-                    <w:pBdr>
-                      <w:bottom w:val="none" w:sz="0" w:space="0" w:color="000000"/>
-                      <w:top w:val="none" w:sz="0" w:space="0" w:color="000000"/>
-                      <w:left w:val="none" w:sz="0" w:space="0" w:color="000000"/>
-                      <w:right w:val="none" w:sz="0" w:space="0" w:color="000000"/>
-                    </w:pBdr>
-                    <w:spacing w:after="100" w:before="100" w:line="240"/>
-                    <w:ind w:left="100" w:right="100" w:firstLine="0" w:firstLineChars="0"/>
-                    <w:rPr>
-                      <w:rFonts w:ascii="Arial" w:hAnsi="Arial" w:eastAsia="Arial" w:cs="Arial"/>
-                      <w:i w:val="false"/>
-                      <w:b w:val="false"/>
-                      <w:u w:val="none"/>
-                      <w:sz w:val="18"/>
-                      <w:szCs w:val="18"/>
-                      <w:color w:val="000000"/>
-                    </w:rPr>
-                  </w:pPr>
-                  <w:r xmlns:w="http://schemas.openxmlformats.org/wordprocessingml/2006/main" xmlns:wp="http://schemas.openxmlformats.org/drawingml/2006/wordprocessingDrawing" xmlns:r="http://schemas.openxmlformats.org/officeDocument/2006/relationships" xmlns:w14="http://schemas.microsoft.com/office/word/2010/wordml">
-                    <w:rPr>
-                      <w:rFonts w:ascii="Arial" w:hAnsi="Arial" w:eastAsia="Arial" w:cs="Arial"/>
-                      <w:i w:val="false"/>
-                      <w:b w:val="false"/>
-                      <w:u w:val="none"/>
-                      <w:sz w:val="18"/>
-                      <w:szCs w:val="18"/>
-                      <w:color w:val="000000"/>
-                    </w:rPr>
+                    <w:jc w:val="center"/>
+                  </w:pPr>
+                  <w:r>
                     <w:t xml:space="preserve">PQ-330, 9-band</w:t>
                   </w:r>
                 </w:p>
               </w:tc>
             </w:tr>
             <w:tr>
-              <w:trPr>
-                <w:trHeight w:val="360" w:hRule="auto"/>
-              </w:trPr>
-              body 5
-              <w:tc>
-                <w:tcPr>
-                  <w:tcBorders>
-                    <w:bottom w:val="none" w:sz="0" w:space="0" w:color="000000"/>
-                    <w:top w:val="none" w:sz="0" w:space="0" w:color="000000"/>
-                    <w:left w:val="none" w:sz="0" w:space="0" w:color="000000"/>
-                    <w:right w:val="none" w:sz="0" w:space="0" w:color="000000"/>
-                  </w:tcBorders>
-                  <w:shd w:val="clear" w:color="auto" w:fill="FFFFFF"/>
-                  <w:tcMar>
-                    <w:top w:w="0" w:type="dxa"/>
-                    <w:bottom w:w="0" w:type="dxa"/>
-                    <w:left w:w="0" w:type="dxa"/>
-                    <w:right w:w="0" w:type="dxa"/>
-                  </w:tcMar>
-                  <w:vAlign w:val="center"/>
-                </w:tcPr>
-                <w:p>
-                  <w:pPr>
-                    <w:pStyle w:pstlname="Normal"/>
-                    <w:jc w:val="center"/>
-                    <w:pBdr>
-                      <w:bottom w:val="none" w:sz="0" w:space="0" w:color="000000"/>
-                      <w:top w:val="none" w:sz="0" w:space="0" w:color="000000"/>
-                      <w:left w:val="none" w:sz="0" w:space="0" w:color="000000"/>
-                      <w:right w:val="none" w:sz="0" w:space="0" w:color="000000"/>
-                    </w:pBdr>
-                    <w:spacing w:after="100" w:before="100" w:line="240"/>
-                    <w:ind w:left="100" w:right="100" w:firstLine="0" w:firstLineChars="0"/>
-                    <w:rPr>
-                      <w:rFonts w:ascii="Arial" w:hAnsi="Arial" w:eastAsia="Arial" w:cs="Arial"/>
-                      <w:i w:val="false"/>
-                      <w:b w:val="false"/>
-                      <w:u w:val="none"/>
-                      <w:sz w:val="18"/>
-                      <w:szCs w:val="18"/>
-                      <w:color w:val="000000"/>
-                    </w:rPr>
-                  </w:pPr>
-                  <w:r xmlns:w="http://schemas.openxmlformats.org/wordprocessingml/2006/main" xmlns:wp="http://schemas.openxmlformats.org/drawingml/2006/wordprocessingDrawing" xmlns:r="http://schemas.openxmlformats.org/officeDocument/2006/relationships" xmlns:w14="http://schemas.microsoft.com/office/word/2010/wordml">
-                    <w:rPr>
-                      <w:rFonts w:ascii="Arial" w:hAnsi="Arial" w:eastAsia="Arial" w:cs="Arial"/>
-                      <w:i w:val="false"/>
-                      <w:b w:val="false"/>
-                      <w:u w:val="none"/>
-                      <w:sz w:val="18"/>
-                      <w:szCs w:val="18"/>
-                      <w:color w:val="000000"/>
-                    </w:rPr>
+              <w:tc>
+                <w:tcPr/>
+                <w:p>
+                  <w:pPr>
+                    <w:pStyle w:val="Compact"/>
+                    <w:jc w:val="right"/>
+                    <w:jc w:val="center"/>
+                  </w:pPr>
+                  <w:r>
                     <w:t xml:space="preserve">5</w:t>
                   </w:r>
                 </w:p>
               </w:tc>
               <w:tc>
-                <w:tcPr>
-                  <w:tcBorders>
-                    <w:bottom w:val="none" w:sz="0" w:space="0" w:color="000000"/>
-                    <w:top w:val="none" w:sz="0" w:space="0" w:color="000000"/>
-                    <w:left w:val="none" w:sz="0" w:space="0" w:color="000000"/>
-                    <w:right w:val="none" w:sz="0" w:space="0" w:color="000000"/>
-                  </w:tcBorders>
-                  <w:shd w:val="clear" w:color="auto" w:fill="FFFFFF"/>
-                  <w:tcMar>
-                    <w:top w:w="0" w:type="dxa"/>
-                    <w:bottom w:w="0" w:type="dxa"/>
-                    <w:left w:w="0" w:type="dxa"/>
-                    <w:right w:w="0" w:type="dxa"/>
-                  </w:tcMar>
-                  <w:vAlign w:val="center"/>
-                </w:tcPr>
-                <w:p>
-                  <w:pPr>
-                    <w:pStyle w:pstlname="Normal"/>
+                <w:tcPr/>
+                <w:p>
+                  <w:pPr>
+                    <w:pStyle w:val="Compact"/>
                     <w:jc w:val="left"/>
-                    <w:pBdr>
-                      <w:bottom w:val="none" w:sz="0" w:space="0" w:color="000000"/>
-                      <w:top w:val="none" w:sz="0" w:space="0" w:color="000000"/>
-                      <w:left w:val="none" w:sz="0" w:space="0" w:color="000000"/>
-                      <w:right w:val="none" w:sz="0" w:space="0" w:color="000000"/>
-                    </w:pBdr>
-                    <w:spacing w:after="100" w:before="100" w:line="240"/>
-                    <w:ind w:left="100" w:right="100" w:firstLine="0" w:firstLineChars="0"/>
-                    <w:rPr>
-                      <w:rFonts w:ascii="Arial" w:hAnsi="Arial" w:eastAsia="Arial" w:cs="Arial"/>
-                      <w:i w:val="false"/>
-                      <w:b w:val="false"/>
-                      <w:u w:val="none"/>
-                      <w:sz w:val="18"/>
-                      <w:szCs w:val="18"/>
-                      <w:color w:val="000000"/>
-                    </w:rPr>
-                  </w:pPr>
-                  <w:r xmlns:w="http://schemas.openxmlformats.org/wordprocessingml/2006/main" xmlns:wp="http://schemas.openxmlformats.org/drawingml/2006/wordprocessingDrawing" xmlns:r="http://schemas.openxmlformats.org/officeDocument/2006/relationships" xmlns:w14="http://schemas.microsoft.com/office/word/2010/wordml">
-                    <w:rPr>
-                      <w:rFonts w:ascii="Arial" w:hAnsi="Arial" w:eastAsia="Arial" w:cs="Arial"/>
-                      <w:i w:val="false"/>
-                      <w:b w:val="false"/>
-                      <w:u w:val="none"/>
-                      <w:sz w:val="18"/>
-                      <w:szCs w:val="18"/>
-                      <w:color w:val="000000"/>
-                    </w:rPr>
-                    <w:t xml:space="preserve">"El-yurt umidi" jamg'armasi kvotalari</w:t>
-                  </w:r>
-                </w:p>
-              </w:tc>
-              <w:tc>
-                <w:tcPr>
-                  <w:tcBorders>
-                    <w:bottom w:val="none" w:sz="0" w:space="0" w:color="000000"/>
-                    <w:top w:val="none" w:sz="0" w:space="0" w:color="000000"/>
-                    <w:left w:val="none" w:sz="0" w:space="0" w:color="000000"/>
-                    <w:right w:val="none" w:sz="0" w:space="0" w:color="000000"/>
-                  </w:tcBorders>
-                  <w:shd w:val="clear" w:color="auto" w:fill="FFFFFF"/>
-                  <w:tcMar>
-                    <w:top w:w="0" w:type="dxa"/>
-                    <w:bottom w:w="0" w:type="dxa"/>
-                    <w:left w:w="0" w:type="dxa"/>
-                    <w:right w:w="0" w:type="dxa"/>
-                  </w:tcMar>
-                  <w:vAlign w:val="center"/>
-                </w:tcPr>
-                <w:p>
-                  <w:pPr>
-                    <w:pStyle w:pstlname="Normal"/>
+                    <w:jc w:val="center"/>
+                  </w:pPr>
+                  <w:r>
+                    <w:t xml:space="preserve">“El-yurt umidi”</w:t>
+                  </w:r>
+                  <w:r>
+                    <w:t xml:space="preserve"> </w:t>
+                  </w:r>
+                  <w:r>
+                    <w:t xml:space="preserve">jamg’armasi kvotalari</w:t>
+                  </w:r>
+                </w:p>
+              </w:tc>
+              <w:tc>
+                <w:tcPr/>
+                <w:p>
+                  <w:pPr>
+                    <w:pStyle w:val="Compact"/>
                     <w:jc w:val="left"/>
-                    <w:pBdr>
-                      <w:bottom w:val="none" w:sz="0" w:space="0" w:color="000000"/>
-                      <w:top w:val="none" w:sz="0" w:space="0" w:color="000000"/>
-                      <w:left w:val="none" w:sz="0" w:space="0" w:color="000000"/>
-                      <w:right w:val="none" w:sz="0" w:space="0" w:color="000000"/>
-                    </w:pBdr>
-                    <w:spacing w:after="100" w:before="100" w:line="240"/>
-                    <w:ind w:left="100" w:right="100" w:firstLine="0" w:firstLineChars="0"/>
-                    <w:rPr>
-                      <w:rFonts w:ascii="Arial" w:hAnsi="Arial" w:eastAsia="Arial" w:cs="Arial"/>
-                      <w:i w:val="false"/>
-                      <w:b w:val="false"/>
-                      <w:u w:val="none"/>
-                      <w:sz w:val="18"/>
-                      <w:szCs w:val="18"/>
-                      <w:color w:val="000000"/>
-                    </w:rPr>
-                  </w:pPr>
-                  <w:r xmlns:w="http://schemas.openxmlformats.org/wordprocessingml/2006/main" xmlns:wp="http://schemas.openxmlformats.org/drawingml/2006/wordprocessingDrawing" xmlns:r="http://schemas.openxmlformats.org/officeDocument/2006/relationships" xmlns:w14="http://schemas.microsoft.com/office/word/2010/wordml">
-                    <w:rPr>
-                      <w:rFonts w:ascii="Arial" w:hAnsi="Arial" w:eastAsia="Arial" w:cs="Arial"/>
-                      <w:i w:val="false"/>
-                      <w:b w:val="false"/>
-                      <w:u w:val="none"/>
-                      <w:sz w:val="18"/>
-                      <w:szCs w:val="18"/>
-                      <w:color w:val="000000"/>
-                    </w:rPr>
-                    <w:t xml:space="preserve">2025-yildan boshlab "El-yurt umidi" jamg'armasi tomonidan Ijtimoiy reestrga kiritilgan oilalarning farzandlari uchun xorijda ta'lim olish bo'yicha alohida kvotalar ajratiladi</w:t>
-                  </w:r>
-                </w:p>
-              </w:tc>
-              <w:tc>
-                <w:tcPr>
-                  <w:tcBorders>
-                    <w:bottom w:val="none" w:sz="0" w:space="0" w:color="000000"/>
-                    <w:top w:val="none" w:sz="0" w:space="0" w:color="000000"/>
-                    <w:left w:val="none" w:sz="0" w:space="0" w:color="000000"/>
-                    <w:right w:val="none" w:sz="0" w:space="0" w:color="000000"/>
-                  </w:tcBorders>
-                  <w:shd w:val="clear" w:color="auto" w:fill="FFFFFF"/>
-                  <w:tcMar>
-                    <w:top w:w="0" w:type="dxa"/>
-                    <w:bottom w:w="0" w:type="dxa"/>
-                    <w:left w:w="0" w:type="dxa"/>
-                    <w:right w:w="0" w:type="dxa"/>
-                  </w:tcMar>
-                  <w:vAlign w:val="center"/>
-                </w:tcPr>
-                <w:p>
-                  <w:pPr>
-                    <w:pStyle w:pstlname="Normal"/>
+                    <w:jc w:val="center"/>
+                  </w:pPr>
+                  <w:r>
+                    <w:t xml:space="preserve">2025-yildan boshlab</w:t>
+                  </w:r>
+                  <w:r>
+                    <w:t xml:space="preserve"> </w:t>
+                  </w:r>
+                  <w:r>
+                    <w:t xml:space="preserve">“El-yurt umidi”</w:t>
+                  </w:r>
+                  <w:r>
+                    <w:t xml:space="preserve"> </w:t>
+                  </w:r>
+                  <w:r>
+                    <w:t xml:space="preserve">jamg’armasi tomonidan Ijtimoiy reestrga kiritilgan oilalarning farzandlari uchun xorijda ta’lim olish bo’yicha alohida kvotalar ajratiladi</w:t>
+                  </w:r>
+                </w:p>
+              </w:tc>
+              <w:tc>
+                <w:tcPr/>
+                <w:p>
+                  <w:pPr>
+                    <w:pStyle w:val="Compact"/>
                     <w:jc w:val="left"/>
-                    <w:pBdr>
-                      <w:bottom w:val="none" w:sz="0" w:space="0" w:color="000000"/>
-                      <w:top w:val="none" w:sz="0" w:space="0" w:color="000000"/>
-                      <w:left w:val="none" w:sz="0" w:space="0" w:color="000000"/>
-                      <w:right w:val="none" w:sz="0" w:space="0" w:color="000000"/>
-                    </w:pBdr>
-                    <w:spacing w:after="100" w:before="100" w:line="240"/>
-                    <w:ind w:left="100" w:right="100" w:firstLine="0" w:firstLineChars="0"/>
-                    <w:rPr>
-                      <w:rFonts w:ascii="Arial" w:hAnsi="Arial" w:eastAsia="Arial" w:cs="Arial"/>
-                      <w:i w:val="false"/>
-                      <w:b w:val="false"/>
-                      <w:u w:val="none"/>
-                      <w:sz w:val="18"/>
-                      <w:szCs w:val="18"/>
-                      <w:color w:val="000000"/>
-                    </w:rPr>
-                  </w:pPr>
-                  <w:r xmlns:w="http://schemas.openxmlformats.org/wordprocessingml/2006/main" xmlns:wp="http://schemas.openxmlformats.org/drawingml/2006/wordprocessingDrawing" xmlns:r="http://schemas.openxmlformats.org/officeDocument/2006/relationships" xmlns:w14="http://schemas.microsoft.com/office/word/2010/wordml">
-                    <w:rPr>
-                      <w:rFonts w:ascii="Arial" w:hAnsi="Arial" w:eastAsia="Arial" w:cs="Arial"/>
-                      <w:i w:val="false"/>
-                      <w:b w:val="false"/>
-                      <w:u w:val="none"/>
-                      <w:sz w:val="18"/>
-                      <w:szCs w:val="18"/>
-                      <w:color w:val="000000"/>
-                    </w:rPr>
+                    <w:jc w:val="center"/>
+                  </w:pPr>
+                  <w:r>
                     <w:t xml:space="preserve">PQ-330, 9-band</w:t>
                   </w:r>
                 </w:p>
               </w:tc>
             </w:tr>
             <w:tr>
-              <w:trPr>
-                <w:trHeight w:val="360" w:hRule="auto"/>
-              </w:trPr>
-              body 6
-              <w:tc>
-                <w:tcPr>
-                  <w:tcBorders>
-                    <w:bottom w:val="none" w:sz="0" w:space="0" w:color="000000"/>
-                    <w:top w:val="none" w:sz="0" w:space="0" w:color="000000"/>
-                    <w:left w:val="none" w:sz="0" w:space="0" w:color="000000"/>
-                    <w:right w:val="none" w:sz="0" w:space="0" w:color="000000"/>
-                  </w:tcBorders>
-                  <w:shd w:val="clear" w:color="auto" w:fill="FFFFFF"/>
-                  <w:tcMar>
-                    <w:top w:w="0" w:type="dxa"/>
-                    <w:bottom w:w="0" w:type="dxa"/>
-                    <w:left w:w="0" w:type="dxa"/>
-                    <w:right w:w="0" w:type="dxa"/>
-                  </w:tcMar>
-                  <w:vAlign w:val="center"/>
-                </w:tcPr>
-                <w:p>
-                  <w:pPr>
-                    <w:pStyle w:pstlname="Normal"/>
-                    <w:jc w:val="center"/>
-                    <w:pBdr>
-                      <w:bottom w:val="none" w:sz="0" w:space="0" w:color="000000"/>
-                      <w:top w:val="none" w:sz="0" w:space="0" w:color="000000"/>
-                      <w:left w:val="none" w:sz="0" w:space="0" w:color="000000"/>
-                      <w:right w:val="none" w:sz="0" w:space="0" w:color="000000"/>
-                    </w:pBdr>
-                    <w:spacing w:after="100" w:before="100" w:line="240"/>
-                    <w:ind w:left="100" w:right="100" w:firstLine="0" w:firstLineChars="0"/>
-                    <w:rPr>
-                      <w:rFonts w:ascii="Arial" w:hAnsi="Arial" w:eastAsia="Arial" w:cs="Arial"/>
-                      <w:i w:val="false"/>
-                      <w:b w:val="false"/>
-                      <w:u w:val="none"/>
-                      <w:sz w:val="18"/>
-                      <w:szCs w:val="18"/>
-                      <w:color w:val="000000"/>
-                    </w:rPr>
-                  </w:pPr>
-                  <w:r xmlns:w="http://schemas.openxmlformats.org/wordprocessingml/2006/main" xmlns:wp="http://schemas.openxmlformats.org/drawingml/2006/wordprocessingDrawing" xmlns:r="http://schemas.openxmlformats.org/officeDocument/2006/relationships" xmlns:w14="http://schemas.microsoft.com/office/word/2010/wordml">
-                    <w:rPr>
-                      <w:rFonts w:ascii="Arial" w:hAnsi="Arial" w:eastAsia="Arial" w:cs="Arial"/>
-                      <w:i w:val="false"/>
-                      <w:b w:val="false"/>
-                      <w:u w:val="none"/>
-                      <w:sz w:val="18"/>
-                      <w:szCs w:val="18"/>
-                      <w:color w:val="000000"/>
-                    </w:rPr>
+              <w:tc>
+                <w:tcPr/>
+                <w:p>
+                  <w:pPr>
+                    <w:pStyle w:val="Compact"/>
+                    <w:jc w:val="right"/>
+                    <w:jc w:val="center"/>
+                  </w:pPr>
+                  <w:r>
                     <w:t xml:space="preserve">6</w:t>
                   </w:r>
                 </w:p>
               </w:tc>
               <w:tc>
-                <w:tcPr>
-                  <w:tcBorders>
-                    <w:bottom w:val="none" w:sz="0" w:space="0" w:color="000000"/>
-                    <w:top w:val="none" w:sz="0" w:space="0" w:color="000000"/>
-                    <w:left w:val="none" w:sz="0" w:space="0" w:color="000000"/>
-                    <w:right w:val="none" w:sz="0" w:space="0" w:color="000000"/>
-                  </w:tcBorders>
-                  <w:shd w:val="clear" w:color="auto" w:fill="FFFFFF"/>
-                  <w:tcMar>
-                    <w:top w:w="0" w:type="dxa"/>
-                    <w:bottom w:w="0" w:type="dxa"/>
-                    <w:left w:w="0" w:type="dxa"/>
-                    <w:right w:w="0" w:type="dxa"/>
-                  </w:tcMar>
-                  <w:vAlign w:val="center"/>
-                </w:tcPr>
-                <w:p>
-                  <w:pPr>
-                    <w:pStyle w:pstlname="Normal"/>
+                <w:tcPr/>
+                <w:p>
+                  <w:pPr>
+                    <w:pStyle w:val="Compact"/>
                     <w:jc w:val="left"/>
-                    <w:pBdr>
-                      <w:bottom w:val="none" w:sz="0" w:space="0" w:color="000000"/>
-                      <w:top w:val="none" w:sz="0" w:space="0" w:color="000000"/>
-                      <w:left w:val="none" w:sz="0" w:space="0" w:color="000000"/>
-                      <w:right w:val="none" w:sz="0" w:space="0" w:color="000000"/>
-                    </w:pBdr>
-                    <w:spacing w:after="100" w:before="100" w:line="240"/>
-                    <w:ind w:left="100" w:right="100" w:firstLine="0" w:firstLineChars="0"/>
-                    <w:rPr>
-                      <w:rFonts w:ascii="Arial" w:hAnsi="Arial" w:eastAsia="Arial" w:cs="Arial"/>
-                      <w:i w:val="false"/>
-                      <w:b w:val="false"/>
-                      <w:u w:val="none"/>
-                      <w:sz w:val="18"/>
-                      <w:szCs w:val="18"/>
-                      <w:color w:val="000000"/>
-                    </w:rPr>
-                  </w:pPr>
-                  <w:r xmlns:w="http://schemas.openxmlformats.org/wordprocessingml/2006/main" xmlns:wp="http://schemas.openxmlformats.org/drawingml/2006/wordprocessingDrawing" xmlns:r="http://schemas.openxmlformats.org/officeDocument/2006/relationships" xmlns:w14="http://schemas.microsoft.com/office/word/2010/wordml">
-                    <w:rPr>
-                      <w:rFonts w:ascii="Arial" w:hAnsi="Arial" w:eastAsia="Arial" w:cs="Arial"/>
-                      <w:i w:val="false"/>
-                      <w:b w:val="false"/>
-                      <w:u w:val="none"/>
-                      <w:sz w:val="18"/>
-                      <w:szCs w:val="18"/>
-                      <w:color w:val="000000"/>
-                    </w:rPr>
-                    <w:t xml:space="preserve">Xotin-qizlar uchun oliy ta'lim imtiyozlari</w:t>
-                  </w:r>
-                </w:p>
-              </w:tc>
-              <w:tc>
-                <w:tcPr>
-                  <w:tcBorders>
-                    <w:bottom w:val="none" w:sz="0" w:space="0" w:color="000000"/>
-                    <w:top w:val="none" w:sz="0" w:space="0" w:color="000000"/>
-                    <w:left w:val="none" w:sz="0" w:space="0" w:color="000000"/>
-                    <w:right w:val="none" w:sz="0" w:space="0" w:color="000000"/>
-                  </w:tcBorders>
-                  <w:shd w:val="clear" w:color="auto" w:fill="FFFFFF"/>
-                  <w:tcMar>
-                    <w:top w:w="0" w:type="dxa"/>
-                    <w:bottom w:w="0" w:type="dxa"/>
-                    <w:left w:w="0" w:type="dxa"/>
-                    <w:right w:w="0" w:type="dxa"/>
-                  </w:tcMar>
-                  <w:vAlign w:val="center"/>
-                </w:tcPr>
-                <w:p>
-                  <w:pPr>
-                    <w:pStyle w:pstlname="Normal"/>
+                    <w:jc w:val="center"/>
+                  </w:pPr>
+                  <w:r>
+                    <w:t xml:space="preserve">Xotin-qizlar uchun oliy ta’lim imtiyozlari</w:t>
+                  </w:r>
+                </w:p>
+              </w:tc>
+              <w:tc>
+                <w:tcPr/>
+                <w:p>
+                  <w:pPr>
+                    <w:pStyle w:val="Compact"/>
                     <w:jc w:val="left"/>
-                    <w:pBdr>
-                      <w:bottom w:val="none" w:sz="0" w:space="0" w:color="000000"/>
-                      <w:top w:val="none" w:sz="0" w:space="0" w:color="000000"/>
-                      <w:left w:val="none" w:sz="0" w:space="0" w:color="000000"/>
-                      <w:right w:val="none" w:sz="0" w:space="0" w:color="000000"/>
-                    </w:pBdr>
-                    <w:spacing w:after="100" w:before="100" w:line="240"/>
-                    <w:ind w:left="100" w:right="100" w:firstLine="0" w:firstLineChars="0"/>
-                    <w:rPr>
-                      <w:rFonts w:ascii="Arial" w:hAnsi="Arial" w:eastAsia="Arial" w:cs="Arial"/>
-                      <w:i w:val="false"/>
-                      <w:b w:val="false"/>
-                      <w:u w:val="none"/>
-                      <w:sz w:val="18"/>
-                      <w:szCs w:val="18"/>
-                      <w:color w:val="000000"/>
-                    </w:rPr>
-                  </w:pPr>
-                  <w:r xmlns:w="http://schemas.openxmlformats.org/wordprocessingml/2006/main" xmlns:wp="http://schemas.openxmlformats.org/drawingml/2006/wordprocessingDrawing" xmlns:r="http://schemas.openxmlformats.org/officeDocument/2006/relationships" xmlns:w14="http://schemas.microsoft.com/office/word/2010/wordml">
-                    <w:rPr>
-                      <w:rFonts w:ascii="Arial" w:hAnsi="Arial" w:eastAsia="Arial" w:cs="Arial"/>
-                      <w:i w:val="false"/>
-                      <w:b w:val="false"/>
-                      <w:u w:val="none"/>
-                      <w:sz w:val="18"/>
-                      <w:szCs w:val="18"/>
-                      <w:color w:val="000000"/>
-                    </w:rPr>
-                    <w:t xml:space="preserve">Ijtimoiy himoya yagona reestriga kiritilgan oilalarning xotin-qizlariga ajratiladigan ta'lim kreditlari uchun garov va kafilliklar talab etilmaydi</w:t>
-                  </w:r>
-                </w:p>
-              </w:tc>
-              <w:tc>
-                <w:tcPr>
-                  <w:tcBorders>
-                    <w:bottom w:val="none" w:sz="0" w:space="0" w:color="000000"/>
-                    <w:top w:val="none" w:sz="0" w:space="0" w:color="000000"/>
-                    <w:left w:val="none" w:sz="0" w:space="0" w:color="000000"/>
-                    <w:right w:val="none" w:sz="0" w:space="0" w:color="000000"/>
-                  </w:tcBorders>
-                  <w:shd w:val="clear" w:color="auto" w:fill="FFFFFF"/>
-                  <w:tcMar>
-                    <w:top w:w="0" w:type="dxa"/>
-                    <w:bottom w:w="0" w:type="dxa"/>
-                    <w:left w:w="0" w:type="dxa"/>
-                    <w:right w:w="0" w:type="dxa"/>
-                  </w:tcMar>
-                  <w:vAlign w:val="center"/>
-                </w:tcPr>
-                <w:p>
-                  <w:pPr>
-                    <w:pStyle w:pstlname="Normal"/>
+                    <w:jc w:val="center"/>
+                  </w:pPr>
+                  <w:r>
+                    <w:t xml:space="preserve">Ijtimoiy himoya yagona reestriga kiritilgan oilalarning xotin-qizlariga ajratiladigan ta’lim kreditlari uchun garov va kafilliklar talab etilmaydi</w:t>
+                  </w:r>
+                </w:p>
+              </w:tc>
+              <w:tc>
+                <w:tcPr/>
+                <w:p>
+                  <w:pPr>
+                    <w:pStyle w:val="Compact"/>
                     <w:jc w:val="left"/>
-                    <w:pBdr>
-                      <w:bottom w:val="none" w:sz="0" w:space="0" w:color="000000"/>
-                      <w:top w:val="none" w:sz="0" w:space="0" w:color="000000"/>
-                      <w:left w:val="none" w:sz="0" w:space="0" w:color="000000"/>
-                      <w:right w:val="none" w:sz="0" w:space="0" w:color="000000"/>
-                    </w:pBdr>
-                    <w:spacing w:after="100" w:before="100" w:line="240"/>
-                    <w:ind w:left="100" w:right="100" w:firstLine="0" w:firstLineChars="0"/>
-                    <w:rPr>
-                      <w:rFonts w:ascii="Arial" w:hAnsi="Arial" w:eastAsia="Arial" w:cs="Arial"/>
-                      <w:i w:val="false"/>
-                      <w:b w:val="false"/>
-                      <w:u w:val="none"/>
-                      <w:sz w:val="18"/>
-                      <w:szCs w:val="18"/>
-                      <w:color w:val="000000"/>
-                    </w:rPr>
-                  </w:pPr>
-                  <w:r xmlns:w="http://schemas.openxmlformats.org/wordprocessingml/2006/main" xmlns:wp="http://schemas.openxmlformats.org/drawingml/2006/wordprocessingDrawing" xmlns:r="http://schemas.openxmlformats.org/officeDocument/2006/relationships" xmlns:w14="http://schemas.microsoft.com/office/word/2010/wordml">
-                    <w:rPr>
-                      <w:rFonts w:ascii="Arial" w:hAnsi="Arial" w:eastAsia="Arial" w:cs="Arial"/>
-                      <w:i w:val="false"/>
-                      <w:b w:val="false"/>
-                      <w:u w:val="none"/>
-                      <w:sz w:val="18"/>
-                      <w:szCs w:val="18"/>
-                      <w:color w:val="000000"/>
-                    </w:rPr>
+                    <w:jc w:val="center"/>
+                  </w:pPr>
+                  <w:r>
                     <w:t xml:space="preserve">PQ-323, 1-band</w:t>
                   </w:r>
                 </w:p>
               </w:tc>
             </w:tr>
             <w:tr>
-              <w:trPr>
-                <w:trHeight w:val="360" w:hRule="auto"/>
-              </w:trPr>
-              body 7
-              <w:tc>
-                <w:tcPr>
-                  <w:tcBorders>
-                    <w:bottom w:val="none" w:sz="0" w:space="0" w:color="000000"/>
-                    <w:top w:val="none" w:sz="0" w:space="0" w:color="000000"/>
-                    <w:left w:val="none" w:sz="0" w:space="0" w:color="000000"/>
-                    <w:right w:val="none" w:sz="0" w:space="0" w:color="000000"/>
-                  </w:tcBorders>
-                  <w:shd w:val="clear" w:color="auto" w:fill="FFFFFF"/>
-                  <w:tcMar>
-                    <w:top w:w="0" w:type="dxa"/>
-                    <w:bottom w:w="0" w:type="dxa"/>
-                    <w:left w:w="0" w:type="dxa"/>
-                    <w:right w:w="0" w:type="dxa"/>
-                  </w:tcMar>
-                  <w:vAlign w:val="center"/>
-                </w:tcPr>
-                <w:p>
-                  <w:pPr>
-                    <w:pStyle w:pstlname="Normal"/>
-                    <w:jc w:val="center"/>
-                    <w:pBdr>
-                      <w:bottom w:val="none" w:sz="0" w:space="0" w:color="000000"/>
-                      <w:top w:val="none" w:sz="0" w:space="0" w:color="000000"/>
-                      <w:left w:val="none" w:sz="0" w:space="0" w:color="000000"/>
-                      <w:right w:val="none" w:sz="0" w:space="0" w:color="000000"/>
-                    </w:pBdr>
-                    <w:spacing w:after="100" w:before="100" w:line="240"/>
-                    <w:ind w:left="100" w:right="100" w:firstLine="0" w:firstLineChars="0"/>
-                    <w:rPr>
-                      <w:rFonts w:ascii="Arial" w:hAnsi="Arial" w:eastAsia="Arial" w:cs="Arial"/>
-                      <w:i w:val="false"/>
-                      <w:b w:val="false"/>
-                      <w:u w:val="none"/>
-                      <w:sz w:val="18"/>
-                      <w:szCs w:val="18"/>
-                      <w:color w:val="000000"/>
-                    </w:rPr>
-                  </w:pPr>
-                  <w:r xmlns:w="http://schemas.openxmlformats.org/wordprocessingml/2006/main" xmlns:wp="http://schemas.openxmlformats.org/drawingml/2006/wordprocessingDrawing" xmlns:r="http://schemas.openxmlformats.org/officeDocument/2006/relationships" xmlns:w14="http://schemas.microsoft.com/office/word/2010/wordml">
-                    <w:rPr>
-                      <w:rFonts w:ascii="Arial" w:hAnsi="Arial" w:eastAsia="Arial" w:cs="Arial"/>
-                      <w:i w:val="false"/>
-                      <w:b w:val="false"/>
-                      <w:u w:val="none"/>
-                      <w:sz w:val="18"/>
-                      <w:szCs w:val="18"/>
-                      <w:color w:val="000000"/>
-                    </w:rPr>
+              <w:tc>
+                <w:tcPr/>
+                <w:p>
+                  <w:pPr>
+                    <w:pStyle w:val="Compact"/>
+                    <w:jc w:val="right"/>
+                    <w:jc w:val="center"/>
+                  </w:pPr>
+                  <w:r>
                     <w:t xml:space="preserve">7</w:t>
                   </w:r>
                 </w:p>
               </w:tc>
               <w:tc>
-                <w:tcPr>
-                  <w:tcBorders>
-                    <w:bottom w:val="none" w:sz="0" w:space="0" w:color="000000"/>
-                    <w:top w:val="none" w:sz="0" w:space="0" w:color="000000"/>
-                    <w:left w:val="none" w:sz="0" w:space="0" w:color="000000"/>
-                    <w:right w:val="none" w:sz="0" w:space="0" w:color="000000"/>
-                  </w:tcBorders>
-                  <w:shd w:val="clear" w:color="auto" w:fill="FFFFFF"/>
-                  <w:tcMar>
-                    <w:top w:w="0" w:type="dxa"/>
-                    <w:bottom w:w="0" w:type="dxa"/>
-                    <w:left w:w="0" w:type="dxa"/>
-                    <w:right w:w="0" w:type="dxa"/>
-                  </w:tcMar>
-                  <w:vAlign w:val="center"/>
-                </w:tcPr>
-                <w:p>
-                  <w:pPr>
-                    <w:pStyle w:pstlname="Normal"/>
+                <w:tcPr/>
+                <w:p>
+                  <w:pPr>
+                    <w:pStyle w:val="Compact"/>
                     <w:jc w:val="left"/>
-                    <w:pBdr>
-                      <w:bottom w:val="none" w:sz="0" w:space="0" w:color="000000"/>
-                      <w:top w:val="none" w:sz="0" w:space="0" w:color="000000"/>
-                      <w:left w:val="none" w:sz="0" w:space="0" w:color="000000"/>
-                      <w:right w:val="none" w:sz="0" w:space="0" w:color="000000"/>
-                    </w:pBdr>
-                    <w:spacing w:after="100" w:before="100" w:line="240"/>
-                    <w:ind w:left="100" w:right="100" w:firstLine="0" w:firstLineChars="0"/>
-                    <w:rPr>
-                      <w:rFonts w:ascii="Arial" w:hAnsi="Arial" w:eastAsia="Arial" w:cs="Arial"/>
-                      <w:i w:val="false"/>
-                      <w:b w:val="false"/>
-                      <w:u w:val="none"/>
-                      <w:sz w:val="18"/>
-                      <w:szCs w:val="18"/>
-                      <w:color w:val="000000"/>
-                    </w:rPr>
-                  </w:pPr>
-                  <w:r xmlns:w="http://schemas.openxmlformats.org/wordprocessingml/2006/main" xmlns:wp="http://schemas.openxmlformats.org/drawingml/2006/wordprocessingDrawing" xmlns:r="http://schemas.openxmlformats.org/officeDocument/2006/relationships" xmlns:w14="http://schemas.microsoft.com/office/word/2010/wordml">
-                    <w:rPr>
-                      <w:rFonts w:ascii="Arial" w:hAnsi="Arial" w:eastAsia="Arial" w:cs="Arial"/>
-                      <w:i w:val="false"/>
-                      <w:b w:val="false"/>
-                      <w:u w:val="none"/>
-                      <w:sz w:val="18"/>
-                      <w:szCs w:val="18"/>
-                      <w:color w:val="000000"/>
-                    </w:rPr>
-                    <w:t xml:space="preserve">Kasblarga o'qitish stipendiyasi</w:t>
-                  </w:r>
-                </w:p>
-              </w:tc>
-              <w:tc>
-                <w:tcPr>
-                  <w:tcBorders>
-                    <w:bottom w:val="none" w:sz="0" w:space="0" w:color="000000"/>
-                    <w:top w:val="none" w:sz="0" w:space="0" w:color="000000"/>
-                    <w:left w:val="none" w:sz="0" w:space="0" w:color="000000"/>
-                    <w:right w:val="none" w:sz="0" w:space="0" w:color="000000"/>
-                  </w:tcBorders>
-                  <w:shd w:val="clear" w:color="auto" w:fill="FFFFFF"/>
-                  <w:tcMar>
-                    <w:top w:w="0" w:type="dxa"/>
-                    <w:bottom w:w="0" w:type="dxa"/>
-                    <w:left w:w="0" w:type="dxa"/>
-                    <w:right w:w="0" w:type="dxa"/>
-                  </w:tcMar>
-                  <w:vAlign w:val="center"/>
-                </w:tcPr>
-                <w:p>
-                  <w:pPr>
-                    <w:pStyle w:pstlname="Normal"/>
+                    <w:jc w:val="center"/>
+                  </w:pPr>
+                  <w:r>
+                    <w:t xml:space="preserve">Kasblarga o’qitish stipendiyasi</w:t>
+                  </w:r>
+                </w:p>
+              </w:tc>
+              <w:tc>
+                <w:tcPr/>
+                <w:p>
+                  <w:pPr>
+                    <w:pStyle w:val="Compact"/>
                     <w:jc w:val="left"/>
-                    <w:pBdr>
-                      <w:bottom w:val="none" w:sz="0" w:space="0" w:color="000000"/>
-                      <w:top w:val="none" w:sz="0" w:space="0" w:color="000000"/>
-                      <w:left w:val="none" w:sz="0" w:space="0" w:color="000000"/>
-                      <w:right w:val="none" w:sz="0" w:space="0" w:color="000000"/>
-                    </w:pBdr>
-                    <w:spacing w:after="100" w:before="100" w:line="240"/>
-                    <w:ind w:left="100" w:right="100" w:firstLine="0" w:firstLineChars="0"/>
-                    <w:rPr>
-                      <w:rFonts w:ascii="Arial" w:hAnsi="Arial" w:eastAsia="Arial" w:cs="Arial"/>
-                      <w:i w:val="false"/>
-                      <w:b w:val="false"/>
-                      <w:u w:val="none"/>
-                      <w:sz w:val="18"/>
-                      <w:szCs w:val="18"/>
-                      <w:color w:val="000000"/>
-                    </w:rPr>
-                  </w:pPr>
-                  <w:r xmlns:w="http://schemas.openxmlformats.org/wordprocessingml/2006/main" xmlns:wp="http://schemas.openxmlformats.org/drawingml/2006/wordprocessingDrawing" xmlns:r="http://schemas.openxmlformats.org/officeDocument/2006/relationships" xmlns:w14="http://schemas.microsoft.com/office/word/2010/wordml">
-                    <w:rPr>
-                      <w:rFonts w:ascii="Arial" w:hAnsi="Arial" w:eastAsia="Arial" w:cs="Arial"/>
-                      <w:i w:val="false"/>
-                      <w:b w:val="false"/>
-                      <w:u w:val="none"/>
-                      <w:sz w:val="18"/>
-                      <w:szCs w:val="18"/>
-                      <w:color w:val="000000"/>
-                    </w:rPr>
-                    <w:t xml:space="preserve">Bandlikka ko'maklashish davlat jamg'armasi mablag'lari hisobidan kasblarga o'qitish maqsadida ajratiladigan stipendiyalar muddati uch oydan ko'p davom etadigan o'quv kurslariga qabul qilingan Ijtimoiy reestrga kiritilgan oilalarning ishsiz a'zolariga to'lanadi</w:t>
-                  </w:r>
-                </w:p>
-              </w:tc>
-              <w:tc>
-                <w:tcPr>
-                  <w:tcBorders>
-                    <w:bottom w:val="none" w:sz="0" w:space="0" w:color="000000"/>
-                    <w:top w:val="none" w:sz="0" w:space="0" w:color="000000"/>
-                    <w:left w:val="none" w:sz="0" w:space="0" w:color="000000"/>
-                    <w:right w:val="none" w:sz="0" w:space="0" w:color="000000"/>
-                  </w:tcBorders>
-                  <w:shd w:val="clear" w:color="auto" w:fill="FFFFFF"/>
-                  <w:tcMar>
-                    <w:top w:w="0" w:type="dxa"/>
-                    <w:bottom w:w="0" w:type="dxa"/>
-                    <w:left w:w="0" w:type="dxa"/>
-                    <w:right w:w="0" w:type="dxa"/>
-                  </w:tcMar>
-                  <w:vAlign w:val="center"/>
-                </w:tcPr>
-                <w:p>
-                  <w:pPr>
-                    <w:pStyle w:pstlname="Normal"/>
+                    <w:jc w:val="center"/>
+                  </w:pPr>
+                  <w:r>
+                    <w:t xml:space="preserve">Bandlikka ko’maklashish davlat jamg’armasi mablag’lari hisobidan kasblarga o’qitish maqsadida ajratiladigan stipendiyalar muddati uch oydan ko’p davom etadigan o’quv kurslariga qabul qilingan Ijtimoiy reestrga kiritilgan oilalarning ishsiz a’zolariga to’lanadi</w:t>
+                  </w:r>
+                </w:p>
+              </w:tc>
+              <w:tc>
+                <w:tcPr/>
+                <w:p>
+                  <w:pPr>
+                    <w:pStyle w:val="Compact"/>
                     <w:jc w:val="left"/>
-                    <w:pBdr>
-                      <w:bottom w:val="none" w:sz="0" w:space="0" w:color="000000"/>
-                      <w:top w:val="none" w:sz="0" w:space="0" w:color="000000"/>
-                      <w:left w:val="none" w:sz="0" w:space="0" w:color="000000"/>
-                      <w:right w:val="none" w:sz="0" w:space="0" w:color="000000"/>
-                    </w:pBdr>
-                    <w:spacing w:after="100" w:before="100" w:line="240"/>
-                    <w:ind w:left="100" w:right="100" w:firstLine="0" w:firstLineChars="0"/>
-                    <w:rPr>
-                      <w:rFonts w:ascii="Arial" w:hAnsi="Arial" w:eastAsia="Arial" w:cs="Arial"/>
-                      <w:i w:val="false"/>
-                      <w:b w:val="false"/>
-                      <w:u w:val="none"/>
-                      <w:sz w:val="18"/>
-                      <w:szCs w:val="18"/>
-                      <w:color w:val="000000"/>
-                    </w:rPr>
-                  </w:pPr>
-                  <w:r xmlns:w="http://schemas.openxmlformats.org/wordprocessingml/2006/main" xmlns:wp="http://schemas.openxmlformats.org/drawingml/2006/wordprocessingDrawing" xmlns:r="http://schemas.openxmlformats.org/officeDocument/2006/relationships" xmlns:w14="http://schemas.microsoft.com/office/word/2010/wordml">
-                    <w:rPr>
-                      <w:rFonts w:ascii="Arial" w:hAnsi="Arial" w:eastAsia="Arial" w:cs="Arial"/>
-                      <w:i w:val="false"/>
-                      <w:b w:val="false"/>
-                      <w:u w:val="none"/>
-                      <w:sz w:val="18"/>
-                      <w:szCs w:val="18"/>
-                      <w:color w:val="000000"/>
-                    </w:rPr>
+                    <w:jc w:val="center"/>
+                  </w:pPr>
+                  <w:r>
                     <w:t xml:space="preserve">PQ-12, 15-band</w:t>
                   </w:r>
                 </w:p>
               </w:tc>
             </w:tr>
             <w:tr>
-              <w:trPr>
-                <w:trHeight w:val="360" w:hRule="auto"/>
-              </w:trPr>
-              body 8
-              <w:tc>
-                <w:tcPr>
-                  <w:tcBorders>
-                    <w:bottom w:val="none" w:sz="0" w:space="0" w:color="000000"/>
-                    <w:top w:val="none" w:sz="0" w:space="0" w:color="000000"/>
-                    <w:left w:val="none" w:sz="0" w:space="0" w:color="000000"/>
-                    <w:right w:val="none" w:sz="0" w:space="0" w:color="000000"/>
-                  </w:tcBorders>
-                  <w:shd w:val="clear" w:color="auto" w:fill="FFFFFF"/>
-                  <w:tcMar>
-                    <w:top w:w="0" w:type="dxa"/>
-                    <w:bottom w:w="0" w:type="dxa"/>
-                    <w:left w:w="0" w:type="dxa"/>
-                    <w:right w:w="0" w:type="dxa"/>
-                  </w:tcMar>
-                  <w:vAlign w:val="center"/>
-                </w:tcPr>
-                <w:p>
-                  <w:pPr>
-                    <w:pStyle w:pstlname="Normal"/>
-                    <w:jc w:val="center"/>
-                    <w:pBdr>
-                      <w:bottom w:val="none" w:sz="0" w:space="0" w:color="000000"/>
-                      <w:top w:val="none" w:sz="0" w:space="0" w:color="000000"/>
-                      <w:left w:val="none" w:sz="0" w:space="0" w:color="000000"/>
-                      <w:right w:val="none" w:sz="0" w:space="0" w:color="000000"/>
-                    </w:pBdr>
-                    <w:spacing w:after="100" w:before="100" w:line="240"/>
-                    <w:ind w:left="100" w:right="100" w:firstLine="0" w:firstLineChars="0"/>
-                    <w:rPr>
-                      <w:rFonts w:ascii="Arial" w:hAnsi="Arial" w:eastAsia="Arial" w:cs="Arial"/>
-                      <w:i w:val="false"/>
-                      <w:b w:val="false"/>
-                      <w:u w:val="none"/>
-                      <w:sz w:val="18"/>
-                      <w:szCs w:val="18"/>
-                      <w:color w:val="000000"/>
-                    </w:rPr>
-                  </w:pPr>
-                  <w:r xmlns:w="http://schemas.openxmlformats.org/wordprocessingml/2006/main" xmlns:wp="http://schemas.openxmlformats.org/drawingml/2006/wordprocessingDrawing" xmlns:r="http://schemas.openxmlformats.org/officeDocument/2006/relationships" xmlns:w14="http://schemas.microsoft.com/office/word/2010/wordml">
-                    <w:rPr>
-                      <w:rFonts w:ascii="Arial" w:hAnsi="Arial" w:eastAsia="Arial" w:cs="Arial"/>
-                      <w:i w:val="false"/>
-                      <w:b w:val="false"/>
-                      <w:u w:val="none"/>
-                      <w:sz w:val="18"/>
-                      <w:szCs w:val="18"/>
-                      <w:color w:val="000000"/>
-                    </w:rPr>
+              <w:tc>
+                <w:tcPr/>
+                <w:p>
+                  <w:pPr>
+                    <w:pStyle w:val="Compact"/>
+                    <w:jc w:val="right"/>
+                    <w:jc w:val="center"/>
+                  </w:pPr>
+                  <w:r>
                     <w:t xml:space="preserve">8</w:t>
                   </w:r>
                 </w:p>
               </w:tc>
               <w:tc>
-                <w:tcPr>
-                  <w:tcBorders>
-                    <w:bottom w:val="none" w:sz="0" w:space="0" w:color="000000"/>
-                    <w:top w:val="none" w:sz="0" w:space="0" w:color="000000"/>
-                    <w:left w:val="none" w:sz="0" w:space="0" w:color="000000"/>
-                    <w:right w:val="none" w:sz="0" w:space="0" w:color="000000"/>
-                  </w:tcBorders>
-                  <w:shd w:val="clear" w:color="auto" w:fill="FFFFFF"/>
-                  <w:tcMar>
-                    <w:top w:w="0" w:type="dxa"/>
-                    <w:bottom w:w="0" w:type="dxa"/>
-                    <w:left w:w="0" w:type="dxa"/>
-                    <w:right w:w="0" w:type="dxa"/>
-                  </w:tcMar>
-                  <w:vAlign w:val="center"/>
-                </w:tcPr>
-                <w:p>
-                  <w:pPr>
-                    <w:pStyle w:pstlname="Normal"/>
+                <w:tcPr/>
+                <w:p>
+                  <w:pPr>
+                    <w:pStyle w:val="Compact"/>
                     <w:jc w:val="left"/>
-                    <w:pBdr>
-                      <w:bottom w:val="none" w:sz="0" w:space="0" w:color="000000"/>
-                      <w:top w:val="none" w:sz="0" w:space="0" w:color="000000"/>
-                      <w:left w:val="none" w:sz="0" w:space="0" w:color="000000"/>
-                      <w:right w:val="none" w:sz="0" w:space="0" w:color="000000"/>
-                    </w:pBdr>
-                    <w:spacing w:after="100" w:before="100" w:line="240"/>
-                    <w:ind w:left="100" w:right="100" w:firstLine="0" w:firstLineChars="0"/>
-                    <w:rPr>
-                      <w:rFonts w:ascii="Arial" w:hAnsi="Arial" w:eastAsia="Arial" w:cs="Arial"/>
-                      <w:i w:val="false"/>
-                      <w:b w:val="false"/>
-                      <w:u w:val="none"/>
-                      <w:sz w:val="18"/>
-                      <w:szCs w:val="18"/>
-                      <w:color w:val="000000"/>
-                    </w:rPr>
-                  </w:pPr>
-                  <w:r xmlns:w="http://schemas.openxmlformats.org/wordprocessingml/2006/main" xmlns:wp="http://schemas.openxmlformats.org/drawingml/2006/wordprocessingDrawing" xmlns:r="http://schemas.openxmlformats.org/officeDocument/2006/relationships" xmlns:w14="http://schemas.microsoft.com/office/word/2010/wordml">
-                    <w:rPr>
-                      <w:rFonts w:ascii="Arial" w:hAnsi="Arial" w:eastAsia="Arial" w:cs="Arial"/>
-                      <w:i w:val="false"/>
-                      <w:b w:val="false"/>
-                      <w:u w:val="none"/>
-                      <w:sz w:val="18"/>
-                      <w:szCs w:val="18"/>
-                      <w:color w:val="000000"/>
-                    </w:rPr>
+                    <w:jc w:val="center"/>
+                  </w:pPr>
+                  <w:r>
                     <w:t xml:space="preserve">Zamonaviy bilim va kasb-hunar kurslari</w:t>
                   </w:r>
                 </w:p>
               </w:tc>
               <w:tc>
-                <w:tcPr>
-                  <w:tcBorders>
-                    <w:bottom w:val="none" w:sz="0" w:space="0" w:color="000000"/>
-                    <w:top w:val="none" w:sz="0" w:space="0" w:color="000000"/>
-                    <w:left w:val="none" w:sz="0" w:space="0" w:color="000000"/>
-                    <w:right w:val="none" w:sz="0" w:space="0" w:color="000000"/>
-                  </w:tcBorders>
-                  <w:shd w:val="clear" w:color="auto" w:fill="FFFFFF"/>
-                  <w:tcMar>
-                    <w:top w:w="0" w:type="dxa"/>
-                    <w:bottom w:w="0" w:type="dxa"/>
-                    <w:left w:w="0" w:type="dxa"/>
-                    <w:right w:w="0" w:type="dxa"/>
-                  </w:tcMar>
-                  <w:vAlign w:val="center"/>
-                </w:tcPr>
-                <w:p>
-                  <w:pPr>
-                    <w:pStyle w:pstlname="Normal"/>
+                <w:tcPr/>
+                <w:p>
+                  <w:pPr>
+                    <w:pStyle w:val="Compact"/>
                     <w:jc w:val="left"/>
-                    <w:pBdr>
-                      <w:bottom w:val="none" w:sz="0" w:space="0" w:color="000000"/>
-                      <w:top w:val="none" w:sz="0" w:space="0" w:color="000000"/>
-                      <w:left w:val="none" w:sz="0" w:space="0" w:color="000000"/>
-                      <w:right w:val="none" w:sz="0" w:space="0" w:color="000000"/>
-                    </w:pBdr>
-                    <w:spacing w:after="100" w:before="100" w:line="240"/>
-                    <w:ind w:left="100" w:right="100" w:firstLine="0" w:firstLineChars="0"/>
-                    <w:rPr>
-                      <w:rFonts w:ascii="Arial" w:hAnsi="Arial" w:eastAsia="Arial" w:cs="Arial"/>
-                      <w:i w:val="false"/>
-                      <w:b w:val="false"/>
-                      <w:u w:val="none"/>
-                      <w:sz w:val="18"/>
-                      <w:szCs w:val="18"/>
-                      <w:color w:val="000000"/>
-                    </w:rPr>
-                  </w:pPr>
-                  <w:r xmlns:w="http://schemas.openxmlformats.org/wordprocessingml/2006/main" xmlns:wp="http://schemas.openxmlformats.org/drawingml/2006/wordprocessingDrawing" xmlns:r="http://schemas.openxmlformats.org/officeDocument/2006/relationships" xmlns:w14="http://schemas.microsoft.com/office/word/2010/wordml">
-                    <w:rPr>
-                      <w:rFonts w:ascii="Arial" w:hAnsi="Arial" w:eastAsia="Arial" w:cs="Arial"/>
-                      <w:i w:val="false"/>
-                      <w:b w:val="false"/>
-                      <w:u w:val="none"/>
-                      <w:sz w:val="18"/>
-                      <w:szCs w:val="18"/>
-                      <w:color w:val="000000"/>
-                    </w:rPr>
-                    <w:t xml:space="preserve">Ijtimoiy himoya yagona reestri axborot tizimiga kiritilgan oilalar farzandlari bo'lgan yoshlarga axborot texnologiyalari sohasida tahsil olishga ajratiladigan ta'lim krediti uchun garov va kafillik talab etilmaydi</w:t>
-                  </w:r>
-                </w:p>
-              </w:tc>
-              <w:tc>
-                <w:tcPr>
-                  <w:tcBorders>
-                    <w:bottom w:val="none" w:sz="0" w:space="0" w:color="000000"/>
-                    <w:top w:val="none" w:sz="0" w:space="0" w:color="000000"/>
-                    <w:left w:val="none" w:sz="0" w:space="0" w:color="000000"/>
-                    <w:right w:val="none" w:sz="0" w:space="0" w:color="000000"/>
-                  </w:tcBorders>
-                  <w:shd w:val="clear" w:color="auto" w:fill="FFFFFF"/>
-                  <w:tcMar>
-                    <w:top w:w="0" w:type="dxa"/>
-                    <w:bottom w:w="0" w:type="dxa"/>
-                    <w:left w:w="0" w:type="dxa"/>
-                    <w:right w:w="0" w:type="dxa"/>
-                  </w:tcMar>
-                  <w:vAlign w:val="center"/>
-                </w:tcPr>
-                <w:p>
-                  <w:pPr>
-                    <w:pStyle w:pstlname="Normal"/>
+                    <w:jc w:val="center"/>
+                  </w:pPr>
+                  <w:r>
+                    <w:t xml:space="preserve">Ijtimoiy himoya yagona reestri axborot tizimiga kiritilgan oilalar farzandlari bo’lgan yoshlarga axborot texnologiyalari sohasida tahsil olishga ajratiladigan ta’lim krediti uchun garov va kafillik talab etilmaydi</w:t>
+                  </w:r>
+                </w:p>
+              </w:tc>
+              <w:tc>
+                <w:tcPr/>
+                <w:p>
+                  <w:pPr>
+                    <w:pStyle w:val="Compact"/>
                     <w:jc w:val="left"/>
-                    <w:pBdr>
-                      <w:bottom w:val="none" w:sz="0" w:space="0" w:color="000000"/>
-                      <w:top w:val="none" w:sz="0" w:space="0" w:color="000000"/>
-                      <w:left w:val="none" w:sz="0" w:space="0" w:color="000000"/>
-                      <w:right w:val="none" w:sz="0" w:space="0" w:color="000000"/>
-                    </w:pBdr>
-                    <w:spacing w:after="100" w:before="100" w:line="240"/>
-                    <w:ind w:left="100" w:right="100" w:firstLine="0" w:firstLineChars="0"/>
-                    <w:rPr>
-                      <w:rFonts w:ascii="Arial" w:hAnsi="Arial" w:eastAsia="Arial" w:cs="Arial"/>
-                      <w:i w:val="false"/>
-                      <w:b w:val="false"/>
-                      <w:u w:val="none"/>
-                      <w:sz w:val="18"/>
-                      <w:szCs w:val="18"/>
-                      <w:color w:val="000000"/>
-                    </w:rPr>
-                  </w:pPr>
-                  <w:r xmlns:w="http://schemas.openxmlformats.org/wordprocessingml/2006/main" xmlns:wp="http://schemas.openxmlformats.org/drawingml/2006/wordprocessingDrawing" xmlns:r="http://schemas.openxmlformats.org/officeDocument/2006/relationships" xmlns:w14="http://schemas.microsoft.com/office/word/2010/wordml">
-                    <w:rPr>
-                      <w:rFonts w:ascii="Arial" w:hAnsi="Arial" w:eastAsia="Arial" w:cs="Arial"/>
-                      <w:i w:val="false"/>
-                      <w:b w:val="false"/>
-                      <w:u w:val="none"/>
-                      <w:sz w:val="18"/>
-                      <w:szCs w:val="18"/>
-                      <w:color w:val="000000"/>
-                    </w:rPr>
+                    <w:jc w:val="center"/>
+                  </w:pPr>
+                  <w:r>
                     <w:t xml:space="preserve">PQ-350, 1-band</w:t>
                   </w:r>
                 </w:p>
               </w:tc>
             </w:tr>
             <w:tr>
-              <w:trPr>
-                <w:trHeight w:val="360" w:hRule="auto"/>
-              </w:trPr>
-              body 9
-              <w:tc>
-                <w:tcPr>
-                  <w:tcBorders>
-                    <w:bottom w:val="none" w:sz="0" w:space="0" w:color="000000"/>
-                    <w:top w:val="none" w:sz="0" w:space="0" w:color="000000"/>
-                    <w:left w:val="none" w:sz="0" w:space="0" w:color="000000"/>
-                    <w:right w:val="none" w:sz="0" w:space="0" w:color="000000"/>
-                  </w:tcBorders>
-                  <w:shd w:val="clear" w:color="auto" w:fill="FFFFFF"/>
-                  <w:tcMar>
-                    <w:top w:w="0" w:type="dxa"/>
-                    <w:bottom w:w="0" w:type="dxa"/>
-                    <w:left w:w="0" w:type="dxa"/>
-                    <w:right w:w="0" w:type="dxa"/>
-                  </w:tcMar>
-                  <w:vAlign w:val="center"/>
-                </w:tcPr>
-                <w:p>
-                  <w:pPr>
-                    <w:pStyle w:pstlname="Normal"/>
-                    <w:jc w:val="center"/>
-                    <w:pBdr>
-                      <w:bottom w:val="none" w:sz="0" w:space="0" w:color="000000"/>
-                      <w:top w:val="none" w:sz="0" w:space="0" w:color="000000"/>
-                      <w:left w:val="none" w:sz="0" w:space="0" w:color="000000"/>
-                      <w:right w:val="none" w:sz="0" w:space="0" w:color="000000"/>
-                    </w:pBdr>
-                    <w:spacing w:after="100" w:before="100" w:line="240"/>
-                    <w:ind w:left="100" w:right="100" w:firstLine="0" w:firstLineChars="0"/>
-                    <w:rPr>
-                      <w:rFonts w:ascii="Arial" w:hAnsi="Arial" w:eastAsia="Arial" w:cs="Arial"/>
-                      <w:i w:val="false"/>
-                      <w:b w:val="false"/>
-                      <w:u w:val="none"/>
-                      <w:sz w:val="18"/>
-                      <w:szCs w:val="18"/>
-                      <w:color w:val="000000"/>
-                    </w:rPr>
-                  </w:pPr>
-                  <w:r xmlns:w="http://schemas.openxmlformats.org/wordprocessingml/2006/main" xmlns:wp="http://schemas.openxmlformats.org/drawingml/2006/wordprocessingDrawing" xmlns:r="http://schemas.openxmlformats.org/officeDocument/2006/relationships" xmlns:w14="http://schemas.microsoft.com/office/word/2010/wordml">
-                    <w:rPr>
-                      <w:rFonts w:ascii="Arial" w:hAnsi="Arial" w:eastAsia="Arial" w:cs="Arial"/>
-                      <w:i w:val="false"/>
-                      <w:b w:val="false"/>
-                      <w:u w:val="none"/>
-                      <w:sz w:val="18"/>
-                      <w:szCs w:val="18"/>
-                      <w:color w:val="000000"/>
-                    </w:rPr>
+              <w:tc>
+                <w:tcPr/>
+                <w:p>
+                  <w:pPr>
+                    <w:pStyle w:val="Compact"/>
+                    <w:jc w:val="right"/>
+                    <w:jc w:val="center"/>
+                  </w:pPr>
+                  <w:r>
                     <w:t xml:space="preserve">9</w:t>
                   </w:r>
                 </w:p>
               </w:tc>
               <w:tc>
-                <w:tcPr>
-                  <w:tcBorders>
-                    <w:bottom w:val="none" w:sz="0" w:space="0" w:color="000000"/>
-                    <w:top w:val="none" w:sz="0" w:space="0" w:color="000000"/>
-                    <w:left w:val="none" w:sz="0" w:space="0" w:color="000000"/>
-                    <w:right w:val="none" w:sz="0" w:space="0" w:color="000000"/>
-                  </w:tcBorders>
-                  <w:shd w:val="clear" w:color="auto" w:fill="FFFFFF"/>
-                  <w:tcMar>
-                    <w:top w:w="0" w:type="dxa"/>
-                    <w:bottom w:w="0" w:type="dxa"/>
-                    <w:left w:w="0" w:type="dxa"/>
-                    <w:right w:w="0" w:type="dxa"/>
-                  </w:tcMar>
-                  <w:vAlign w:val="center"/>
-                </w:tcPr>
-                <w:p>
-                  <w:pPr>
-                    <w:pStyle w:pstlname="Normal"/>
+                <w:tcPr/>
+                <w:p>
+                  <w:pPr>
+                    <w:pStyle w:val="Compact"/>
                     <w:jc w:val="left"/>
-                    <w:pBdr>
-                      <w:bottom w:val="none" w:sz="0" w:space="0" w:color="000000"/>
-                      <w:top w:val="none" w:sz="0" w:space="0" w:color="000000"/>
-                      <w:left w:val="none" w:sz="0" w:space="0" w:color="000000"/>
-                      <w:right w:val="none" w:sz="0" w:space="0" w:color="000000"/>
-                    </w:pBdr>
-                    <w:spacing w:after="100" w:before="100" w:line="240"/>
-                    <w:ind w:left="100" w:right="100" w:firstLine="0" w:firstLineChars="0"/>
-                    <w:rPr>
-                      <w:rFonts w:ascii="Arial" w:hAnsi="Arial" w:eastAsia="Arial" w:cs="Arial"/>
-                      <w:i w:val="false"/>
-                      <w:b w:val="false"/>
-                      <w:u w:val="none"/>
-                      <w:sz w:val="18"/>
-                      <w:szCs w:val="18"/>
-                      <w:color w:val="000000"/>
-                    </w:rPr>
-                  </w:pPr>
-                  <w:r xmlns:w="http://schemas.openxmlformats.org/wordprocessingml/2006/main" xmlns:wp="http://schemas.openxmlformats.org/drawingml/2006/wordprocessingDrawing" xmlns:r="http://schemas.openxmlformats.org/officeDocument/2006/relationships" xmlns:w14="http://schemas.microsoft.com/office/word/2010/wordml">
-                    <w:rPr>
-                      <w:rFonts w:ascii="Arial" w:hAnsi="Arial" w:eastAsia="Arial" w:cs="Arial"/>
-                      <w:i w:val="false"/>
-                      <w:b w:val="false"/>
-                      <w:u w:val="none"/>
-                      <w:sz w:val="18"/>
-                      <w:szCs w:val="18"/>
-                      <w:color w:val="000000"/>
-                    </w:rPr>
-                    <w:t xml:space="preserve">Mehnat va ijtimoiy munosabatlar akademiyasida bepul o'qish</w:t>
-                  </w:r>
-                </w:p>
-              </w:tc>
-              <w:tc>
-                <w:tcPr>
-                  <w:tcBorders>
-                    <w:bottom w:val="none" w:sz="0" w:space="0" w:color="000000"/>
-                    <w:top w:val="none" w:sz="0" w:space="0" w:color="000000"/>
-                    <w:left w:val="none" w:sz="0" w:space="0" w:color="000000"/>
-                    <w:right w:val="none" w:sz="0" w:space="0" w:color="000000"/>
-                  </w:tcBorders>
-                  <w:shd w:val="clear" w:color="auto" w:fill="FFFFFF"/>
-                  <w:tcMar>
-                    <w:top w:w="0" w:type="dxa"/>
-                    <w:bottom w:w="0" w:type="dxa"/>
-                    <w:left w:w="0" w:type="dxa"/>
-                    <w:right w:w="0" w:type="dxa"/>
-                  </w:tcMar>
-                  <w:vAlign w:val="center"/>
-                </w:tcPr>
-                <w:p>
-                  <w:pPr>
-                    <w:pStyle w:pstlname="Normal"/>
+                    <w:jc w:val="center"/>
+                  </w:pPr>
+                  <w:r>
+                    <w:t xml:space="preserve">Mehnat va ijtimoiy munosabatlar akademiyasida bepul o’qish</w:t>
+                  </w:r>
+                </w:p>
+              </w:tc>
+              <w:tc>
+                <w:tcPr/>
+                <w:p>
+                  <w:pPr>
+                    <w:pStyle w:val="Compact"/>
                     <w:jc w:val="left"/>
-                    <w:pBdr>
-                      <w:bottom w:val="none" w:sz="0" w:space="0" w:color="000000"/>
-                      <w:top w:val="none" w:sz="0" w:space="0" w:color="000000"/>
-                      <w:left w:val="none" w:sz="0" w:space="0" w:color="000000"/>
-                      <w:right w:val="none" w:sz="0" w:space="0" w:color="000000"/>
-                    </w:pBdr>
-                    <w:spacing w:after="100" w:before="100" w:line="240"/>
-                    <w:ind w:left="100" w:right="100" w:firstLine="0" w:firstLineChars="0"/>
-                    <w:rPr>
-                      <w:rFonts w:ascii="Arial" w:hAnsi="Arial" w:eastAsia="Arial" w:cs="Arial"/>
-                      <w:i w:val="false"/>
-                      <w:b w:val="false"/>
-                      <w:u w:val="none"/>
-                      <w:sz w:val="18"/>
-                      <w:szCs w:val="18"/>
-                      <w:color w:val="000000"/>
-                    </w:rPr>
-                  </w:pPr>
-                  <w:r xmlns:w="http://schemas.openxmlformats.org/wordprocessingml/2006/main" xmlns:wp="http://schemas.openxmlformats.org/drawingml/2006/wordprocessingDrawing" xmlns:r="http://schemas.openxmlformats.org/officeDocument/2006/relationships" xmlns:w14="http://schemas.microsoft.com/office/word/2010/wordml">
-                    <w:rPr>
-                      <w:rFonts w:ascii="Arial" w:hAnsi="Arial" w:eastAsia="Arial" w:cs="Arial"/>
-                      <w:i w:val="false"/>
-                      <w:b w:val="false"/>
-                      <w:u w:val="none"/>
-                      <w:sz w:val="18"/>
-                      <w:szCs w:val="18"/>
-                      <w:color w:val="000000"/>
-                    </w:rPr>
-                    <w:t xml:space="preserve">Har yili 20 nafardan kam bo'lmagan, Akademiyaga kirish imtihonlarida yuqori ball to'plagan, Ijtimoiy reestrga kiritilgan oilalarning farzandlari muassis granti asosida bepul o'qishga qabul qilinadi</w:t>
-                  </w:r>
-                </w:p>
-              </w:tc>
-              <w:tc>
-                <w:tcPr>
-                  <w:tcBorders>
-                    <w:bottom w:val="none" w:sz="0" w:space="0" w:color="000000"/>
-                    <w:top w:val="none" w:sz="0" w:space="0" w:color="000000"/>
-                    <w:left w:val="none" w:sz="0" w:space="0" w:color="000000"/>
-                    <w:right w:val="none" w:sz="0" w:space="0" w:color="000000"/>
-                  </w:tcBorders>
-                  <w:shd w:val="clear" w:color="auto" w:fill="FFFFFF"/>
-                  <w:tcMar>
-                    <w:top w:w="0" w:type="dxa"/>
-                    <w:bottom w:w="0" w:type="dxa"/>
-                    <w:left w:w="0" w:type="dxa"/>
-                    <w:right w:w="0" w:type="dxa"/>
-                  </w:tcMar>
-                  <w:vAlign w:val="center"/>
-                </w:tcPr>
-                <w:p>
-                  <w:pPr>
-                    <w:pStyle w:pstlname="Normal"/>
+                    <w:jc w:val="center"/>
+                  </w:pPr>
+                  <w:r>
+                    <w:t xml:space="preserve">Har yili 20 nafardan kam bo’lmagan, Akademiyaga kirish imtihonlarida yuqori ball to’plagan, Ijtimoiy reestrga kiritilgan oilalarning farzandlari muassis granti asosida bepul o’qishga qabul qilinadi</w:t>
+                  </w:r>
+                </w:p>
+              </w:tc>
+              <w:tc>
+                <w:tcPr/>
+                <w:p>
+                  <w:pPr>
+                    <w:pStyle w:val="Compact"/>
                     <w:jc w:val="left"/>
-                    <w:pBdr>
-                      <w:bottom w:val="none" w:sz="0" w:space="0" w:color="000000"/>
-                      <w:top w:val="none" w:sz="0" w:space="0" w:color="000000"/>
-                      <w:left w:val="none" w:sz="0" w:space="0" w:color="000000"/>
-                      <w:right w:val="none" w:sz="0" w:space="0" w:color="000000"/>
-                    </w:pBdr>
-                    <w:spacing w:after="100" w:before="100" w:line="240"/>
-                    <w:ind w:left="100" w:right="100" w:firstLine="0" w:firstLineChars="0"/>
-                    <w:rPr>
-                      <w:rFonts w:ascii="Arial" w:hAnsi="Arial" w:eastAsia="Arial" w:cs="Arial"/>
-                      <w:i w:val="false"/>
-                      <w:b w:val="false"/>
-                      <w:u w:val="none"/>
-                      <w:sz w:val="18"/>
-                      <w:szCs w:val="18"/>
-                      <w:color w:val="000000"/>
-                    </w:rPr>
-                  </w:pPr>
-                  <w:r xmlns:w="http://schemas.openxmlformats.org/wordprocessingml/2006/main" xmlns:wp="http://schemas.openxmlformats.org/drawingml/2006/wordprocessingDrawing" xmlns:r="http://schemas.openxmlformats.org/officeDocument/2006/relationships" xmlns:w14="http://schemas.microsoft.com/office/word/2010/wordml">
-                    <w:rPr>
-                      <w:rFonts w:ascii="Arial" w:hAnsi="Arial" w:eastAsia="Arial" w:cs="Arial"/>
-                      <w:i w:val="false"/>
-                      <w:b w:val="false"/>
-                      <w:u w:val="none"/>
-                      <w:sz w:val="18"/>
-                      <w:szCs w:val="18"/>
-                      <w:color w:val="000000"/>
-                    </w:rPr>
+                    <w:jc w:val="center"/>
+                  </w:pPr>
+                  <w:r>
                     <w:t xml:space="preserve">PQ-5227, 7-band</w:t>
                   </w:r>
                 </w:p>
               </w:tc>
             </w:tr>
             <w:tr>
-              <w:trPr>
-                <w:trHeight w:val="360" w:hRule="auto"/>
-              </w:trPr>
-              body10
-              <w:tc>
-                <w:tcPr>
-                  <w:tcBorders>
-                    <w:bottom w:val="none" w:sz="0" w:space="0" w:color="000000"/>
-                    <w:top w:val="none" w:sz="0" w:space="0" w:color="000000"/>
-                    <w:left w:val="none" w:sz="0" w:space="0" w:color="000000"/>
-                    <w:right w:val="none" w:sz="0" w:space="0" w:color="000000"/>
-                  </w:tcBorders>
-                  <w:shd w:val="clear" w:color="auto" w:fill="FFFFFF"/>
-                  <w:tcMar>
-                    <w:top w:w="0" w:type="dxa"/>
-                    <w:bottom w:w="0" w:type="dxa"/>
-                    <w:left w:w="0" w:type="dxa"/>
-                    <w:right w:w="0" w:type="dxa"/>
-                  </w:tcMar>
-                  <w:vAlign w:val="center"/>
-                </w:tcPr>
-                <w:p>
-                  <w:pPr>
-                    <w:pStyle w:pstlname="Normal"/>
-                    <w:jc w:val="center"/>
-                    <w:pBdr>
-                      <w:bottom w:val="none" w:sz="0" w:space="0" w:color="000000"/>
-                      <w:top w:val="none" w:sz="0" w:space="0" w:color="000000"/>
-                      <w:left w:val="none" w:sz="0" w:space="0" w:color="000000"/>
-                      <w:right w:val="none" w:sz="0" w:space="0" w:color="000000"/>
-                    </w:pBdr>
-                    <w:spacing w:after="100" w:before="100" w:line="240"/>
-                    <w:ind w:left="100" w:right="100" w:firstLine="0" w:firstLineChars="0"/>
-                    <w:rPr>
-                      <w:rFonts w:ascii="Arial" w:hAnsi="Arial" w:eastAsia="Arial" w:cs="Arial"/>
-                      <w:i w:val="false"/>
-                      <w:b w:val="false"/>
-                      <w:u w:val="none"/>
-                      <w:sz w:val="18"/>
-                      <w:szCs w:val="18"/>
-                      <w:color w:val="000000"/>
-                    </w:rPr>
-                  </w:pPr>
-                  <w:r xmlns:w="http://schemas.openxmlformats.org/wordprocessingml/2006/main" xmlns:wp="http://schemas.openxmlformats.org/drawingml/2006/wordprocessingDrawing" xmlns:r="http://schemas.openxmlformats.org/officeDocument/2006/relationships" xmlns:w14="http://schemas.microsoft.com/office/word/2010/wordml">
-                    <w:rPr>
-                      <w:rFonts w:ascii="Arial" w:hAnsi="Arial" w:eastAsia="Arial" w:cs="Arial"/>
-                      <w:i w:val="false"/>
-                      <w:b w:val="false"/>
-                      <w:u w:val="none"/>
-                      <w:sz w:val="18"/>
-                      <w:szCs w:val="18"/>
-                      <w:color w:val="000000"/>
-                    </w:rPr>
+              <w:tc>
+                <w:tcPr/>
+                <w:p>
+                  <w:pPr>
+                    <w:pStyle w:val="Compact"/>
+                    <w:jc w:val="right"/>
+                    <w:jc w:val="center"/>
+                  </w:pPr>
+                  <w:r>
                     <w:t xml:space="preserve">10</w:t>
                   </w:r>
                 </w:p>
               </w:tc>
               <w:tc>
-                <w:tcPr>
-                  <w:tcBorders>
-                    <w:bottom w:val="none" w:sz="0" w:space="0" w:color="000000"/>
-                    <w:top w:val="none" w:sz="0" w:space="0" w:color="000000"/>
-                    <w:left w:val="none" w:sz="0" w:space="0" w:color="000000"/>
-                    <w:right w:val="none" w:sz="0" w:space="0" w:color="000000"/>
-                  </w:tcBorders>
-                  <w:shd w:val="clear" w:color="auto" w:fill="FFFFFF"/>
-                  <w:tcMar>
-                    <w:top w:w="0" w:type="dxa"/>
-                    <w:bottom w:w="0" w:type="dxa"/>
-                    <w:left w:w="0" w:type="dxa"/>
-                    <w:right w:w="0" w:type="dxa"/>
-                  </w:tcMar>
-                  <w:vAlign w:val="center"/>
-                </w:tcPr>
-                <w:p>
-                  <w:pPr>
-                    <w:pStyle w:pstlname="Normal"/>
+                <w:tcPr/>
+                <w:p>
+                  <w:pPr>
+                    <w:pStyle w:val="Compact"/>
                     <w:jc w:val="left"/>
-                    <w:pBdr>
-                      <w:bottom w:val="none" w:sz="0" w:space="0" w:color="000000"/>
-                      <w:top w:val="none" w:sz="0" w:space="0" w:color="000000"/>
-                      <w:left w:val="none" w:sz="0" w:space="0" w:color="000000"/>
-                      <w:right w:val="none" w:sz="0" w:space="0" w:color="000000"/>
-                    </w:pBdr>
-                    <w:spacing w:after="100" w:before="100" w:line="240"/>
-                    <w:ind w:left="100" w:right="100" w:firstLine="0" w:firstLineChars="0"/>
-                    <w:rPr>
-                      <w:rFonts w:ascii="Arial" w:hAnsi="Arial" w:eastAsia="Arial" w:cs="Arial"/>
-                      <w:i w:val="false"/>
-                      <w:b w:val="false"/>
-                      <w:u w:val="none"/>
-                      <w:sz w:val="18"/>
-                      <w:szCs w:val="18"/>
-                      <w:color w:val="000000"/>
-                    </w:rPr>
-                  </w:pPr>
-                  <w:r xmlns:w="http://schemas.openxmlformats.org/wordprocessingml/2006/main" xmlns:wp="http://schemas.openxmlformats.org/drawingml/2006/wordprocessingDrawing" xmlns:r="http://schemas.openxmlformats.org/officeDocument/2006/relationships" xmlns:w14="http://schemas.microsoft.com/office/word/2010/wordml">
-                    <w:rPr>
-                      <w:rFonts w:ascii="Arial" w:hAnsi="Arial" w:eastAsia="Arial" w:cs="Arial"/>
-                      <w:i w:val="false"/>
-                      <w:b w:val="false"/>
-                      <w:u w:val="none"/>
-                      <w:sz w:val="18"/>
-                      <w:szCs w:val="18"/>
-                      <w:color w:val="000000"/>
-                    </w:rPr>
-                    <w:t xml:space="preserve">"Yangi O'zbekiston" universiteti imtiyozlari</w:t>
-                  </w:r>
-                </w:p>
-              </w:tc>
-              <w:tc>
-                <w:tcPr>
-                  <w:tcBorders>
-                    <w:bottom w:val="none" w:sz="0" w:space="0" w:color="000000"/>
-                    <w:top w:val="none" w:sz="0" w:space="0" w:color="000000"/>
-                    <w:left w:val="none" w:sz="0" w:space="0" w:color="000000"/>
-                    <w:right w:val="none" w:sz="0" w:space="0" w:color="000000"/>
-                  </w:tcBorders>
-                  <w:shd w:val="clear" w:color="auto" w:fill="FFFFFF"/>
-                  <w:tcMar>
-                    <w:top w:w="0" w:type="dxa"/>
-                    <w:bottom w:w="0" w:type="dxa"/>
-                    <w:left w:w="0" w:type="dxa"/>
-                    <w:right w:w="0" w:type="dxa"/>
-                  </w:tcMar>
-                  <w:vAlign w:val="center"/>
-                </w:tcPr>
-                <w:p>
-                  <w:pPr>
-                    <w:pStyle w:pstlname="Normal"/>
+                    <w:jc w:val="center"/>
+                  </w:pPr>
+                  <w:r>
+                    <w:t xml:space="preserve">“Yangi O’zbekiston”</w:t>
+                  </w:r>
+                  <w:r>
+                    <w:t xml:space="preserve"> </w:t>
+                  </w:r>
+                  <w:r>
+                    <w:t xml:space="preserve">universiteti imtiyozlari</w:t>
+                  </w:r>
+                </w:p>
+              </w:tc>
+              <w:tc>
+                <w:tcPr/>
+                <w:p>
+                  <w:pPr>
+                    <w:pStyle w:val="Compact"/>
                     <w:jc w:val="left"/>
-                    <w:pBdr>
-                      <w:bottom w:val="none" w:sz="0" w:space="0" w:color="000000"/>
-                      <w:top w:val="none" w:sz="0" w:space="0" w:color="000000"/>
-                      <w:left w:val="none" w:sz="0" w:space="0" w:color="000000"/>
-                      <w:right w:val="none" w:sz="0" w:space="0" w:color="000000"/>
-                    </w:pBdr>
-                    <w:spacing w:after="100" w:before="100" w:line="240"/>
-                    <w:ind w:left="100" w:right="100" w:firstLine="0" w:firstLineChars="0"/>
-                    <w:rPr>
-                      <w:rFonts w:ascii="Arial" w:hAnsi="Arial" w:eastAsia="Arial" w:cs="Arial"/>
-                      <w:i w:val="false"/>
-                      <w:b w:val="false"/>
-                      <w:u w:val="none"/>
-                      <w:sz w:val="18"/>
-                      <w:szCs w:val="18"/>
-                      <w:color w:val="000000"/>
-                    </w:rPr>
-                  </w:pPr>
-                  <w:r xmlns:w="http://schemas.openxmlformats.org/wordprocessingml/2006/main" xmlns:wp="http://schemas.openxmlformats.org/drawingml/2006/wordprocessingDrawing" xmlns:r="http://schemas.openxmlformats.org/officeDocument/2006/relationships" xmlns:w14="http://schemas.microsoft.com/office/word/2010/wordml">
-                    <w:rPr>
-                      <w:rFonts w:ascii="Arial" w:hAnsi="Arial" w:eastAsia="Arial" w:cs="Arial"/>
-                      <w:i w:val="false"/>
-                      <w:b w:val="false"/>
-                      <w:u w:val="none"/>
-                      <w:sz w:val="18"/>
-                      <w:szCs w:val="18"/>
-                      <w:color w:val="000000"/>
-                    </w:rPr>
-                    <w:t xml:space="preserve">Ijtimoiy reestrga kiritilgan oilalarning farzandlariga "Yangi O'zbekiston" universitetida davlat granti asosida ta'lim olishi uchun kvotalar ajratiladi</w:t>
-                  </w:r>
-                </w:p>
-              </w:tc>
-              <w:tc>
-                <w:tcPr>
-                  <w:tcBorders>
-                    <w:bottom w:val="none" w:sz="0" w:space="0" w:color="000000"/>
-                    <w:top w:val="none" w:sz="0" w:space="0" w:color="000000"/>
-                    <w:left w:val="none" w:sz="0" w:space="0" w:color="000000"/>
-                    <w:right w:val="none" w:sz="0" w:space="0" w:color="000000"/>
-                  </w:tcBorders>
-                  <w:shd w:val="clear" w:color="auto" w:fill="FFFFFF"/>
-                  <w:tcMar>
-                    <w:top w:w="0" w:type="dxa"/>
-                    <w:bottom w:w="0" w:type="dxa"/>
-                    <w:left w:w="0" w:type="dxa"/>
-                    <w:right w:w="0" w:type="dxa"/>
-                  </w:tcMar>
-                  <w:vAlign w:val="center"/>
-                </w:tcPr>
-                <w:p>
-                  <w:pPr>
-                    <w:pStyle w:pstlname="Normal"/>
+                    <w:jc w:val="center"/>
+                  </w:pPr>
+                  <w:r>
+                    <w:t xml:space="preserve">Ijtimoiy reestrga kiritilgan oilalarning farzandlariga</w:t>
+                  </w:r>
+                  <w:r>
+                    <w:t xml:space="preserve"> </w:t>
+                  </w:r>
+                  <w:r>
+                    <w:t xml:space="preserve">“Yangi O’zbekiston”</w:t>
+                  </w:r>
+                  <w:r>
+                    <w:t xml:space="preserve"> </w:t>
+                  </w:r>
+                  <w:r>
+                    <w:t xml:space="preserve">universitetida davlat granti asosida ta’lim olishi uchun kvotalar ajratiladi</w:t>
+                  </w:r>
+                </w:p>
+              </w:tc>
+              <w:tc>
+                <w:tcPr/>
+                <w:p>
+                  <w:pPr>
+                    <w:pStyle w:val="Compact"/>
                     <w:jc w:val="left"/>
-                    <w:pBdr>
-                      <w:bottom w:val="none" w:sz="0" w:space="0" w:color="000000"/>
-                      <w:top w:val="none" w:sz="0" w:space="0" w:color="000000"/>
-                      <w:left w:val="none" w:sz="0" w:space="0" w:color="000000"/>
-                      <w:right w:val="none" w:sz="0" w:space="0" w:color="000000"/>
-                    </w:pBdr>
-                    <w:spacing w:after="100" w:before="100" w:line="240"/>
-                    <w:ind w:left="100" w:right="100" w:firstLine="0" w:firstLineChars="0"/>
-                    <w:rPr>
-                      <w:rFonts w:ascii="Arial" w:hAnsi="Arial" w:eastAsia="Arial" w:cs="Arial"/>
-                      <w:i w:val="false"/>
-                      <w:b w:val="false"/>
-                      <w:u w:val="none"/>
-                      <w:sz w:val="18"/>
-                      <w:szCs w:val="18"/>
-                      <w:color w:val="000000"/>
-                    </w:rPr>
-                  </w:pPr>
-                  <w:r xmlns:w="http://schemas.openxmlformats.org/wordprocessingml/2006/main" xmlns:wp="http://schemas.openxmlformats.org/drawingml/2006/wordprocessingDrawing" xmlns:r="http://schemas.openxmlformats.org/officeDocument/2006/relationships" xmlns:w14="http://schemas.microsoft.com/office/word/2010/wordml">
-                    <w:rPr>
-                      <w:rFonts w:ascii="Arial" w:hAnsi="Arial" w:eastAsia="Arial" w:cs="Arial"/>
-                      <w:i w:val="false"/>
-                      <w:b w:val="false"/>
-                      <w:u w:val="none"/>
-                      <w:sz w:val="18"/>
-                      <w:szCs w:val="18"/>
-                      <w:color w:val="000000"/>
-                    </w:rPr>
+                    <w:jc w:val="center"/>
+                  </w:pPr>
+                  <w:r>
                     <w:t xml:space="preserve">PQ-5158, 4-band</w:t>
                   </w:r>
                 </w:p>
               </w:tc>
             </w:tr>
             <w:tr>
-              <w:trPr>
-                <w:trHeight w:val="360" w:hRule="auto"/>
-              </w:trPr>
-              body11
-              <w:tc>
-                <w:tcPr>
-                  <w:tcBorders>
-                    <w:bottom w:val="none" w:sz="0" w:space="0" w:color="000000"/>
-                    <w:top w:val="none" w:sz="0" w:space="0" w:color="000000"/>
-                    <w:left w:val="none" w:sz="0" w:space="0" w:color="000000"/>
-                    <w:right w:val="none" w:sz="0" w:space="0" w:color="000000"/>
-                  </w:tcBorders>
-                  <w:shd w:val="clear" w:color="auto" w:fill="FFFFFF"/>
-                  <w:tcMar>
-                    <w:top w:w="0" w:type="dxa"/>
-                    <w:bottom w:w="0" w:type="dxa"/>
-                    <w:left w:w="0" w:type="dxa"/>
-                    <w:right w:w="0" w:type="dxa"/>
-                  </w:tcMar>
-                  <w:vAlign w:val="center"/>
-                </w:tcPr>
-                <w:p>
-                  <w:pPr>
-                    <w:pStyle w:pstlname="Normal"/>
-                    <w:jc w:val="center"/>
-                    <w:pBdr>
-                      <w:bottom w:val="none" w:sz="0" w:space="0" w:color="000000"/>
-                      <w:top w:val="none" w:sz="0" w:space="0" w:color="000000"/>
-                      <w:left w:val="none" w:sz="0" w:space="0" w:color="000000"/>
-                      <w:right w:val="none" w:sz="0" w:space="0" w:color="000000"/>
-                    </w:pBdr>
-                    <w:spacing w:after="100" w:before="100" w:line="240"/>
-                    <w:ind w:left="100" w:right="100" w:firstLine="0" w:firstLineChars="0"/>
-                    <w:rPr>
-                      <w:rFonts w:ascii="Arial" w:hAnsi="Arial" w:eastAsia="Arial" w:cs="Arial"/>
-                      <w:i w:val="false"/>
-                      <w:b w:val="false"/>
-                      <w:u w:val="none"/>
-                      <w:sz w:val="18"/>
-                      <w:szCs w:val="18"/>
-                      <w:color w:val="000000"/>
-                    </w:rPr>
-                  </w:pPr>
-                  <w:r xmlns:w="http://schemas.openxmlformats.org/wordprocessingml/2006/main" xmlns:wp="http://schemas.openxmlformats.org/drawingml/2006/wordprocessingDrawing" xmlns:r="http://schemas.openxmlformats.org/officeDocument/2006/relationships" xmlns:w14="http://schemas.microsoft.com/office/word/2010/wordml">
-                    <w:rPr>
-                      <w:rFonts w:ascii="Arial" w:hAnsi="Arial" w:eastAsia="Arial" w:cs="Arial"/>
-                      <w:i w:val="false"/>
-                      <w:b w:val="false"/>
-                      <w:u w:val="none"/>
-                      <w:sz w:val="18"/>
-                      <w:szCs w:val="18"/>
-                      <w:color w:val="000000"/>
-                    </w:rPr>
+              <w:tc>
+                <w:tcPr/>
+                <w:p>
+                  <w:pPr>
+                    <w:pStyle w:val="Compact"/>
+                    <w:jc w:val="right"/>
+                    <w:jc w:val="center"/>
+                  </w:pPr>
+                  <w:r>
                     <w:t xml:space="preserve">11</w:t>
                   </w:r>
                 </w:p>
               </w:tc>
               <w:tc>
-                <w:tcPr>
-                  <w:tcBorders>
-                    <w:bottom w:val="none" w:sz="0" w:space="0" w:color="000000"/>
-                    <w:top w:val="none" w:sz="0" w:space="0" w:color="000000"/>
-                    <w:left w:val="none" w:sz="0" w:space="0" w:color="000000"/>
-                    <w:right w:val="none" w:sz="0" w:space="0" w:color="000000"/>
-                  </w:tcBorders>
-                  <w:shd w:val="clear" w:color="auto" w:fill="FFFFFF"/>
-                  <w:tcMar>
-                    <w:top w:w="0" w:type="dxa"/>
-                    <w:bottom w:w="0" w:type="dxa"/>
-                    <w:left w:w="0" w:type="dxa"/>
-                    <w:right w:w="0" w:type="dxa"/>
-                  </w:tcMar>
-                  <w:vAlign w:val="center"/>
-                </w:tcPr>
-                <w:p>
-                  <w:pPr>
-                    <w:pStyle w:pstlname="Normal"/>
+                <w:tcPr/>
+                <w:p>
+                  <w:pPr>
+                    <w:pStyle w:val="Compact"/>
                     <w:jc w:val="left"/>
-                    <w:pBdr>
-                      <w:bottom w:val="none" w:sz="0" w:space="0" w:color="000000"/>
-                      <w:top w:val="none" w:sz="0" w:space="0" w:color="000000"/>
-                      <w:left w:val="none" w:sz="0" w:space="0" w:color="000000"/>
-                      <w:right w:val="none" w:sz="0" w:space="0" w:color="000000"/>
-                    </w:pBdr>
-                    <w:spacing w:after="100" w:before="100" w:line="240"/>
-                    <w:ind w:left="100" w:right="100" w:firstLine="0" w:firstLineChars="0"/>
-                    <w:rPr>
-                      <w:rFonts w:ascii="Arial" w:hAnsi="Arial" w:eastAsia="Arial" w:cs="Arial"/>
-                      <w:i w:val="false"/>
-                      <w:b w:val="false"/>
-                      <w:u w:val="none"/>
-                      <w:sz w:val="18"/>
-                      <w:szCs w:val="18"/>
-                      <w:color w:val="000000"/>
-                    </w:rPr>
-                  </w:pPr>
-                  <w:r xmlns:w="http://schemas.openxmlformats.org/wordprocessingml/2006/main" xmlns:wp="http://schemas.openxmlformats.org/drawingml/2006/wordprocessingDrawing" xmlns:r="http://schemas.openxmlformats.org/officeDocument/2006/relationships" xmlns:w14="http://schemas.microsoft.com/office/word/2010/wordml">
-                    <w:rPr>
-                      <w:rFonts w:ascii="Arial" w:hAnsi="Arial" w:eastAsia="Arial" w:cs="Arial"/>
-                      <w:i w:val="false"/>
-                      <w:b w:val="false"/>
-                      <w:u w:val="none"/>
-                      <w:sz w:val="18"/>
-                      <w:szCs w:val="18"/>
-                      <w:color w:val="000000"/>
-                    </w:rPr>
-                    <w:t xml:space="preserve">"Prezident iqtidorli farzandlari" dasturi</w:t>
-                  </w:r>
-                </w:p>
-              </w:tc>
-              <w:tc>
-                <w:tcPr>
-                  <w:tcBorders>
-                    <w:bottom w:val="none" w:sz="0" w:space="0" w:color="000000"/>
-                    <w:top w:val="none" w:sz="0" w:space="0" w:color="000000"/>
-                    <w:left w:val="none" w:sz="0" w:space="0" w:color="000000"/>
-                    <w:right w:val="none" w:sz="0" w:space="0" w:color="000000"/>
-                  </w:tcBorders>
-                  <w:shd w:val="clear" w:color="auto" w:fill="FFFFFF"/>
-                  <w:tcMar>
-                    <w:top w:w="0" w:type="dxa"/>
-                    <w:bottom w:w="0" w:type="dxa"/>
-                    <w:left w:w="0" w:type="dxa"/>
-                    <w:right w:w="0" w:type="dxa"/>
-                  </w:tcMar>
-                  <w:vAlign w:val="center"/>
-                </w:tcPr>
-                <w:p>
-                  <w:pPr>
-                    <w:pStyle w:pstlname="Normal"/>
+                    <w:jc w:val="center"/>
+                  </w:pPr>
+                  <w:r>
+                    <w:t xml:space="preserve">“Prezident iqtidorli farzandlari”</w:t>
+                  </w:r>
+                  <w:r>
+                    <w:t xml:space="preserve"> </w:t>
+                  </w:r>
+                  <w:r>
+                    <w:t xml:space="preserve">dasturi</w:t>
+                  </w:r>
+                </w:p>
+              </w:tc>
+              <w:tc>
+                <w:tcPr/>
+                <w:p>
+                  <w:pPr>
+                    <w:pStyle w:val="Compact"/>
                     <w:jc w:val="left"/>
-                    <w:pBdr>
-                      <w:bottom w:val="none" w:sz="0" w:space="0" w:color="000000"/>
-                      <w:top w:val="none" w:sz="0" w:space="0" w:color="000000"/>
-                      <w:left w:val="none" w:sz="0" w:space="0" w:color="000000"/>
-                      <w:right w:val="none" w:sz="0" w:space="0" w:color="000000"/>
-                    </w:pBdr>
-                    <w:spacing w:after="100" w:before="100" w:line="240"/>
-                    <w:ind w:left="100" w:right="100" w:firstLine="0" w:firstLineChars="0"/>
-                    <w:rPr>
-                      <w:rFonts w:ascii="Arial" w:hAnsi="Arial" w:eastAsia="Arial" w:cs="Arial"/>
-                      <w:i w:val="false"/>
-                      <w:b w:val="false"/>
-                      <w:u w:val="none"/>
-                      <w:sz w:val="18"/>
-                      <w:szCs w:val="18"/>
-                      <w:color w:val="000000"/>
-                    </w:rPr>
-                  </w:pPr>
-                  <w:r xmlns:w="http://schemas.openxmlformats.org/wordprocessingml/2006/main" xmlns:wp="http://schemas.openxmlformats.org/drawingml/2006/wordprocessingDrawing" xmlns:r="http://schemas.openxmlformats.org/officeDocument/2006/relationships" xmlns:w14="http://schemas.microsoft.com/office/word/2010/wordml">
-                    <w:rPr>
-                      <w:rFonts w:ascii="Arial" w:hAnsi="Arial" w:eastAsia="Arial" w:cs="Arial"/>
-                      <w:i w:val="false"/>
-                      <w:b w:val="false"/>
-                      <w:u w:val="none"/>
-                      <w:sz w:val="18"/>
-                      <w:szCs w:val="18"/>
-                      <w:color w:val="000000"/>
-                    </w:rPr>
-                    <w:t xml:space="preserve">Ijtimoiy reestrga kiritilgan oilalarning farzandlari "Prezident iqtidorli farzandlari" dasturi doirasida ta'lim olishida ustuvorlik beriladi</w:t>
-                  </w:r>
-                </w:p>
-              </w:tc>
-              <w:tc>
-                <w:tcPr>
-                  <w:tcBorders>
-                    <w:bottom w:val="none" w:sz="0" w:space="0" w:color="000000"/>
-                    <w:top w:val="none" w:sz="0" w:space="0" w:color="000000"/>
-                    <w:left w:val="none" w:sz="0" w:space="0" w:color="000000"/>
-                    <w:right w:val="none" w:sz="0" w:space="0" w:color="000000"/>
-                  </w:tcBorders>
-                  <w:shd w:val="clear" w:color="auto" w:fill="FFFFFF"/>
-                  <w:tcMar>
-                    <w:top w:w="0" w:type="dxa"/>
-                    <w:bottom w:w="0" w:type="dxa"/>
-                    <w:left w:w="0" w:type="dxa"/>
-                    <w:right w:w="0" w:type="dxa"/>
-                  </w:tcMar>
-                  <w:vAlign w:val="center"/>
-                </w:tcPr>
-                <w:p>
-                  <w:pPr>
-                    <w:pStyle w:pstlname="Normal"/>
+                    <w:jc w:val="center"/>
+                  </w:pPr>
+                  <w:r>
+                    <w:t xml:space="preserve">Ijtimoiy reestrga kiritilgan oilalarning farzandlari</w:t>
+                  </w:r>
+                  <w:r>
+                    <w:t xml:space="preserve"> </w:t>
+                  </w:r>
+                  <w:r>
+                    <w:t xml:space="preserve">“Prezident iqtidorli farzandlari”</w:t>
+                  </w:r>
+                  <w:r>
+                    <w:t xml:space="preserve"> </w:t>
+                  </w:r>
+                  <w:r>
+                    <w:t xml:space="preserve">dasturi doirasida ta’lim olishida ustuvorlik beriladi</w:t>
+                  </w:r>
+                </w:p>
+              </w:tc>
+              <w:tc>
+                <w:tcPr/>
+                <w:p>
+                  <w:pPr>
+                    <w:pStyle w:val="Compact"/>
                     <w:jc w:val="left"/>
-                    <w:pBdr>
-                      <w:bottom w:val="none" w:sz="0" w:space="0" w:color="000000"/>
-                      <w:top w:val="none" w:sz="0" w:space="0" w:color="000000"/>
-                      <w:left w:val="none" w:sz="0" w:space="0" w:color="000000"/>
-                      <w:right w:val="none" w:sz="0" w:space="0" w:color="000000"/>
-                    </w:pBdr>
-                    <w:spacing w:after="100" w:before="100" w:line="240"/>
-                    <w:ind w:left="100" w:right="100" w:firstLine="0" w:firstLineChars="0"/>
-                    <w:rPr>
-                      <w:rFonts w:ascii="Arial" w:hAnsi="Arial" w:eastAsia="Arial" w:cs="Arial"/>
-                      <w:i w:val="false"/>
-                      <w:b w:val="false"/>
-                      <w:u w:val="none"/>
-                      <w:sz w:val="18"/>
-                      <w:szCs w:val="18"/>
-                      <w:color w:val="000000"/>
-                    </w:rPr>
-                  </w:pPr>
-                  <w:r xmlns:w="http://schemas.openxmlformats.org/wordprocessingml/2006/main" xmlns:wp="http://schemas.openxmlformats.org/drawingml/2006/wordprocessingDrawing" xmlns:r="http://schemas.openxmlformats.org/officeDocument/2006/relationships" xmlns:w14="http://schemas.microsoft.com/office/word/2010/wordml">
-                    <w:rPr>
-                      <w:rFonts w:ascii="Arial" w:hAnsi="Arial" w:eastAsia="Arial" w:cs="Arial"/>
-                      <w:i w:val="false"/>
-                      <w:b w:val="false"/>
-                      <w:u w:val="none"/>
-                      <w:sz w:val="18"/>
-                      <w:szCs w:val="18"/>
-                      <w:color w:val="000000"/>
-                    </w:rPr>
+                    <w:jc w:val="center"/>
+                  </w:pPr>
+                  <w:r>
                     <w:t xml:space="preserve">PF-86, 8-band</w:t>
                   </w:r>
                 </w:p>
               </w:tc>
             </w:tr>
             <w:tr>
-              <w:trPr>
-                <w:trHeight w:val="360" w:hRule="auto"/>
-              </w:trPr>
-              body12
-              <w:tc>
-                <w:tcPr>
-                  <w:tcBorders>
-                    <w:bottom w:val="single" w:sz="12" w:space="0" w:color="666666"/>
-                    <w:top w:val="none" w:sz="0" w:space="0" w:color="000000"/>
-                    <w:left w:val="none" w:sz="0" w:space="0" w:color="000000"/>
-                    <w:right w:val="none" w:sz="0" w:space="0" w:color="000000"/>
-                  </w:tcBorders>
-                  <w:shd w:val="clear" w:color="auto" w:fill="FFFFFF"/>
-                  <w:tcMar>
-                    <w:top w:w="0" w:type="dxa"/>
-                    <w:bottom w:w="0" w:type="dxa"/>
-                    <w:left w:w="0" w:type="dxa"/>
-                    <w:right w:w="0" w:type="dxa"/>
-                  </w:tcMar>
-                  <w:vAlign w:val="center"/>
-                </w:tcPr>
-                <w:p>
-                  <w:pPr>
-                    <w:pStyle w:pstlname="Normal"/>
-                    <w:jc w:val="center"/>
-                    <w:pBdr>
-                      <w:bottom w:val="none" w:sz="0" w:space="0" w:color="000000"/>
-                      <w:top w:val="none" w:sz="0" w:space="0" w:color="000000"/>
-                      <w:left w:val="none" w:sz="0" w:space="0" w:color="000000"/>
-                      <w:right w:val="none" w:sz="0" w:space="0" w:color="000000"/>
-                    </w:pBdr>
-                    <w:spacing w:after="100" w:before="100" w:line="240"/>
-                    <w:ind w:left="100" w:right="100" w:firstLine="0" w:firstLineChars="0"/>
-                    <w:rPr>
-                      <w:rFonts w:ascii="Arial" w:hAnsi="Arial" w:eastAsia="Arial" w:cs="Arial"/>
-                      <w:i w:val="false"/>
-                      <w:b w:val="false"/>
-                      <w:u w:val="none"/>
-                      <w:sz w:val="18"/>
-                      <w:szCs w:val="18"/>
-                      <w:color w:val="000000"/>
-                    </w:rPr>
-                  </w:pPr>
-                  <w:r xmlns:w="http://schemas.openxmlformats.org/wordprocessingml/2006/main" xmlns:wp="http://schemas.openxmlformats.org/drawingml/2006/wordprocessingDrawing" xmlns:r="http://schemas.openxmlformats.org/officeDocument/2006/relationships" xmlns:w14="http://schemas.microsoft.com/office/word/2010/wordml">
-                    <w:rPr>
-                      <w:rFonts w:ascii="Arial" w:hAnsi="Arial" w:eastAsia="Arial" w:cs="Arial"/>
-                      <w:i w:val="false"/>
-                      <w:b w:val="false"/>
-                      <w:u w:val="none"/>
-                      <w:sz w:val="18"/>
-                      <w:szCs w:val="18"/>
-                      <w:color w:val="000000"/>
-                    </w:rPr>
+              <w:tc>
+                <w:tcPr/>
+                <w:p>
+                  <w:pPr>
+                    <w:pStyle w:val="Compact"/>
+                    <w:jc w:val="right"/>
+                    <w:jc w:val="center"/>
+                  </w:pPr>
+                  <w:r>
                     <w:t xml:space="preserve">12</w:t>
                   </w:r>
                 </w:p>
               </w:tc>
               <w:tc>
-                <w:tcPr>
-                  <w:tcBorders>
-                    <w:bottom w:val="single" w:sz="12" w:space="0" w:color="666666"/>
-                    <w:top w:val="none" w:sz="0" w:space="0" w:color="000000"/>
-                    <w:left w:val="none" w:sz="0" w:space="0" w:color="000000"/>
-                    <w:right w:val="none" w:sz="0" w:space="0" w:color="000000"/>
-                  </w:tcBorders>
-                  <w:shd w:val="clear" w:color="auto" w:fill="FFFFFF"/>
-                  <w:tcMar>
-                    <w:top w:w="0" w:type="dxa"/>
-                    <w:bottom w:w="0" w:type="dxa"/>
-                    <w:left w:w="0" w:type="dxa"/>
-                    <w:right w:w="0" w:type="dxa"/>
-                  </w:tcMar>
-                  <w:vAlign w:val="center"/>
-                </w:tcPr>
-                <w:p>
-                  <w:pPr>
-                    <w:pStyle w:pstlname="Normal"/>
+                <w:tcPr/>
+                <w:p>
+                  <w:pPr>
+                    <w:pStyle w:val="Compact"/>
                     <w:jc w:val="left"/>
-                    <w:pBdr>
-                      <w:bottom w:val="none" w:sz="0" w:space="0" w:color="000000"/>
-                      <w:top w:val="none" w:sz="0" w:space="0" w:color="000000"/>
-                      <w:left w:val="none" w:sz="0" w:space="0" w:color="000000"/>
-                      <w:right w:val="none" w:sz="0" w:space="0" w:color="000000"/>
-                    </w:pBdr>
-                    <w:spacing w:after="100" w:before="100" w:line="240"/>
-                    <w:ind w:left="100" w:right="100" w:firstLine="0" w:firstLineChars="0"/>
-                    <w:rPr>
-                      <w:rFonts w:ascii="Arial" w:hAnsi="Arial" w:eastAsia="Arial" w:cs="Arial"/>
-                      <w:i w:val="false"/>
-                      <w:b w:val="false"/>
-                      <w:u w:val="none"/>
-                      <w:sz w:val="18"/>
-                      <w:szCs w:val="18"/>
-                      <w:color w:val="000000"/>
-                    </w:rPr>
-                  </w:pPr>
-                  <w:r xmlns:w="http://schemas.openxmlformats.org/wordprocessingml/2006/main" xmlns:wp="http://schemas.openxmlformats.org/drawingml/2006/wordprocessingDrawing" xmlns:r="http://schemas.openxmlformats.org/officeDocument/2006/relationships" xmlns:w14="http://schemas.microsoft.com/office/word/2010/wordml">
-                    <w:rPr>
-                      <w:rFonts w:ascii="Arial" w:hAnsi="Arial" w:eastAsia="Arial" w:cs="Arial"/>
-                      <w:i w:val="false"/>
-                      <w:b w:val="false"/>
-                      <w:u w:val="none"/>
-                      <w:sz w:val="18"/>
-                      <w:szCs w:val="18"/>
-                      <w:color w:val="000000"/>
-                    </w:rPr>
-                    <w:t xml:space="preserve">Sport maktablarida bepul mashg'ulotlar</w:t>
-                  </w:r>
-                </w:p>
-              </w:tc>
-              <w:tc>
-                <w:tcPr>
-                  <w:tcBorders>
-                    <w:bottom w:val="single" w:sz="12" w:space="0" w:color="666666"/>
-                    <w:top w:val="none" w:sz="0" w:space="0" w:color="000000"/>
-                    <w:left w:val="none" w:sz="0" w:space="0" w:color="000000"/>
-                    <w:right w:val="none" w:sz="0" w:space="0" w:color="000000"/>
-                  </w:tcBorders>
-                  <w:shd w:val="clear" w:color="auto" w:fill="FFFFFF"/>
-                  <w:tcMar>
-                    <w:top w:w="0" w:type="dxa"/>
-                    <w:bottom w:w="0" w:type="dxa"/>
-                    <w:left w:w="0" w:type="dxa"/>
-                    <w:right w:w="0" w:type="dxa"/>
-                  </w:tcMar>
-                  <w:vAlign w:val="center"/>
-                </w:tcPr>
-                <w:p>
-                  <w:pPr>
-                    <w:pStyle w:pstlname="Normal"/>
+                    <w:jc w:val="center"/>
+                  </w:pPr>
+                  <w:r>
+                    <w:t xml:space="preserve">Sport maktablarida bepul mashg’ulotlar</w:t>
+                  </w:r>
+                </w:p>
+              </w:tc>
+              <w:tc>
+                <w:tcPr/>
+                <w:p>
+                  <w:pPr>
+                    <w:pStyle w:val="Compact"/>
                     <w:jc w:val="left"/>
-                    <w:pBdr>
-                      <w:bottom w:val="none" w:sz="0" w:space="0" w:color="000000"/>
-                      <w:top w:val="none" w:sz="0" w:space="0" w:color="000000"/>
-                      <w:left w:val="none" w:sz="0" w:space="0" w:color="000000"/>
-                      <w:right w:val="none" w:sz="0" w:space="0" w:color="000000"/>
-                    </w:pBdr>
-                    <w:spacing w:after="100" w:before="100" w:line="240"/>
-                    <w:ind w:left="100" w:right="100" w:firstLine="0" w:firstLineChars="0"/>
-                    <w:rPr>
-                      <w:rFonts w:ascii="Arial" w:hAnsi="Arial" w:eastAsia="Arial" w:cs="Arial"/>
-                      <w:i w:val="false"/>
-                      <w:b w:val="false"/>
-                      <w:u w:val="none"/>
-                      <w:sz w:val="18"/>
-                      <w:szCs w:val="18"/>
-                      <w:color w:val="000000"/>
-                    </w:rPr>
-                  </w:pPr>
-                  <w:r xmlns:w="http://schemas.openxmlformats.org/wordprocessingml/2006/main" xmlns:wp="http://schemas.openxmlformats.org/drawingml/2006/wordprocessingDrawing" xmlns:r="http://schemas.openxmlformats.org/officeDocument/2006/relationships" xmlns:w14="http://schemas.microsoft.com/office/word/2010/wordml">
-                    <w:rPr>
-                      <w:rFonts w:ascii="Arial" w:hAnsi="Arial" w:eastAsia="Arial" w:cs="Arial"/>
-                      <w:i w:val="false"/>
-                      <w:b w:val="false"/>
-                      <w:u w:val="none"/>
-                      <w:sz w:val="18"/>
-                      <w:szCs w:val="18"/>
-                      <w:color w:val="000000"/>
-                    </w:rPr>
-                    <w:t xml:space="preserve">Ijtimoiy reestrga kiritilgan oilalarning farzandlariga sport maktablarida mashg'ulotlar bepul o'tkaziladi</w:t>
-                  </w:r>
-                </w:p>
-              </w:tc>
-              <w:tc>
-                <w:tcPr>
-                  <w:tcBorders>
-                    <w:bottom w:val="single" w:sz="12" w:space="0" w:color="666666"/>
-                    <w:top w:val="none" w:sz="0" w:space="0" w:color="000000"/>
-                    <w:left w:val="none" w:sz="0" w:space="0" w:color="000000"/>
-                    <w:right w:val="none" w:sz="0" w:space="0" w:color="000000"/>
-                  </w:tcBorders>
-                  <w:shd w:val="clear" w:color="auto" w:fill="FFFFFF"/>
-                  <w:tcMar>
-                    <w:top w:w="0" w:type="dxa"/>
-                    <w:bottom w:w="0" w:type="dxa"/>
-                    <w:left w:w="0" w:type="dxa"/>
-                    <w:right w:w="0" w:type="dxa"/>
-                  </w:tcMar>
-                  <w:vAlign w:val="center"/>
-                </w:tcPr>
-                <w:p>
-                  <w:pPr>
-                    <w:pStyle w:pstlname="Normal"/>
+                    <w:jc w:val="center"/>
+                  </w:pPr>
+                  <w:r>
+                    <w:t xml:space="preserve">Ijtimoiy reestrga kiritilgan oilalarning farzandlariga sport maktablarida mashg’ulotlar bepul o’tkaziladi</w:t>
+                  </w:r>
+                </w:p>
+              </w:tc>
+              <w:tc>
+                <w:tcPr/>
+                <w:p>
+                  <w:pPr>
+                    <w:pStyle w:val="Compact"/>
                     <w:jc w:val="left"/>
-                    <w:pBdr>
-                      <w:bottom w:val="none" w:sz="0" w:space="0" w:color="000000"/>
-                      <w:top w:val="none" w:sz="0" w:space="0" w:color="000000"/>
-                      <w:left w:val="none" w:sz="0" w:space="0" w:color="000000"/>
-                      <w:right w:val="none" w:sz="0" w:space="0" w:color="000000"/>
-                    </w:pBdr>
-                    <w:spacing w:after="100" w:before="100" w:line="240"/>
-                    <w:ind w:left="100" w:right="100" w:firstLine="0" w:firstLineChars="0"/>
-                    <w:rPr>
-                      <w:rFonts w:ascii="Arial" w:hAnsi="Arial" w:eastAsia="Arial" w:cs="Arial"/>
-                      <w:i w:val="false"/>
-                      <w:b w:val="false"/>
-                      <w:u w:val="none"/>
-                      <w:sz w:val="18"/>
-                      <w:szCs w:val="18"/>
-                      <w:color w:val="000000"/>
-                    </w:rPr>
-                  </w:pPr>
-                  <w:r xmlns:w="http://schemas.openxmlformats.org/wordprocessingml/2006/main" xmlns:wp="http://schemas.openxmlformats.org/drawingml/2006/wordprocessingDrawing" xmlns:r="http://schemas.openxmlformats.org/officeDocument/2006/relationships" xmlns:w14="http://schemas.microsoft.com/office/word/2010/wordml">
-                    <w:rPr>
-                      <w:rFonts w:ascii="Arial" w:hAnsi="Arial" w:eastAsia="Arial" w:cs="Arial"/>
-                      <w:i w:val="false"/>
-                      <w:b w:val="false"/>
-                      <w:u w:val="none"/>
-                      <w:sz w:val="18"/>
-                      <w:szCs w:val="18"/>
-                      <w:color w:val="000000"/>
-                    </w:rPr>
+                    <w:jc w:val="center"/>
+                  </w:pPr>
+                  <w:r>
                     <w:t xml:space="preserve">PQ-268, 3-band</w:t>
                   </w:r>
                 </w:p>
@@ -5800,6 +3742,7 @@
             </w:tr>
           </w:tbl>
           <w:bookmarkEnd w:id="143"/>
+          <w:p/>
         </w:tc>
       </w:tr>
     </w:tbl>
@@ -5931,888 +3874,241 @@
               <w:t xml:space="preserve">Table 2: Tadqiqotda foydalanilgan ma’lumotlar manbalari</w:t>
             </w:r>
           </w:p>
-          <w:tbl xmlns:w="http://schemas.openxmlformats.org/wordprocessingml/2006/main" xmlns:r="http://schemas.openxmlformats.org/officeDocument/2006/relationships" xmlns:w14="http://schemas.microsoft.com/office/word/2010/wordml" xmlns:wp="http://schemas.openxmlformats.org/drawingml/2006/wordprocessingDrawing" xmlns:a="http://schemas.openxmlformats.org/drawingml/2006/main" xmlns:pic="http://schemas.openxmlformats.org/drawingml/2006/picture">
+          <w:tbl>
             <w:tblPr>
-              <w:tblLayout w:type="autofit"/>
-              <w:jc w:val="center"/>
-              <w:tblW w:type="pct" w:w="0"/>
-              <w:tblLook w:firstRow="1" w:lastRow="0" w:firstColumn="0" w:lastColumn="0" w:noHBand="0" w:noVBand="1"/>
+              <w:tblStyle w:val="Table"/>
+              <w:tblW w:type="pct" w:w="5000"/>
+              <w:tblLayout w:type="fixed"/>
+              <w:tblLook w:firstRow="1" w:lastRow="0" w:firstColumn="0" w:lastColumn="0" w:noHBand="0" w:noVBand="0" w:val="0020"/>
             </w:tblPr>
+            <w:tblGrid>
+              <w:gridCol w:w="827"/>
+              <w:gridCol w:w="4905"/>
+              <w:gridCol w:w="591"/>
+              <w:gridCol w:w="1595"/>
+            </w:tblGrid>
             <w:tr>
               <w:trPr>
-                <w:trHeight w:val="360" w:hRule="auto"/>
-                <w:tblHeader/>
+                <w:tblHeader w:val="on"/>
               </w:trPr>
-              header1
-              <w:tc>
-                <w:tcPr>
-                  <w:tcBorders>
-                    <w:bottom w:val="single" w:sz="12" w:space="0" w:color="666666"/>
-                    <w:top w:val="single" w:sz="12" w:space="0" w:color="666666"/>
-                    <w:left w:val="none" w:sz="0" w:space="0" w:color="000000"/>
-                    <w:right w:val="none" w:sz="0" w:space="0" w:color="000000"/>
-                  </w:tcBorders>
-                  <w:shd w:val="clear" w:color="auto" w:fill="FFFFFF"/>
-                  <w:tcMar>
-                    <w:top w:w="0" w:type="dxa"/>
-                    <w:bottom w:w="0" w:type="dxa"/>
-                    <w:left w:w="0" w:type="dxa"/>
-                    <w:right w:w="0" w:type="dxa"/>
-                  </w:tcMar>
-                  <w:vAlign w:val="center"/>
-                </w:tcPr>
-                <w:p>
-                  <w:pPr>
-                    <w:pStyle w:pstlname="Normal"/>
-                    <w:jc w:val="center"/>
-                    <w:pBdr>
-                      <w:bottom w:val="none" w:sz="0" w:space="0" w:color="000000"/>
-                      <w:top w:val="none" w:sz="0" w:space="0" w:color="000000"/>
-                      <w:left w:val="none" w:sz="0" w:space="0" w:color="000000"/>
-                      <w:right w:val="none" w:sz="0" w:space="0" w:color="000000"/>
-                    </w:pBdr>
-                    <w:spacing w:after="100" w:before="100" w:line="240"/>
-                    <w:ind w:left="100" w:right="100" w:firstLine="0" w:firstLineChars="0"/>
-                    <w:rPr>
-                      <w:rFonts w:ascii="Arial" w:hAnsi="Arial" w:eastAsia="Arial" w:cs="Arial"/>
-                      <w:i w:val="false"/>
-                      <w:b w:val="true"/>
-                      <w:u w:val="none"/>
-                      <w:sz w:val="22"/>
-                      <w:szCs w:val="22"/>
-                      <w:color w:val="000000"/>
-                    </w:rPr>
-                  </w:pPr>
-                  <w:r xmlns:w="http://schemas.openxmlformats.org/wordprocessingml/2006/main" xmlns:wp="http://schemas.openxmlformats.org/drawingml/2006/wordprocessingDrawing" xmlns:r="http://schemas.openxmlformats.org/officeDocument/2006/relationships" xmlns:w14="http://schemas.microsoft.com/office/word/2010/wordml">
-                    <w:rPr>
-                      <w:rFonts w:ascii="Arial" w:hAnsi="Arial" w:eastAsia="Arial" w:cs="Arial"/>
-                      <w:i w:val="false"/>
-                      <w:b w:val="true"/>
-                      <w:u w:val="none"/>
-                      <w:sz w:val="22"/>
-                      <w:szCs w:val="22"/>
-                      <w:color w:val="000000"/>
-                    </w:rPr>
-                    <w:t xml:space="preserve">Ma'lumot turi</w:t>
-                  </w:r>
-                </w:p>
-              </w:tc>
-              <w:tc>
-                <w:tcPr>
-                  <w:tcBorders>
-                    <w:bottom w:val="single" w:sz="12" w:space="0" w:color="666666"/>
-                    <w:top w:val="single" w:sz="12" w:space="0" w:color="666666"/>
-                    <w:left w:val="none" w:sz="0" w:space="0" w:color="000000"/>
-                    <w:right w:val="none" w:sz="0" w:space="0" w:color="000000"/>
-                  </w:tcBorders>
-                  <w:shd w:val="clear" w:color="auto" w:fill="FFFFFF"/>
-                  <w:tcMar>
-                    <w:top w:w="0" w:type="dxa"/>
-                    <w:bottom w:w="0" w:type="dxa"/>
-                    <w:left w:w="0" w:type="dxa"/>
-                    <w:right w:w="0" w:type="dxa"/>
-                  </w:tcMar>
-                  <w:vAlign w:val="center"/>
-                </w:tcPr>
-                <w:p>
-                  <w:pPr>
-                    <w:pStyle w:pstlname="Normal"/>
-                    <w:jc w:val="center"/>
-                    <w:pBdr>
-                      <w:bottom w:val="none" w:sz="0" w:space="0" w:color="000000"/>
-                      <w:top w:val="none" w:sz="0" w:space="0" w:color="000000"/>
-                      <w:left w:val="none" w:sz="0" w:space="0" w:color="000000"/>
-                      <w:right w:val="none" w:sz="0" w:space="0" w:color="000000"/>
-                    </w:pBdr>
-                    <w:spacing w:after="100" w:before="100" w:line="240"/>
-                    <w:ind w:left="100" w:right="100" w:firstLine="0" w:firstLineChars="0"/>
-                    <w:rPr>
-                      <w:rFonts w:ascii="Arial" w:hAnsi="Arial" w:eastAsia="Arial" w:cs="Arial"/>
-                      <w:i w:val="false"/>
-                      <w:b w:val="true"/>
-                      <w:u w:val="none"/>
-                      <w:sz w:val="22"/>
-                      <w:szCs w:val="22"/>
-                      <w:color w:val="000000"/>
-                    </w:rPr>
-                  </w:pPr>
-                  <w:r xmlns:w="http://schemas.openxmlformats.org/wordprocessingml/2006/main" xmlns:wp="http://schemas.openxmlformats.org/drawingml/2006/wordprocessingDrawing" xmlns:r="http://schemas.openxmlformats.org/officeDocument/2006/relationships" xmlns:w14="http://schemas.microsoft.com/office/word/2010/wordml">
-                    <w:rPr>
-                      <w:rFonts w:ascii="Arial" w:hAnsi="Arial" w:eastAsia="Arial" w:cs="Arial"/>
-                      <w:i w:val="false"/>
-                      <w:b w:val="true"/>
-                      <w:u w:val="none"/>
-                      <w:sz w:val="22"/>
-                      <w:szCs w:val="22"/>
-                      <w:color w:val="000000"/>
-                    </w:rPr>
+              <w:tc>
+                <w:tcPr/>
+                <w:p>
+                  <w:pPr>
+                    <w:pStyle w:val="Compact"/>
+                    <w:jc w:val="left"/>
+                    <w:jc w:val="center"/>
+                  </w:pPr>
+                  <w:r>
+                    <w:t xml:space="preserve">Ma’lumot turi</w:t>
+                  </w:r>
+                </w:p>
+              </w:tc>
+              <w:tc>
+                <w:tcPr/>
+                <w:p>
+                  <w:pPr>
+                    <w:pStyle w:val="Compact"/>
+                    <w:jc w:val="left"/>
+                    <w:jc w:val="center"/>
+                  </w:pPr>
+                  <w:r>
                     <w:t xml:space="preserve">Manba</w:t>
                   </w:r>
                 </w:p>
               </w:tc>
               <w:tc>
-                <w:tcPr>
-                  <w:tcBorders>
-                    <w:bottom w:val="single" w:sz="12" w:space="0" w:color="666666"/>
-                    <w:top w:val="single" w:sz="12" w:space="0" w:color="666666"/>
-                    <w:left w:val="none" w:sz="0" w:space="0" w:color="000000"/>
-                    <w:right w:val="none" w:sz="0" w:space="0" w:color="000000"/>
-                  </w:tcBorders>
-                  <w:shd w:val="clear" w:color="auto" w:fill="FFFFFF"/>
-                  <w:tcMar>
-                    <w:top w:w="0" w:type="dxa"/>
-                    <w:bottom w:w="0" w:type="dxa"/>
-                    <w:left w:w="0" w:type="dxa"/>
-                    <w:right w:w="0" w:type="dxa"/>
-                  </w:tcMar>
-                  <w:vAlign w:val="center"/>
-                </w:tcPr>
-                <w:p>
-                  <w:pPr>
-                    <w:pStyle w:pstlname="Normal"/>
-                    <w:jc w:val="center"/>
-                    <w:pBdr>
-                      <w:bottom w:val="none" w:sz="0" w:space="0" w:color="000000"/>
-                      <w:top w:val="none" w:sz="0" w:space="0" w:color="000000"/>
-                      <w:left w:val="none" w:sz="0" w:space="0" w:color="000000"/>
-                      <w:right w:val="none" w:sz="0" w:space="0" w:color="000000"/>
-                    </w:pBdr>
-                    <w:spacing w:after="100" w:before="100" w:line="240"/>
-                    <w:ind w:left="100" w:right="100" w:firstLine="0" w:firstLineChars="0"/>
-                    <w:rPr>
-                      <w:rFonts w:ascii="Arial" w:hAnsi="Arial" w:eastAsia="Arial" w:cs="Arial"/>
-                      <w:i w:val="false"/>
-                      <w:b w:val="true"/>
-                      <w:u w:val="none"/>
-                      <w:sz w:val="22"/>
-                      <w:szCs w:val="22"/>
-                      <w:color w:val="000000"/>
-                    </w:rPr>
-                  </w:pPr>
-                  <w:r xmlns:w="http://schemas.openxmlformats.org/wordprocessingml/2006/main" xmlns:wp="http://schemas.openxmlformats.org/drawingml/2006/wordprocessingDrawing" xmlns:r="http://schemas.openxmlformats.org/officeDocument/2006/relationships" xmlns:w14="http://schemas.microsoft.com/office/word/2010/wordml">
-                    <w:rPr>
-                      <w:rFonts w:ascii="Arial" w:hAnsi="Arial" w:eastAsia="Arial" w:cs="Arial"/>
-                      <w:i w:val="false"/>
-                      <w:b w:val="true"/>
-                      <w:u w:val="none"/>
-                      <w:sz w:val="22"/>
-                      <w:szCs w:val="22"/>
-                      <w:color w:val="000000"/>
-                    </w:rPr>
+                <w:tcPr/>
+                <w:p>
+                  <w:pPr>
+                    <w:pStyle w:val="Compact"/>
+                    <w:jc w:val="left"/>
+                    <w:jc w:val="center"/>
+                  </w:pPr>
+                  <w:r>
                     <w:t xml:space="preserve">Yil</w:t>
                   </w:r>
                 </w:p>
               </w:tc>
               <w:tc>
-                <w:tcPr>
-                  <w:tcBorders>
-                    <w:bottom w:val="single" w:sz="12" w:space="0" w:color="666666"/>
-                    <w:top w:val="single" w:sz="12" w:space="0" w:color="666666"/>
-                    <w:left w:val="none" w:sz="0" w:space="0" w:color="000000"/>
-                    <w:right w:val="none" w:sz="0" w:space="0" w:color="000000"/>
-                  </w:tcBorders>
-                  <w:shd w:val="clear" w:color="auto" w:fill="FFFFFF"/>
-                  <w:tcMar>
-                    <w:top w:w="0" w:type="dxa"/>
-                    <w:bottom w:w="0" w:type="dxa"/>
-                    <w:left w:w="0" w:type="dxa"/>
-                    <w:right w:w="0" w:type="dxa"/>
-                  </w:tcMar>
-                  <w:vAlign w:val="center"/>
-                </w:tcPr>
-                <w:p>
-                  <w:pPr>
-                    <w:pStyle w:pstlname="Normal"/>
-                    <w:jc w:val="center"/>
-                    <w:pBdr>
-                      <w:bottom w:val="none" w:sz="0" w:space="0" w:color="000000"/>
-                      <w:top w:val="none" w:sz="0" w:space="0" w:color="000000"/>
-                      <w:left w:val="none" w:sz="0" w:space="0" w:color="000000"/>
-                      <w:right w:val="none" w:sz="0" w:space="0" w:color="000000"/>
-                    </w:pBdr>
-                    <w:spacing w:after="100" w:before="100" w:line="240"/>
-                    <w:ind w:left="100" w:right="100" w:firstLine="0" w:firstLineChars="0"/>
-                    <w:rPr>
-                      <w:rFonts w:ascii="Arial" w:hAnsi="Arial" w:eastAsia="Arial" w:cs="Arial"/>
-                      <w:i w:val="false"/>
-                      <w:b w:val="true"/>
-                      <w:u w:val="none"/>
-                      <w:sz w:val="22"/>
-                      <w:szCs w:val="22"/>
-                      <w:color w:val="000000"/>
-                    </w:rPr>
-                  </w:pPr>
-                  <w:r xmlns:w="http://schemas.openxmlformats.org/wordprocessingml/2006/main" xmlns:wp="http://schemas.openxmlformats.org/drawingml/2006/wordprocessingDrawing" xmlns:r="http://schemas.openxmlformats.org/officeDocument/2006/relationships" xmlns:w14="http://schemas.microsoft.com/office/word/2010/wordml">
-                    <w:rPr>
-                      <w:rFonts w:ascii="Arial" w:hAnsi="Arial" w:eastAsia="Arial" w:cs="Arial"/>
-                      <w:i w:val="false"/>
-                      <w:b w:val="true"/>
-                      <w:u w:val="none"/>
-                      <w:sz w:val="22"/>
-                      <w:szCs w:val="22"/>
-                      <w:color w:val="000000"/>
-                    </w:rPr>
+                <w:tcPr/>
+                <w:p>
+                  <w:pPr>
+                    <w:pStyle w:val="Compact"/>
+                    <w:jc w:val="left"/>
+                    <w:jc w:val="center"/>
+                  </w:pPr>
+                  <w:r>
                     <w:t xml:space="preserve">Qamrov</w:t>
                   </w:r>
                 </w:p>
               </w:tc>
             </w:tr>
             <w:tr>
-              <w:trPr>
-                <w:trHeight w:val="360" w:hRule="auto"/>
-              </w:trPr>
-              body1
-              <w:tc>
-                <w:tcPr>
-                  <w:tcBorders>
-                    <w:bottom w:val="none" w:sz="0" w:space="0" w:color="000000"/>
-                    <w:top w:val="single" w:sz="12" w:space="0" w:color="666666"/>
-                    <w:left w:val="none" w:sz="0" w:space="0" w:color="000000"/>
-                    <w:right w:val="none" w:sz="0" w:space="0" w:color="000000"/>
-                  </w:tcBorders>
-                  <w:shd w:val="clear" w:color="auto" w:fill="FFFFFF"/>
-                  <w:tcMar>
-                    <w:top w:w="0" w:type="dxa"/>
-                    <w:bottom w:w="0" w:type="dxa"/>
-                    <w:left w:w="0" w:type="dxa"/>
-                    <w:right w:w="0" w:type="dxa"/>
-                  </w:tcMar>
-                  <w:vAlign w:val="center"/>
-                </w:tcPr>
-                <w:p>
-                  <w:pPr>
-                    <w:pStyle w:pstlname="Normal"/>
+              <w:tc>
+                <w:tcPr/>
+                <w:p>
+                  <w:pPr>
+                    <w:pStyle w:val="Compact"/>
                     <w:jc w:val="left"/>
-                    <w:pBdr>
-                      <w:bottom w:val="none" w:sz="0" w:space="0" w:color="000000"/>
-                      <w:top w:val="none" w:sz="0" w:space="0" w:color="000000"/>
-                      <w:left w:val="none" w:sz="0" w:space="0" w:color="000000"/>
-                      <w:right w:val="none" w:sz="0" w:space="0" w:color="000000"/>
-                    </w:pBdr>
-                    <w:spacing w:after="100" w:before="100" w:line="240"/>
-                    <w:ind w:left="100" w:right="100" w:firstLine="0" w:firstLineChars="0"/>
-                    <w:rPr>
-                      <w:rFonts w:ascii="Arial" w:hAnsi="Arial" w:eastAsia="Arial" w:cs="Arial"/>
-                      <w:i w:val="false"/>
-                      <w:b w:val="false"/>
-                      <w:u w:val="none"/>
-                      <w:sz w:val="22"/>
-                      <w:szCs w:val="22"/>
-                      <w:color w:val="000000"/>
-                    </w:rPr>
-                  </w:pPr>
-                  <w:r xmlns:w="http://schemas.openxmlformats.org/wordprocessingml/2006/main" xmlns:wp="http://schemas.openxmlformats.org/drawingml/2006/wordprocessingDrawing" xmlns:r="http://schemas.openxmlformats.org/officeDocument/2006/relationships" xmlns:w14="http://schemas.microsoft.com/office/word/2010/wordml">
-                    <w:rPr>
-                      <w:rFonts w:ascii="Arial" w:hAnsi="Arial" w:eastAsia="Arial" w:cs="Arial"/>
-                      <w:i w:val="false"/>
-                      <w:b w:val="false"/>
-                      <w:u w:val="none"/>
-                      <w:sz w:val="22"/>
-                      <w:szCs w:val="22"/>
-                      <w:color w:val="000000"/>
-                    </w:rPr>
+                    <w:jc w:val="center"/>
+                  </w:pPr>
+                  <w:r>
                     <w:t xml:space="preserve">PISA</w:t>
                   </w:r>
                 </w:p>
               </w:tc>
               <w:tc>
-                <w:tcPr>
-                  <w:tcBorders>
-                    <w:bottom w:val="none" w:sz="0" w:space="0" w:color="000000"/>
-                    <w:top w:val="single" w:sz="12" w:space="0" w:color="666666"/>
-                    <w:left w:val="none" w:sz="0" w:space="0" w:color="000000"/>
-                    <w:right w:val="none" w:sz="0" w:space="0" w:color="000000"/>
-                  </w:tcBorders>
-                  <w:shd w:val="clear" w:color="auto" w:fill="FFFFFF"/>
-                  <w:tcMar>
-                    <w:top w:w="0" w:type="dxa"/>
-                    <w:bottom w:w="0" w:type="dxa"/>
-                    <w:left w:w="0" w:type="dxa"/>
-                    <w:right w:w="0" w:type="dxa"/>
-                  </w:tcMar>
-                  <w:vAlign w:val="center"/>
-                </w:tcPr>
-                <w:p>
-                  <w:pPr>
-                    <w:pStyle w:pstlname="Normal"/>
+                <w:tcPr/>
+                <w:p>
+                  <w:pPr>
+                    <w:pStyle w:val="Compact"/>
                     <w:jc w:val="left"/>
-                    <w:pBdr>
-                      <w:bottom w:val="none" w:sz="0" w:space="0" w:color="000000"/>
-                      <w:top w:val="none" w:sz="0" w:space="0" w:color="000000"/>
-                      <w:left w:val="none" w:sz="0" w:space="0" w:color="000000"/>
-                      <w:right w:val="none" w:sz="0" w:space="0" w:color="000000"/>
-                    </w:pBdr>
-                    <w:spacing w:after="100" w:before="100" w:line="240"/>
-                    <w:ind w:left="100" w:right="100" w:firstLine="0" w:firstLineChars="0"/>
-                    <w:rPr>
-                      <w:rFonts w:ascii="Arial" w:hAnsi="Arial" w:eastAsia="Arial" w:cs="Arial"/>
-                      <w:i w:val="false"/>
-                      <w:b w:val="false"/>
-                      <w:u w:val="none"/>
-                      <w:sz w:val="22"/>
-                      <w:szCs w:val="22"/>
-                      <w:color w:val="000000"/>
-                    </w:rPr>
-                  </w:pPr>
-                  <w:r xmlns:w="http://schemas.openxmlformats.org/wordprocessingml/2006/main" xmlns:wp="http://schemas.openxmlformats.org/drawingml/2006/wordprocessingDrawing" xmlns:r="http://schemas.openxmlformats.org/officeDocument/2006/relationships" xmlns:w14="http://schemas.microsoft.com/office/word/2010/wordml">
-                    <w:rPr>
-                      <w:rFonts w:ascii="Arial" w:hAnsi="Arial" w:eastAsia="Arial" w:cs="Arial"/>
-                      <w:i w:val="false"/>
-                      <w:b w:val="false"/>
-                      <w:u w:val="none"/>
-                      <w:sz w:val="22"/>
-                      <w:szCs w:val="22"/>
-                      <w:color w:val="000000"/>
-                    </w:rPr>
+                    <w:jc w:val="center"/>
+                  </w:pPr>
+                  <w:r>
                     <w:t xml:space="preserve">OECD Programme for International Student Assessment</w:t>
                   </w:r>
                 </w:p>
               </w:tc>
               <w:tc>
-                <w:tcPr>
-                  <w:tcBorders>
-                    <w:bottom w:val="none" w:sz="0" w:space="0" w:color="000000"/>
-                    <w:top w:val="single" w:sz="12" w:space="0" w:color="666666"/>
-                    <w:left w:val="none" w:sz="0" w:space="0" w:color="000000"/>
-                    <w:right w:val="none" w:sz="0" w:space="0" w:color="000000"/>
-                  </w:tcBorders>
-                  <w:shd w:val="clear" w:color="auto" w:fill="FFFFFF"/>
-                  <w:tcMar>
-                    <w:top w:w="0" w:type="dxa"/>
-                    <w:bottom w:w="0" w:type="dxa"/>
-                    <w:left w:w="0" w:type="dxa"/>
-                    <w:right w:w="0" w:type="dxa"/>
-                  </w:tcMar>
-                  <w:vAlign w:val="center"/>
-                </w:tcPr>
-                <w:p>
-                  <w:pPr>
-                    <w:pStyle w:pstlname="Normal"/>
+                <w:tcPr/>
+                <w:p>
+                  <w:pPr>
+                    <w:pStyle w:val="Compact"/>
                     <w:jc w:val="left"/>
-                    <w:pBdr>
-                      <w:bottom w:val="none" w:sz="0" w:space="0" w:color="000000"/>
-                      <w:top w:val="none" w:sz="0" w:space="0" w:color="000000"/>
-                      <w:left w:val="none" w:sz="0" w:space="0" w:color="000000"/>
-                      <w:right w:val="none" w:sz="0" w:space="0" w:color="000000"/>
-                    </w:pBdr>
-                    <w:spacing w:after="100" w:before="100" w:line="240"/>
-                    <w:ind w:left="100" w:right="100" w:firstLine="0" w:firstLineChars="0"/>
-                    <w:rPr>
-                      <w:rFonts w:ascii="Arial" w:hAnsi="Arial" w:eastAsia="Arial" w:cs="Arial"/>
-                      <w:i w:val="false"/>
-                      <w:b w:val="false"/>
-                      <w:u w:val="none"/>
-                      <w:sz w:val="22"/>
-                      <w:szCs w:val="22"/>
-                      <w:color w:val="000000"/>
-                    </w:rPr>
-                  </w:pPr>
-                  <w:r xmlns:w="http://schemas.openxmlformats.org/wordprocessingml/2006/main" xmlns:wp="http://schemas.openxmlformats.org/drawingml/2006/wordprocessingDrawing" xmlns:r="http://schemas.openxmlformats.org/officeDocument/2006/relationships" xmlns:w14="http://schemas.microsoft.com/office/word/2010/wordml">
-                    <w:rPr>
-                      <w:rFonts w:ascii="Arial" w:hAnsi="Arial" w:eastAsia="Arial" w:cs="Arial"/>
-                      <w:i w:val="false"/>
-                      <w:b w:val="false"/>
-                      <w:u w:val="none"/>
-                      <w:sz w:val="22"/>
-                      <w:szCs w:val="22"/>
-                      <w:color w:val="000000"/>
-                    </w:rPr>
+                    <w:jc w:val="center"/>
+                  </w:pPr>
+                  <w:r>
                     <w:t xml:space="preserve">2022</w:t>
                   </w:r>
                 </w:p>
               </w:tc>
               <w:tc>
-                <w:tcPr>
-                  <w:tcBorders>
-                    <w:bottom w:val="none" w:sz="0" w:space="0" w:color="000000"/>
-                    <w:top w:val="single" w:sz="12" w:space="0" w:color="666666"/>
-                    <w:left w:val="none" w:sz="0" w:space="0" w:color="000000"/>
-                    <w:right w:val="none" w:sz="0" w:space="0" w:color="000000"/>
-                  </w:tcBorders>
-                  <w:shd w:val="clear" w:color="auto" w:fill="FFFFFF"/>
-                  <w:tcMar>
-                    <w:top w:w="0" w:type="dxa"/>
-                    <w:bottom w:w="0" w:type="dxa"/>
-                    <w:left w:w="0" w:type="dxa"/>
-                    <w:right w:w="0" w:type="dxa"/>
-                  </w:tcMar>
-                  <w:vAlign w:val="center"/>
-                </w:tcPr>
-                <w:p>
-                  <w:pPr>
-                    <w:pStyle w:pstlname="Normal"/>
+                <w:tcPr/>
+                <w:p>
+                  <w:pPr>
+                    <w:pStyle w:val="Compact"/>
                     <w:jc w:val="left"/>
-                    <w:pBdr>
-                      <w:bottom w:val="none" w:sz="0" w:space="0" w:color="000000"/>
-                      <w:top w:val="none" w:sz="0" w:space="0" w:color="000000"/>
-                      <w:left w:val="none" w:sz="0" w:space="0" w:color="000000"/>
-                      <w:right w:val="none" w:sz="0" w:space="0" w:color="000000"/>
-                    </w:pBdr>
-                    <w:spacing w:after="100" w:before="100" w:line="240"/>
-                    <w:ind w:left="100" w:right="100" w:firstLine="0" w:firstLineChars="0"/>
-                    <w:rPr>
-                      <w:rFonts w:ascii="Arial" w:hAnsi="Arial" w:eastAsia="Arial" w:cs="Arial"/>
-                      <w:i w:val="false"/>
-                      <w:b w:val="false"/>
-                      <w:u w:val="none"/>
-                      <w:sz w:val="22"/>
-                      <w:szCs w:val="22"/>
-                      <w:color w:val="000000"/>
-                    </w:rPr>
-                  </w:pPr>
-                  <w:r xmlns:w="http://schemas.openxmlformats.org/wordprocessingml/2006/main" xmlns:wp="http://schemas.openxmlformats.org/drawingml/2006/wordprocessingDrawing" xmlns:r="http://schemas.openxmlformats.org/officeDocument/2006/relationships" xmlns:w14="http://schemas.microsoft.com/office/word/2010/wordml">
-                    <w:rPr>
-                      <w:rFonts w:ascii="Arial" w:hAnsi="Arial" w:eastAsia="Arial" w:cs="Arial"/>
-                      <w:i w:val="false"/>
-                      <w:b w:val="false"/>
-                      <w:u w:val="none"/>
-                      <w:sz w:val="22"/>
-                      <w:szCs w:val="22"/>
-                      <w:color w:val="000000"/>
-                    </w:rPr>
-                    <w:t xml:space="preserve">15-yoshli o'quvchilar</w:t>
+                    <w:jc w:val="center"/>
+                  </w:pPr>
+                  <w:r>
+                    <w:t xml:space="preserve">15-yoshli o’quvchilar</w:t>
                   </w:r>
                 </w:p>
               </w:tc>
             </w:tr>
             <w:tr>
-              <w:trPr>
-                <w:trHeight w:val="360" w:hRule="auto"/>
-              </w:trPr>
-              body2
-              <w:tc>
-                <w:tcPr>
-                  <w:tcBorders>
-                    <w:bottom w:val="none" w:sz="0" w:space="0" w:color="000000"/>
-                    <w:top w:val="none" w:sz="0" w:space="0" w:color="000000"/>
-                    <w:left w:val="none" w:sz="0" w:space="0" w:color="000000"/>
-                    <w:right w:val="none" w:sz="0" w:space="0" w:color="000000"/>
-                  </w:tcBorders>
-                  <w:shd w:val="clear" w:color="auto" w:fill="FFFFFF"/>
-                  <w:tcMar>
-                    <w:top w:w="0" w:type="dxa"/>
-                    <w:bottom w:w="0" w:type="dxa"/>
-                    <w:left w:w="0" w:type="dxa"/>
-                    <w:right w:w="0" w:type="dxa"/>
-                  </w:tcMar>
-                  <w:vAlign w:val="center"/>
-                </w:tcPr>
-                <w:p>
-                  <w:pPr>
-                    <w:pStyle w:pstlname="Normal"/>
+              <w:tc>
+                <w:tcPr/>
+                <w:p>
+                  <w:pPr>
+                    <w:pStyle w:val="Compact"/>
                     <w:jc w:val="left"/>
-                    <w:pBdr>
-                      <w:bottom w:val="none" w:sz="0" w:space="0" w:color="000000"/>
-                      <w:top w:val="none" w:sz="0" w:space="0" w:color="000000"/>
-                      <w:left w:val="none" w:sz="0" w:space="0" w:color="000000"/>
-                      <w:right w:val="none" w:sz="0" w:space="0" w:color="000000"/>
-                    </w:pBdr>
-                    <w:spacing w:after="100" w:before="100" w:line="240"/>
-                    <w:ind w:left="100" w:right="100" w:firstLine="0" w:firstLineChars="0"/>
-                    <w:rPr>
-                      <w:rFonts w:ascii="Arial" w:hAnsi="Arial" w:eastAsia="Arial" w:cs="Arial"/>
-                      <w:i w:val="false"/>
-                      <w:b w:val="false"/>
-                      <w:u w:val="none"/>
-                      <w:sz w:val="22"/>
-                      <w:szCs w:val="22"/>
-                      <w:color w:val="000000"/>
-                    </w:rPr>
-                  </w:pPr>
-                  <w:r xmlns:w="http://schemas.openxmlformats.org/wordprocessingml/2006/main" xmlns:wp="http://schemas.openxmlformats.org/drawingml/2006/wordprocessingDrawing" xmlns:r="http://schemas.openxmlformats.org/officeDocument/2006/relationships" xmlns:w14="http://schemas.microsoft.com/office/word/2010/wordml">
-                    <w:rPr>
-                      <w:rFonts w:ascii="Arial" w:hAnsi="Arial" w:eastAsia="Arial" w:cs="Arial"/>
-                      <w:i w:val="false"/>
-                      <w:b w:val="false"/>
-                      <w:u w:val="none"/>
-                      <w:sz w:val="22"/>
-                      <w:szCs w:val="22"/>
-                      <w:color w:val="000000"/>
-                    </w:rPr>
+                    <w:jc w:val="center"/>
+                  </w:pPr>
+                  <w:r>
                     <w:t xml:space="preserve">HBS</w:t>
                   </w:r>
                 </w:p>
               </w:tc>
               <w:tc>
-                <w:tcPr>
-                  <w:tcBorders>
-                    <w:bottom w:val="none" w:sz="0" w:space="0" w:color="000000"/>
-                    <w:top w:val="none" w:sz="0" w:space="0" w:color="000000"/>
-                    <w:left w:val="none" w:sz="0" w:space="0" w:color="000000"/>
-                    <w:right w:val="none" w:sz="0" w:space="0" w:color="000000"/>
-                  </w:tcBorders>
-                  <w:shd w:val="clear" w:color="auto" w:fill="FFFFFF"/>
-                  <w:tcMar>
-                    <w:top w:w="0" w:type="dxa"/>
-                    <w:bottom w:w="0" w:type="dxa"/>
-                    <w:left w:w="0" w:type="dxa"/>
-                    <w:right w:w="0" w:type="dxa"/>
-                  </w:tcMar>
-                  <w:vAlign w:val="center"/>
-                </w:tcPr>
-                <w:p>
-                  <w:pPr>
-                    <w:pStyle w:pstlname="Normal"/>
+                <w:tcPr/>
+                <w:p>
+                  <w:pPr>
+                    <w:pStyle w:val="Compact"/>
                     <w:jc w:val="left"/>
-                    <w:pBdr>
-                      <w:bottom w:val="none" w:sz="0" w:space="0" w:color="000000"/>
-                      <w:top w:val="none" w:sz="0" w:space="0" w:color="000000"/>
-                      <w:left w:val="none" w:sz="0" w:space="0" w:color="000000"/>
-                      <w:right w:val="none" w:sz="0" w:space="0" w:color="000000"/>
-                    </w:pBdr>
-                    <w:spacing w:after="100" w:before="100" w:line="240"/>
-                    <w:ind w:left="100" w:right="100" w:firstLine="0" w:firstLineChars="0"/>
-                    <w:rPr>
-                      <w:rFonts w:ascii="Arial" w:hAnsi="Arial" w:eastAsia="Arial" w:cs="Arial"/>
-                      <w:i w:val="false"/>
-                      <w:b w:val="false"/>
-                      <w:u w:val="none"/>
-                      <w:sz w:val="22"/>
-                      <w:szCs w:val="22"/>
-                      <w:color w:val="000000"/>
-                    </w:rPr>
-                  </w:pPr>
-                  <w:r xmlns:w="http://schemas.openxmlformats.org/wordprocessingml/2006/main" xmlns:wp="http://schemas.openxmlformats.org/drawingml/2006/wordprocessingDrawing" xmlns:r="http://schemas.openxmlformats.org/officeDocument/2006/relationships" xmlns:w14="http://schemas.microsoft.com/office/word/2010/wordml">
-                    <w:rPr>
-                      <w:rFonts w:ascii="Arial" w:hAnsi="Arial" w:eastAsia="Arial" w:cs="Arial"/>
-                      <w:i w:val="false"/>
-                      <w:b w:val="false"/>
-                      <w:u w:val="none"/>
-                      <w:sz w:val="22"/>
-                      <w:szCs w:val="22"/>
-                      <w:color w:val="000000"/>
-                    </w:rPr>
-                    <w:t xml:space="preserve">Milliy statistika qo'mitasi - Uy xo'jaligi daromadlari va xarajatlari so'rovnomasi</w:t>
-                  </w:r>
-                </w:p>
-              </w:tc>
-              <w:tc>
-                <w:tcPr>
-                  <w:tcBorders>
-                    <w:bottom w:val="none" w:sz="0" w:space="0" w:color="000000"/>
-                    <w:top w:val="none" w:sz="0" w:space="0" w:color="000000"/>
-                    <w:left w:val="none" w:sz="0" w:space="0" w:color="000000"/>
-                    <w:right w:val="none" w:sz="0" w:space="0" w:color="000000"/>
-                  </w:tcBorders>
-                  <w:shd w:val="clear" w:color="auto" w:fill="FFFFFF"/>
-                  <w:tcMar>
-                    <w:top w:w="0" w:type="dxa"/>
-                    <w:bottom w:w="0" w:type="dxa"/>
-                    <w:left w:w="0" w:type="dxa"/>
-                    <w:right w:w="0" w:type="dxa"/>
-                  </w:tcMar>
-                  <w:vAlign w:val="center"/>
-                </w:tcPr>
-                <w:p>
-                  <w:pPr>
-                    <w:pStyle w:pstlname="Normal"/>
+                    <w:jc w:val="center"/>
+                  </w:pPr>
+                  <w:r>
+                    <w:t xml:space="preserve">Milliy statistika qo’mitasi - Uy xo’jaligi daromadlari va xarajatlari so’rovnomasi</w:t>
+                  </w:r>
+                </w:p>
+              </w:tc>
+              <w:tc>
+                <w:tcPr/>
+                <w:p>
+                  <w:pPr>
+                    <w:pStyle w:val="Compact"/>
                     <w:jc w:val="left"/>
-                    <w:pBdr>
-                      <w:bottom w:val="none" w:sz="0" w:space="0" w:color="000000"/>
-                      <w:top w:val="none" w:sz="0" w:space="0" w:color="000000"/>
-                      <w:left w:val="none" w:sz="0" w:space="0" w:color="000000"/>
-                      <w:right w:val="none" w:sz="0" w:space="0" w:color="000000"/>
-                    </w:pBdr>
-                    <w:spacing w:after="100" w:before="100" w:line="240"/>
-                    <w:ind w:left="100" w:right="100" w:firstLine="0" w:firstLineChars="0"/>
-                    <w:rPr>
-                      <w:rFonts w:ascii="Arial" w:hAnsi="Arial" w:eastAsia="Arial" w:cs="Arial"/>
-                      <w:i w:val="false"/>
-                      <w:b w:val="false"/>
-                      <w:u w:val="none"/>
-                      <w:sz w:val="22"/>
-                      <w:szCs w:val="22"/>
-                      <w:color w:val="000000"/>
-                    </w:rPr>
-                  </w:pPr>
-                  <w:r xmlns:w="http://schemas.openxmlformats.org/wordprocessingml/2006/main" xmlns:wp="http://schemas.openxmlformats.org/drawingml/2006/wordprocessingDrawing" xmlns:r="http://schemas.openxmlformats.org/officeDocument/2006/relationships" xmlns:w14="http://schemas.microsoft.com/office/word/2010/wordml">
-                    <w:rPr>
-                      <w:rFonts w:ascii="Arial" w:hAnsi="Arial" w:eastAsia="Arial" w:cs="Arial"/>
-                      <w:i w:val="false"/>
-                      <w:b w:val="false"/>
-                      <w:u w:val="none"/>
-                      <w:sz w:val="22"/>
-                      <w:szCs w:val="22"/>
-                      <w:color w:val="000000"/>
-                    </w:rPr>
+                    <w:jc w:val="center"/>
+                  </w:pPr>
+                  <w:r>
                     <w:t xml:space="preserve">2024</w:t>
                   </w:r>
                 </w:p>
               </w:tc>
               <w:tc>
-                <w:tcPr>
-                  <w:tcBorders>
-                    <w:bottom w:val="none" w:sz="0" w:space="0" w:color="000000"/>
-                    <w:top w:val="none" w:sz="0" w:space="0" w:color="000000"/>
-                    <w:left w:val="none" w:sz="0" w:space="0" w:color="000000"/>
-                    <w:right w:val="none" w:sz="0" w:space="0" w:color="000000"/>
-                  </w:tcBorders>
-                  <w:shd w:val="clear" w:color="auto" w:fill="FFFFFF"/>
-                  <w:tcMar>
-                    <w:top w:w="0" w:type="dxa"/>
-                    <w:bottom w:w="0" w:type="dxa"/>
-                    <w:left w:w="0" w:type="dxa"/>
-                    <w:right w:w="0" w:type="dxa"/>
-                  </w:tcMar>
-                  <w:vAlign w:val="center"/>
-                </w:tcPr>
-                <w:p>
-                  <w:pPr>
-                    <w:pStyle w:pstlname="Normal"/>
+                <w:tcPr/>
+                <w:p>
+                  <w:pPr>
+                    <w:pStyle w:val="Compact"/>
                     <w:jc w:val="left"/>
-                    <w:pBdr>
-                      <w:bottom w:val="none" w:sz="0" w:space="0" w:color="000000"/>
-                      <w:top w:val="none" w:sz="0" w:space="0" w:color="000000"/>
-                      <w:left w:val="none" w:sz="0" w:space="0" w:color="000000"/>
-                      <w:right w:val="none" w:sz="0" w:space="0" w:color="000000"/>
-                    </w:pBdr>
-                    <w:spacing w:after="100" w:before="100" w:line="240"/>
-                    <w:ind w:left="100" w:right="100" w:firstLine="0" w:firstLineChars="0"/>
-                    <w:rPr>
-                      <w:rFonts w:ascii="Arial" w:hAnsi="Arial" w:eastAsia="Arial" w:cs="Arial"/>
-                      <w:i w:val="false"/>
-                      <w:b w:val="false"/>
-                      <w:u w:val="none"/>
-                      <w:sz w:val="22"/>
-                      <w:szCs w:val="22"/>
-                      <w:color w:val="000000"/>
-                    </w:rPr>
-                  </w:pPr>
-                  <w:r xmlns:w="http://schemas.openxmlformats.org/wordprocessingml/2006/main" xmlns:wp="http://schemas.openxmlformats.org/drawingml/2006/wordprocessingDrawing" xmlns:r="http://schemas.openxmlformats.org/officeDocument/2006/relationships" xmlns:w14="http://schemas.microsoft.com/office/word/2010/wordml">
-                    <w:rPr>
-                      <w:rFonts w:ascii="Arial" w:hAnsi="Arial" w:eastAsia="Arial" w:cs="Arial"/>
-                      <w:i w:val="false"/>
-                      <w:b w:val="false"/>
-                      <w:u w:val="none"/>
-                      <w:sz w:val="22"/>
-                      <w:szCs w:val="22"/>
-                      <w:color w:val="000000"/>
-                    </w:rPr>
-                    <w:t xml:space="preserve">Uy xo'jaliklari</w:t>
+                    <w:jc w:val="center"/>
+                  </w:pPr>
+                  <w:r>
+                    <w:t xml:space="preserve">Uy xo’jaliklari</w:t>
                   </w:r>
                 </w:p>
               </w:tc>
             </w:tr>
             <w:tr>
-              <w:trPr>
-                <w:trHeight w:val="360" w:hRule="auto"/>
-              </w:trPr>
-              body3
-              <w:tc>
-                <w:tcPr>
-                  <w:tcBorders>
-                    <w:bottom w:val="single" w:sz="12" w:space="0" w:color="666666"/>
-                    <w:top w:val="none" w:sz="0" w:space="0" w:color="000000"/>
-                    <w:left w:val="none" w:sz="0" w:space="0" w:color="000000"/>
-                    <w:right w:val="none" w:sz="0" w:space="0" w:color="000000"/>
-                  </w:tcBorders>
-                  <w:shd w:val="clear" w:color="auto" w:fill="FFFFFF"/>
-                  <w:tcMar>
-                    <w:top w:w="0" w:type="dxa"/>
-                    <w:bottom w:w="0" w:type="dxa"/>
-                    <w:left w:w="0" w:type="dxa"/>
-                    <w:right w:w="0" w:type="dxa"/>
-                  </w:tcMar>
-                  <w:vAlign w:val="center"/>
-                </w:tcPr>
-                <w:p>
-                  <w:pPr>
-                    <w:pStyle w:pstlname="Normal"/>
+              <w:tc>
+                <w:tcPr/>
+                <w:p>
+                  <w:pPr>
+                    <w:pStyle w:val="Compact"/>
                     <w:jc w:val="left"/>
-                    <w:pBdr>
-                      <w:bottom w:val="none" w:sz="0" w:space="0" w:color="000000"/>
-                      <w:top w:val="none" w:sz="0" w:space="0" w:color="000000"/>
-                      <w:left w:val="none" w:sz="0" w:space="0" w:color="000000"/>
-                      <w:right w:val="none" w:sz="0" w:space="0" w:color="000000"/>
-                    </w:pBdr>
-                    <w:spacing w:after="100" w:before="100" w:line="240"/>
-                    <w:ind w:left="100" w:right="100" w:firstLine="0" w:firstLineChars="0"/>
-                    <w:rPr>
-                      <w:rFonts w:ascii="Arial" w:hAnsi="Arial" w:eastAsia="Arial" w:cs="Arial"/>
-                      <w:i w:val="false"/>
-                      <w:b w:val="false"/>
-                      <w:u w:val="none"/>
-                      <w:sz w:val="22"/>
-                      <w:szCs w:val="22"/>
-                      <w:color w:val="000000"/>
-                    </w:rPr>
-                  </w:pPr>
-                  <w:r xmlns:w="http://schemas.openxmlformats.org/wordprocessingml/2006/main" xmlns:wp="http://schemas.openxmlformats.org/drawingml/2006/wordprocessingDrawing" xmlns:r="http://schemas.openxmlformats.org/officeDocument/2006/relationships" xmlns:w14="http://schemas.microsoft.com/office/word/2010/wordml">
-                    <w:rPr>
-                      <w:rFonts w:ascii="Arial" w:hAnsi="Arial" w:eastAsia="Arial" w:cs="Arial"/>
-                      <w:i w:val="false"/>
-                      <w:b w:val="false"/>
-                      <w:u w:val="none"/>
-                      <w:sz w:val="22"/>
-                      <w:szCs w:val="22"/>
-                      <w:color w:val="000000"/>
-                    </w:rPr>
+                    <w:jc w:val="center"/>
+                  </w:pPr>
+                  <w:r>
                     <w:t xml:space="preserve">MICS</w:t>
                   </w:r>
                 </w:p>
               </w:tc>
               <w:tc>
-                <w:tcPr>
-                  <w:tcBorders>
-                    <w:bottom w:val="single" w:sz="12" w:space="0" w:color="666666"/>
-                    <w:top w:val="none" w:sz="0" w:space="0" w:color="000000"/>
-                    <w:left w:val="none" w:sz="0" w:space="0" w:color="000000"/>
-                    <w:right w:val="none" w:sz="0" w:space="0" w:color="000000"/>
-                  </w:tcBorders>
-                  <w:shd w:val="clear" w:color="auto" w:fill="FFFFFF"/>
-                  <w:tcMar>
-                    <w:top w:w="0" w:type="dxa"/>
-                    <w:bottom w:w="0" w:type="dxa"/>
-                    <w:left w:w="0" w:type="dxa"/>
-                    <w:right w:w="0" w:type="dxa"/>
-                  </w:tcMar>
-                  <w:vAlign w:val="center"/>
-                </w:tcPr>
-                <w:p>
-                  <w:pPr>
-                    <w:pStyle w:pstlname="Normal"/>
+                <w:tcPr/>
+                <w:p>
+                  <w:pPr>
+                    <w:pStyle w:val="Compact"/>
                     <w:jc w:val="left"/>
-                    <w:pBdr>
-                      <w:bottom w:val="none" w:sz="0" w:space="0" w:color="000000"/>
-                      <w:top w:val="none" w:sz="0" w:space="0" w:color="000000"/>
-                      <w:left w:val="none" w:sz="0" w:space="0" w:color="000000"/>
-                      <w:right w:val="none" w:sz="0" w:space="0" w:color="000000"/>
-                    </w:pBdr>
-                    <w:spacing w:after="100" w:before="100" w:line="240"/>
-                    <w:ind w:left="100" w:right="100" w:firstLine="0" w:firstLineChars="0"/>
-                    <w:rPr>
-                      <w:rFonts w:ascii="Arial" w:hAnsi="Arial" w:eastAsia="Arial" w:cs="Arial"/>
-                      <w:i w:val="false"/>
-                      <w:b w:val="false"/>
-                      <w:u w:val="none"/>
-                      <w:sz w:val="22"/>
-                      <w:szCs w:val="22"/>
-                      <w:color w:val="000000"/>
-                    </w:rPr>
-                  </w:pPr>
-                  <w:r xmlns:w="http://schemas.openxmlformats.org/wordprocessingml/2006/main" xmlns:wp="http://schemas.openxmlformats.org/drawingml/2006/wordprocessingDrawing" xmlns:r="http://schemas.openxmlformats.org/officeDocument/2006/relationships" xmlns:w14="http://schemas.microsoft.com/office/word/2010/wordml">
-                    <w:rPr>
-                      <w:rFonts w:ascii="Arial" w:hAnsi="Arial" w:eastAsia="Arial" w:cs="Arial"/>
-                      <w:i w:val="false"/>
-                      <w:b w:val="false"/>
-                      <w:u w:val="none"/>
-                      <w:sz w:val="22"/>
-                      <w:szCs w:val="22"/>
-                      <w:color w:val="000000"/>
-                    </w:rPr>
-                    <w:t xml:space="preserve">UNICEF/Milliy statistika qo'mitasi - Multiindikator klaster so'rovnomasi</w:t>
-                  </w:r>
-                </w:p>
-              </w:tc>
-              <w:tc>
-                <w:tcPr>
-                  <w:tcBorders>
-                    <w:bottom w:val="single" w:sz="12" w:space="0" w:color="666666"/>
-                    <w:top w:val="none" w:sz="0" w:space="0" w:color="000000"/>
-                    <w:left w:val="none" w:sz="0" w:space="0" w:color="000000"/>
-                    <w:right w:val="none" w:sz="0" w:space="0" w:color="000000"/>
-                  </w:tcBorders>
-                  <w:shd w:val="clear" w:color="auto" w:fill="FFFFFF"/>
-                  <w:tcMar>
-                    <w:top w:w="0" w:type="dxa"/>
-                    <w:bottom w:w="0" w:type="dxa"/>
-                    <w:left w:w="0" w:type="dxa"/>
-                    <w:right w:w="0" w:type="dxa"/>
-                  </w:tcMar>
-                  <w:vAlign w:val="center"/>
-                </w:tcPr>
-                <w:p>
-                  <w:pPr>
-                    <w:pStyle w:pstlname="Normal"/>
+                    <w:jc w:val="center"/>
+                  </w:pPr>
+                  <w:r>
+                    <w:t xml:space="preserve">UNICEF/Milliy statistika qo’mitasi - Multiindikator klaster so’rovnomasi</w:t>
+                  </w:r>
+                </w:p>
+              </w:tc>
+              <w:tc>
+                <w:tcPr/>
+                <w:p>
+                  <w:pPr>
+                    <w:pStyle w:val="Compact"/>
                     <w:jc w:val="left"/>
-                    <w:pBdr>
-                      <w:bottom w:val="none" w:sz="0" w:space="0" w:color="000000"/>
-                      <w:top w:val="none" w:sz="0" w:space="0" w:color="000000"/>
-                      <w:left w:val="none" w:sz="0" w:space="0" w:color="000000"/>
-                      <w:right w:val="none" w:sz="0" w:space="0" w:color="000000"/>
-                    </w:pBdr>
-                    <w:spacing w:after="100" w:before="100" w:line="240"/>
-                    <w:ind w:left="100" w:right="100" w:firstLine="0" w:firstLineChars="0"/>
-                    <w:rPr>
-                      <w:rFonts w:ascii="Arial" w:hAnsi="Arial" w:eastAsia="Arial" w:cs="Arial"/>
-                      <w:i w:val="false"/>
-                      <w:b w:val="false"/>
-                      <w:u w:val="none"/>
-                      <w:sz w:val="22"/>
-                      <w:szCs w:val="22"/>
-                      <w:color w:val="000000"/>
-                    </w:rPr>
-                  </w:pPr>
-                  <w:r xmlns:w="http://schemas.openxmlformats.org/wordprocessingml/2006/main" xmlns:wp="http://schemas.openxmlformats.org/drawingml/2006/wordprocessingDrawing" xmlns:r="http://schemas.openxmlformats.org/officeDocument/2006/relationships" xmlns:w14="http://schemas.microsoft.com/office/word/2010/wordml">
-                    <w:rPr>
-                      <w:rFonts w:ascii="Arial" w:hAnsi="Arial" w:eastAsia="Arial" w:cs="Arial"/>
-                      <w:i w:val="false"/>
-                      <w:b w:val="false"/>
-                      <w:u w:val="none"/>
-                      <w:sz w:val="22"/>
-                      <w:szCs w:val="22"/>
-                      <w:color w:val="000000"/>
-                    </w:rPr>
+                    <w:jc w:val="center"/>
+                  </w:pPr>
+                  <w:r>
                     <w:t xml:space="preserve">2021-2022</w:t>
                   </w:r>
                 </w:p>
               </w:tc>
               <w:tc>
-                <w:tcPr>
-                  <w:tcBorders>
-                    <w:bottom w:val="single" w:sz="12" w:space="0" w:color="666666"/>
-                    <w:top w:val="none" w:sz="0" w:space="0" w:color="000000"/>
-                    <w:left w:val="none" w:sz="0" w:space="0" w:color="000000"/>
-                    <w:right w:val="none" w:sz="0" w:space="0" w:color="000000"/>
-                  </w:tcBorders>
-                  <w:shd w:val="clear" w:color="auto" w:fill="FFFFFF"/>
-                  <w:tcMar>
-                    <w:top w:w="0" w:type="dxa"/>
-                    <w:bottom w:w="0" w:type="dxa"/>
-                    <w:left w:w="0" w:type="dxa"/>
-                    <w:right w:w="0" w:type="dxa"/>
-                  </w:tcMar>
-                  <w:vAlign w:val="center"/>
-                </w:tcPr>
-                <w:p>
-                  <w:pPr>
-                    <w:pStyle w:pstlname="Normal"/>
+                <w:tcPr/>
+                <w:p>
+                  <w:pPr>
+                    <w:pStyle w:val="Compact"/>
                     <w:jc w:val="left"/>
-                    <w:pBdr>
-                      <w:bottom w:val="none" w:sz="0" w:space="0" w:color="000000"/>
-                      <w:top w:val="none" w:sz="0" w:space="0" w:color="000000"/>
-                      <w:left w:val="none" w:sz="0" w:space="0" w:color="000000"/>
-                      <w:right w:val="none" w:sz="0" w:space="0" w:color="000000"/>
-                    </w:pBdr>
-                    <w:spacing w:after="100" w:before="100" w:line="240"/>
-                    <w:ind w:left="100" w:right="100" w:firstLine="0" w:firstLineChars="0"/>
-                    <w:rPr>
-                      <w:rFonts w:ascii="Arial" w:hAnsi="Arial" w:eastAsia="Arial" w:cs="Arial"/>
-                      <w:i w:val="false"/>
-                      <w:b w:val="false"/>
-                      <w:u w:val="none"/>
-                      <w:sz w:val="22"/>
-                      <w:szCs w:val="22"/>
-                      <w:color w:val="000000"/>
-                    </w:rPr>
-                  </w:pPr>
-                  <w:r xmlns:w="http://schemas.openxmlformats.org/wordprocessingml/2006/main" xmlns:wp="http://schemas.openxmlformats.org/drawingml/2006/wordprocessingDrawing" xmlns:r="http://schemas.openxmlformats.org/officeDocument/2006/relationships" xmlns:w14="http://schemas.microsoft.com/office/word/2010/wordml">
-                    <w:rPr>
-                      <w:rFonts w:ascii="Arial" w:hAnsi="Arial" w:eastAsia="Arial" w:cs="Arial"/>
-                      <w:i w:val="false"/>
-                      <w:b w:val="false"/>
-                      <w:u w:val="none"/>
-                      <w:sz w:val="22"/>
-                      <w:szCs w:val="22"/>
-                      <w:color w:val="000000"/>
-                    </w:rPr>
-                    <w:t xml:space="preserve">Uy xo'jaliklari va bolalar</w:t>
+                    <w:jc w:val="center"/>
+                  </w:pPr>
+                  <w:r>
+                    <w:t xml:space="preserve">Uy xo’jaliklari va bolalar</w:t>
                   </w:r>
                 </w:p>
               </w:tc>
             </w:tr>
           </w:tbl>
           <w:bookmarkEnd w:id="146"/>
+          <w:p/>
         </w:tc>
       </w:tr>
     </w:tbl>
